--- a/Day-3/Day3-Backend-Notes.docx
+++ b/Day-3/Day3-Backend-Notes.docx
@@ -23,12 +23,6 @@
         <w:gridCol w:w="9360"/>
       </w:tblGrid>
       <w:tr>
-        <w:tblPrEx>
-          <w:tblCellMar>
-            <w:top w:w="0" w:type="dxa"/>
-            <w:bottom w:w="0" w:type="dxa"/>
-          </w:tblCellMar>
-        </w:tblPrEx>
         <w:tc>
           <w:tcPr>
             <w:tcW w:w="9360" w:type="dxa"/>
@@ -234,12 +228,6 @@
         <w:gridCol w:w="9360"/>
       </w:tblGrid>
       <w:tr>
-        <w:tblPrEx>
-          <w:tblCellMar>
-            <w:top w:w="0" w:type="dxa"/>
-            <w:bottom w:w="0" w:type="dxa"/>
-          </w:tblCellMar>
-        </w:tblPrEx>
         <w:tc>
           <w:tcPr>
             <w:tcW w:w="9360" w:type="dxa"/>
@@ -532,12 +520,6 @@
         <w:gridCol w:w="4680"/>
       </w:tblGrid>
       <w:tr>
-        <w:tblPrEx>
-          <w:tblCellMar>
-            <w:top w:w="0" w:type="dxa"/>
-            <w:bottom w:w="0" w:type="dxa"/>
-          </w:tblCellMar>
-        </w:tblPrEx>
         <w:tc>
           <w:tcPr>
             <w:tcW w:w="9360" w:type="dxa"/>
@@ -572,12 +554,6 @@
         </w:tc>
       </w:tr>
       <w:tr>
-        <w:tblPrEx>
-          <w:tblCellMar>
-            <w:top w:w="0" w:type="dxa"/>
-            <w:bottom w:w="0" w:type="dxa"/>
-          </w:tblCellMar>
-        </w:tblPrEx>
         <w:tc>
           <w:tcPr>
             <w:tcW w:w="4680" w:type="dxa"/>
@@ -646,12 +622,6 @@
         </w:tc>
       </w:tr>
       <w:tr>
-        <w:tblPrEx>
-          <w:tblCellMar>
-            <w:top w:w="0" w:type="dxa"/>
-            <w:bottom w:w="0" w:type="dxa"/>
-          </w:tblCellMar>
-        </w:tblPrEx>
         <w:tc>
           <w:tcPr>
             <w:tcW w:w="4680" w:type="dxa"/>
@@ -710,12 +680,6 @@
         </w:tc>
       </w:tr>
       <w:tr>
-        <w:tblPrEx>
-          <w:tblCellMar>
-            <w:top w:w="0" w:type="dxa"/>
-            <w:bottom w:w="0" w:type="dxa"/>
-          </w:tblCellMar>
-        </w:tblPrEx>
         <w:tc>
           <w:tcPr>
             <w:tcW w:w="4680" w:type="dxa"/>
@@ -772,12 +736,6 @@
         </w:tc>
       </w:tr>
       <w:tr>
-        <w:tblPrEx>
-          <w:tblCellMar>
-            <w:top w:w="0" w:type="dxa"/>
-            <w:bottom w:w="0" w:type="dxa"/>
-          </w:tblCellMar>
-        </w:tblPrEx>
         <w:tc>
           <w:tcPr>
             <w:tcW w:w="4680" w:type="dxa"/>
@@ -836,12 +794,6 @@
         </w:tc>
       </w:tr>
       <w:tr>
-        <w:tblPrEx>
-          <w:tblCellMar>
-            <w:top w:w="0" w:type="dxa"/>
-            <w:bottom w:w="0" w:type="dxa"/>
-          </w:tblCellMar>
-        </w:tblPrEx>
         <w:tc>
           <w:tcPr>
             <w:tcW w:w="4680" w:type="dxa"/>
@@ -1008,12 +960,6 @@
         <w:gridCol w:w="3480"/>
       </w:tblGrid>
       <w:tr>
-        <w:tblPrEx>
-          <w:tblCellMar>
-            <w:top w:w="0" w:type="dxa"/>
-            <w:bottom w:w="0" w:type="dxa"/>
-          </w:tblCellMar>
-        </w:tblPrEx>
         <w:trPr>
           <w:tblHeader/>
         </w:trPr>
@@ -1121,12 +1067,6 @@
         </w:tc>
       </w:tr>
       <w:tr>
-        <w:tblPrEx>
-          <w:tblCellMar>
-            <w:top w:w="0" w:type="dxa"/>
-            <w:bottom w:w="0" w:type="dxa"/>
-          </w:tblCellMar>
-        </w:tblPrEx>
         <w:tc>
           <w:tcPr>
             <w:tcW w:w="2400" w:type="dxa"/>
@@ -1210,12 +1150,6 @@
         </w:tc>
       </w:tr>
       <w:tr>
-        <w:tblPrEx>
-          <w:tblCellMar>
-            <w:top w:w="0" w:type="dxa"/>
-            <w:bottom w:w="0" w:type="dxa"/>
-          </w:tblCellMar>
-        </w:tblPrEx>
         <w:tc>
           <w:tcPr>
             <w:tcW w:w="2400" w:type="dxa"/>
@@ -1335,12 +1269,6 @@
         </w:tc>
       </w:tr>
       <w:tr>
-        <w:tblPrEx>
-          <w:tblCellMar>
-            <w:top w:w="0" w:type="dxa"/>
-            <w:bottom w:w="0" w:type="dxa"/>
-          </w:tblCellMar>
-        </w:tblPrEx>
         <w:tc>
           <w:tcPr>
             <w:tcW w:w="2400" w:type="dxa"/>
@@ -1470,12 +1398,6 @@
         </w:tc>
       </w:tr>
       <w:tr>
-        <w:tblPrEx>
-          <w:tblCellMar>
-            <w:top w:w="0" w:type="dxa"/>
-            <w:bottom w:w="0" w:type="dxa"/>
-          </w:tblCellMar>
-        </w:tblPrEx>
         <w:tc>
           <w:tcPr>
             <w:tcW w:w="2400" w:type="dxa"/>
@@ -1630,12 +1552,6 @@
         </w:tc>
       </w:tr>
       <w:tr>
-        <w:tblPrEx>
-          <w:tblCellMar>
-            <w:top w:w="0" w:type="dxa"/>
-            <w:bottom w:w="0" w:type="dxa"/>
-          </w:tblCellMar>
-        </w:tblPrEx>
         <w:tc>
           <w:tcPr>
             <w:tcW w:w="2400" w:type="dxa"/>
@@ -1719,12 +1635,6 @@
         </w:tc>
       </w:tr>
       <w:tr>
-        <w:tblPrEx>
-          <w:tblCellMar>
-            <w:top w:w="0" w:type="dxa"/>
-            <w:bottom w:w="0" w:type="dxa"/>
-          </w:tblCellMar>
-        </w:tblPrEx>
         <w:tc>
           <w:tcPr>
             <w:tcW w:w="2400" w:type="dxa"/>
@@ -1847,12 +1757,6 @@
         </w:tc>
       </w:tr>
       <w:tr>
-        <w:tblPrEx>
-          <w:tblCellMar>
-            <w:top w:w="0" w:type="dxa"/>
-            <w:bottom w:w="0" w:type="dxa"/>
-          </w:tblCellMar>
-        </w:tblPrEx>
         <w:tc>
           <w:tcPr>
             <w:tcW w:w="2400" w:type="dxa"/>
@@ -1962,12 +1866,6 @@
         <w:gridCol w:w="9360"/>
       </w:tblGrid>
       <w:tr>
-        <w:tblPrEx>
-          <w:tblCellMar>
-            <w:top w:w="0" w:type="dxa"/>
-            <w:bottom w:w="0" w:type="dxa"/>
-          </w:tblCellMar>
-        </w:tblPrEx>
         <w:tc>
           <w:tcPr>
             <w:tcW w:w="9360" w:type="dxa"/>
@@ -2218,12 +2116,6 @@
         <w:gridCol w:w="9360"/>
       </w:tblGrid>
       <w:tr>
-        <w:tblPrEx>
-          <w:tblCellMar>
-            <w:top w:w="0" w:type="dxa"/>
-            <w:bottom w:w="0" w:type="dxa"/>
-          </w:tblCellMar>
-        </w:tblPrEx>
         <w:tc>
           <w:tcPr>
             <w:tcW w:w="9360" w:type="dxa"/>
@@ -2262,9 +2154,32 @@
                 <w:sz w:val="16"/>
                 <w:szCs w:val="16"/>
               </w:rPr>
-              <w:t>//</w:t>
-            </w:r>
-            <w:r>
+              <w:t>//Step 1 — Create math.js</w:t>
+            </w:r>
+          </w:p>
+          <w:p>
+            <w:pPr>
+              <w:spacing w:before="18" w:after="18"/>
+              <w:rPr>
+                <w:rFonts w:ascii="Courier New" w:eastAsia="Courier New" w:hAnsi="Courier New" w:cs="Courier New"/>
+                <w:color w:val="1E3A5F"/>
+                <w:sz w:val="16"/>
+                <w:szCs w:val="16"/>
+              </w:rPr>
+            </w:pPr>
+            <w:r>
+              <w:rPr>
+                <w:rFonts w:ascii="Courier New" w:eastAsia="Courier New" w:hAnsi="Courier New" w:cs="Courier New"/>
+                <w:color w:val="1E3A5F"/>
+                <w:sz w:val="16"/>
+                <w:szCs w:val="16"/>
+              </w:rPr>
+              <w:t>//This file exports functions.</w:t>
+            </w:r>
+          </w:p>
+          <w:p>
+            <w:pPr>
+              <w:spacing w:before="18" w:after="18"/>
               <w:rPr>
                 <w:rFonts w:ascii="Courier New" w:eastAsia="Courier New" w:hAnsi="Courier New" w:cs="Courier New"/>
                 <w:b/>
@@ -2273,431 +2188,352 @@
                 <w:sz w:val="16"/>
                 <w:szCs w:val="16"/>
               </w:rPr>
-              <w:t>Step 1 — Create math.js</w:t>
-            </w:r>
-          </w:p>
-          <w:p>
-            <w:pPr>
-              <w:spacing w:before="18" w:after="18"/>
-              <w:rPr>
-                <w:rFonts w:ascii="Courier New" w:eastAsia="Courier New" w:hAnsi="Courier New" w:cs="Courier New"/>
+            </w:pPr>
+            <w:r>
+              <w:rPr>
+                <w:rFonts w:ascii="Courier New" w:eastAsia="Courier New" w:hAnsi="Courier New" w:cs="Courier New"/>
+                <w:b/>
+                <w:bCs/>
                 <w:color w:val="1E3A5F"/>
                 <w:sz w:val="16"/>
                 <w:szCs w:val="16"/>
               </w:rPr>
-            </w:pPr>
-            <w:r>
-              <w:rPr>
-                <w:rFonts w:ascii="Courier New" w:eastAsia="Courier New" w:hAnsi="Courier New" w:cs="Courier New"/>
-                <w:color w:val="1E3A5F"/>
-                <w:sz w:val="16"/>
-                <w:szCs w:val="16"/>
-              </w:rPr>
-              <w:t>//</w:t>
-            </w:r>
-            <w:r>
-              <w:rPr>
-                <w:rFonts w:ascii="Courier New" w:eastAsia="Courier New" w:hAnsi="Courier New" w:cs="Courier New"/>
-                <w:color w:val="1E3A5F"/>
-                <w:sz w:val="16"/>
-                <w:szCs w:val="16"/>
-              </w:rPr>
-              <w:t>This file exports functions.</w:t>
-            </w:r>
-          </w:p>
-          <w:p>
-            <w:pPr>
-              <w:spacing w:before="18" w:after="18"/>
-              <w:rPr>
-                <w:rFonts w:ascii="Courier New" w:eastAsia="Courier New" w:hAnsi="Courier New" w:cs="Courier New"/>
+              <w:t>//math.js</w:t>
+            </w:r>
+          </w:p>
+          <w:p>
+            <w:pPr>
+              <w:spacing w:before="18" w:after="18"/>
+              <w:rPr>
+                <w:rFonts w:ascii="Courier New" w:eastAsia="Courier New" w:hAnsi="Courier New" w:cs="Courier New"/>
+                <w:color w:val="1E3A5F"/>
+                <w:sz w:val="18"/>
+                <w:szCs w:val="18"/>
+              </w:rPr>
+            </w:pPr>
+            <w:r>
+              <w:rPr>
+                <w:rFonts w:ascii="Courier New" w:eastAsia="Courier New" w:hAnsi="Courier New" w:cs="Courier New"/>
+                <w:color w:val="1E3A5F"/>
+                <w:sz w:val="18"/>
+                <w:szCs w:val="18"/>
+              </w:rPr>
+              <w:t xml:space="preserve">function </w:t>
+            </w:r>
+            <w:proofErr w:type="gramStart"/>
+            <w:r>
+              <w:rPr>
+                <w:rFonts w:ascii="Courier New" w:eastAsia="Courier New" w:hAnsi="Courier New" w:cs="Courier New"/>
+                <w:color w:val="1E3A5F"/>
+                <w:sz w:val="18"/>
+                <w:szCs w:val="18"/>
+              </w:rPr>
+              <w:t>add(</w:t>
+            </w:r>
+            <w:proofErr w:type="gramEnd"/>
+            <w:r>
+              <w:rPr>
+                <w:rFonts w:ascii="Courier New" w:eastAsia="Courier New" w:hAnsi="Courier New" w:cs="Courier New"/>
+                <w:color w:val="1E3A5F"/>
+                <w:sz w:val="18"/>
+                <w:szCs w:val="18"/>
+              </w:rPr>
+              <w:t>a, b) {</w:t>
+            </w:r>
+            <w:r>
+              <w:rPr>
+                <w:rFonts w:ascii="Courier New" w:eastAsia="Courier New" w:hAnsi="Courier New" w:cs="Courier New"/>
+                <w:color w:val="1E3A5F"/>
+                <w:sz w:val="18"/>
+                <w:szCs w:val="18"/>
+              </w:rPr>
+              <w:br/>
+              <w:t xml:space="preserve">   return a + b;</w:t>
+            </w:r>
+            <w:r>
+              <w:rPr>
+                <w:rFonts w:ascii="Courier New" w:eastAsia="Courier New" w:hAnsi="Courier New" w:cs="Courier New"/>
+                <w:color w:val="1E3A5F"/>
+                <w:sz w:val="18"/>
+                <w:szCs w:val="18"/>
+              </w:rPr>
+              <w:br/>
+              <w:t>}</w:t>
+            </w:r>
+            <w:r>
+              <w:rPr>
+                <w:rFonts w:ascii="Courier New" w:eastAsia="Courier New" w:hAnsi="Courier New" w:cs="Courier New"/>
+                <w:color w:val="1E3A5F"/>
+                <w:sz w:val="18"/>
+                <w:szCs w:val="18"/>
+              </w:rPr>
+              <w:br/>
+            </w:r>
+            <w:r>
+              <w:rPr>
+                <w:rFonts w:ascii="Courier New" w:eastAsia="Courier New" w:hAnsi="Courier New" w:cs="Courier New"/>
+                <w:color w:val="1E3A5F"/>
+                <w:sz w:val="18"/>
+                <w:szCs w:val="18"/>
+              </w:rPr>
+              <w:br/>
+              <w:t xml:space="preserve">function </w:t>
+            </w:r>
+            <w:proofErr w:type="gramStart"/>
+            <w:r>
+              <w:rPr>
+                <w:rFonts w:ascii="Courier New" w:eastAsia="Courier New" w:hAnsi="Courier New" w:cs="Courier New"/>
+                <w:color w:val="1E3A5F"/>
+                <w:sz w:val="18"/>
+                <w:szCs w:val="18"/>
+              </w:rPr>
+              <w:t>subtract(</w:t>
+            </w:r>
+            <w:proofErr w:type="gramEnd"/>
+            <w:r>
+              <w:rPr>
+                <w:rFonts w:ascii="Courier New" w:eastAsia="Courier New" w:hAnsi="Courier New" w:cs="Courier New"/>
+                <w:color w:val="1E3A5F"/>
+                <w:sz w:val="18"/>
+                <w:szCs w:val="18"/>
+              </w:rPr>
+              <w:t>a, b) {</w:t>
+            </w:r>
+            <w:r>
+              <w:rPr>
+                <w:rFonts w:ascii="Courier New" w:eastAsia="Courier New" w:hAnsi="Courier New" w:cs="Courier New"/>
+                <w:color w:val="1E3A5F"/>
+                <w:sz w:val="18"/>
+                <w:szCs w:val="18"/>
+              </w:rPr>
+              <w:br/>
+              <w:t xml:space="preserve">   return a - b;</w:t>
+            </w:r>
+            <w:r>
+              <w:rPr>
+                <w:rFonts w:ascii="Courier New" w:eastAsia="Courier New" w:hAnsi="Courier New" w:cs="Courier New"/>
+                <w:color w:val="1E3A5F"/>
+                <w:sz w:val="18"/>
+                <w:szCs w:val="18"/>
+              </w:rPr>
+              <w:br/>
+              <w:t>}</w:t>
+            </w:r>
+            <w:r>
+              <w:rPr>
+                <w:rFonts w:ascii="Courier New" w:eastAsia="Courier New" w:hAnsi="Courier New" w:cs="Courier New"/>
+                <w:color w:val="1E3A5F"/>
+                <w:sz w:val="18"/>
+                <w:szCs w:val="18"/>
+              </w:rPr>
+              <w:br/>
+            </w:r>
+            <w:r>
+              <w:rPr>
+                <w:rFonts w:ascii="Courier New" w:eastAsia="Courier New" w:hAnsi="Courier New" w:cs="Courier New"/>
+                <w:color w:val="1E3A5F"/>
+                <w:sz w:val="18"/>
+                <w:szCs w:val="18"/>
+              </w:rPr>
+              <w:br/>
+              <w:t>// Export functions</w:t>
+            </w:r>
+            <w:r>
+              <w:rPr>
+                <w:rFonts w:ascii="Courier New" w:eastAsia="Courier New" w:hAnsi="Courier New" w:cs="Courier New"/>
+                <w:color w:val="1E3A5F"/>
+                <w:sz w:val="18"/>
+                <w:szCs w:val="18"/>
+              </w:rPr>
+              <w:br/>
+            </w:r>
+            <w:proofErr w:type="spellStart"/>
+            <w:proofErr w:type="gramStart"/>
+            <w:r>
+              <w:rPr>
+                <w:rFonts w:ascii="Courier New" w:eastAsia="Courier New" w:hAnsi="Courier New" w:cs="Courier New"/>
+                <w:color w:val="1E3A5F"/>
+                <w:sz w:val="18"/>
+                <w:szCs w:val="18"/>
+              </w:rPr>
+              <w:t>module.exports</w:t>
+            </w:r>
+            <w:proofErr w:type="spellEnd"/>
+            <w:proofErr w:type="gramEnd"/>
+            <w:r>
+              <w:rPr>
+                <w:rFonts w:ascii="Courier New" w:eastAsia="Courier New" w:hAnsi="Courier New" w:cs="Courier New"/>
+                <w:color w:val="1E3A5F"/>
+                <w:sz w:val="18"/>
+                <w:szCs w:val="18"/>
+              </w:rPr>
+              <w:t xml:space="preserve"> = {</w:t>
+            </w:r>
+            <w:r>
+              <w:rPr>
+                <w:rFonts w:ascii="Courier New" w:eastAsia="Courier New" w:hAnsi="Courier New" w:cs="Courier New"/>
+                <w:color w:val="1E3A5F"/>
+                <w:sz w:val="18"/>
+                <w:szCs w:val="18"/>
+              </w:rPr>
+              <w:br/>
+              <w:t xml:space="preserve">   add,</w:t>
+            </w:r>
+            <w:r>
+              <w:rPr>
+                <w:rFonts w:ascii="Courier New" w:eastAsia="Courier New" w:hAnsi="Courier New" w:cs="Courier New"/>
+                <w:color w:val="1E3A5F"/>
+                <w:sz w:val="18"/>
+                <w:szCs w:val="18"/>
+              </w:rPr>
+              <w:br/>
+              <w:t xml:space="preserve">   subtract</w:t>
+            </w:r>
+            <w:r>
+              <w:rPr>
+                <w:rFonts w:ascii="Courier New" w:eastAsia="Courier New" w:hAnsi="Courier New" w:cs="Courier New"/>
+                <w:color w:val="1E3A5F"/>
+                <w:sz w:val="18"/>
+                <w:szCs w:val="18"/>
+              </w:rPr>
+              <w:br/>
+              <w:t>};</w:t>
+            </w:r>
+          </w:p>
+          <w:p>
+            <w:pPr>
+              <w:spacing w:before="18" w:after="18"/>
+            </w:pPr>
+          </w:p>
+          <w:p>
+            <w:pPr>
+              <w:spacing w:before="18" w:after="18"/>
+            </w:pPr>
+            <w:r>
+              <w:rPr>
+                <w:rFonts w:ascii="Courier New" w:eastAsia="Courier New" w:hAnsi="Courier New" w:cs="Courier New"/>
+                <w:color w:val="1E3A5F"/>
+                <w:sz w:val="18"/>
+                <w:szCs w:val="18"/>
+              </w:rPr>
+              <w:t xml:space="preserve">function </w:t>
+            </w:r>
+            <w:proofErr w:type="gramStart"/>
+            <w:r>
+              <w:rPr>
+                <w:rFonts w:ascii="Courier New" w:eastAsia="Courier New" w:hAnsi="Courier New" w:cs="Courier New"/>
+                <w:color w:val="1E3A5F"/>
+                <w:sz w:val="18"/>
+                <w:szCs w:val="18"/>
+              </w:rPr>
+              <w:t>multiply(</w:t>
+            </w:r>
+            <w:proofErr w:type="gramEnd"/>
+            <w:r>
+              <w:rPr>
+                <w:rFonts w:ascii="Courier New" w:eastAsia="Courier New" w:hAnsi="Courier New" w:cs="Courier New"/>
+                <w:color w:val="1E3A5F"/>
+                <w:sz w:val="18"/>
+                <w:szCs w:val="18"/>
+              </w:rPr>
+              <w:t>a, b) {</w:t>
+            </w:r>
+          </w:p>
+          <w:p>
+            <w:pPr>
+              <w:spacing w:before="18" w:after="18"/>
+              <w:rPr>
+                <w:rFonts w:ascii="Courier New" w:eastAsia="Courier New" w:hAnsi="Courier New" w:cs="Courier New"/>
+                <w:color w:val="1E3A5F"/>
+                <w:sz w:val="18"/>
+                <w:szCs w:val="18"/>
+              </w:rPr>
+            </w:pPr>
+            <w:r>
+              <w:rPr>
+                <w:rFonts w:ascii="Courier New" w:eastAsia="Courier New" w:hAnsi="Courier New" w:cs="Courier New"/>
+                <w:color w:val="1E3A5F"/>
+                <w:sz w:val="18"/>
+                <w:szCs w:val="18"/>
+              </w:rPr>
+              <w:t xml:space="preserve">  return a * b;</w:t>
+            </w:r>
+          </w:p>
+          <w:p>
+            <w:pPr>
+              <w:spacing w:before="18" w:after="18"/>
+              <w:rPr>
+                <w:rFonts w:ascii="Courier New" w:eastAsia="Courier New" w:hAnsi="Courier New" w:cs="Courier New"/>
+                <w:color w:val="1E3A5F"/>
+                <w:sz w:val="18"/>
+                <w:szCs w:val="18"/>
+              </w:rPr>
+            </w:pPr>
+            <w:r>
+              <w:rPr>
+                <w:rFonts w:ascii="Courier New" w:eastAsia="Courier New" w:hAnsi="Courier New" w:cs="Courier New"/>
+                <w:color w:val="1E3A5F"/>
+                <w:sz w:val="18"/>
+                <w:szCs w:val="18"/>
+              </w:rPr>
+              <w:t>}</w:t>
+            </w:r>
+          </w:p>
+          <w:p>
+            <w:pPr>
+              <w:spacing w:before="18" w:after="18"/>
+              <w:rPr>
                 <w:b/>
                 <w:bCs/>
-                <w:color w:val="1E3A5F"/>
-                <w:sz w:val="16"/>
-                <w:szCs w:val="16"/>
-              </w:rPr>
-            </w:pPr>
-            <w:r>
-              <w:rPr>
-                <w:rFonts w:ascii="Courier New" w:eastAsia="Courier New" w:hAnsi="Courier New" w:cs="Courier New"/>
+                <w:sz w:val="18"/>
+                <w:szCs w:val="18"/>
+              </w:rPr>
+            </w:pPr>
+            <w:r>
+              <w:rPr>
                 <w:b/>
                 <w:bCs/>
-                <w:color w:val="1E3A5F"/>
-                <w:sz w:val="16"/>
-                <w:szCs w:val="16"/>
-              </w:rPr>
-              <w:t>//</w:t>
-            </w:r>
-            <w:r>
-              <w:rPr>
-                <w:rFonts w:ascii="Courier New" w:eastAsia="Courier New" w:hAnsi="Courier New" w:cs="Courier New"/>
+                <w:sz w:val="18"/>
+                <w:szCs w:val="18"/>
+              </w:rPr>
+              <w:lastRenderedPageBreak/>
+              <w:t>//Step 2 — Create app.js</w:t>
+            </w:r>
+          </w:p>
+          <w:p>
+            <w:pPr>
+              <w:spacing w:before="18" w:after="18"/>
+              <w:rPr>
+                <w:sz w:val="18"/>
+                <w:szCs w:val="18"/>
+              </w:rPr>
+            </w:pPr>
+            <w:r>
+              <w:rPr>
+                <w:sz w:val="18"/>
+                <w:szCs w:val="18"/>
+              </w:rPr>
+              <w:t>//This file imports functions.</w:t>
+            </w:r>
+          </w:p>
+          <w:p>
+            <w:pPr>
+              <w:spacing w:before="18" w:after="18"/>
+              <w:rPr>
                 <w:b/>
                 <w:bCs/>
-                <w:color w:val="1E3A5F"/>
-                <w:sz w:val="16"/>
-                <w:szCs w:val="16"/>
-              </w:rPr>
-              <w:t>math.js</w:t>
-            </w:r>
-          </w:p>
-          <w:p>
-            <w:pPr>
-              <w:spacing w:before="18" w:after="18"/>
-              <w:rPr>
-                <w:rFonts w:ascii="Courier New" w:eastAsia="Courier New" w:hAnsi="Courier New" w:cs="Courier New"/>
-                <w:color w:val="1E3A5F"/>
-                <w:sz w:val="18"/>
-                <w:szCs w:val="18"/>
-              </w:rPr>
-            </w:pPr>
-            <w:r>
-              <w:rPr>
-                <w:rFonts w:ascii="Courier New" w:eastAsia="Courier New" w:hAnsi="Courier New" w:cs="Courier New"/>
-                <w:color w:val="1E3A5F"/>
-                <w:sz w:val="18"/>
-                <w:szCs w:val="18"/>
-              </w:rPr>
-              <w:t xml:space="preserve">function </w:t>
-            </w:r>
-            <w:proofErr w:type="gramStart"/>
-            <w:r>
-              <w:rPr>
-                <w:rFonts w:ascii="Courier New" w:eastAsia="Courier New" w:hAnsi="Courier New" w:cs="Courier New"/>
-                <w:color w:val="1E3A5F"/>
-                <w:sz w:val="18"/>
-                <w:szCs w:val="18"/>
-              </w:rPr>
-              <w:t>add(</w:t>
-            </w:r>
-            <w:proofErr w:type="gramEnd"/>
-            <w:r>
-              <w:rPr>
-                <w:rFonts w:ascii="Courier New" w:eastAsia="Courier New" w:hAnsi="Courier New" w:cs="Courier New"/>
-                <w:color w:val="1E3A5F"/>
-                <w:sz w:val="18"/>
-                <w:szCs w:val="18"/>
-              </w:rPr>
-              <w:t>a, b) {</w:t>
-            </w:r>
-            <w:r>
-              <w:rPr>
-                <w:rFonts w:ascii="Courier New" w:eastAsia="Courier New" w:hAnsi="Courier New" w:cs="Courier New"/>
-                <w:color w:val="1E3A5F"/>
-                <w:sz w:val="18"/>
-                <w:szCs w:val="18"/>
-              </w:rPr>
-              <w:br/>
-              <w:t xml:space="preserve">   return a + b;</w:t>
-            </w:r>
-            <w:r>
-              <w:rPr>
-                <w:rFonts w:ascii="Courier New" w:eastAsia="Courier New" w:hAnsi="Courier New" w:cs="Courier New"/>
-                <w:color w:val="1E3A5F"/>
-                <w:sz w:val="18"/>
-                <w:szCs w:val="18"/>
-              </w:rPr>
-              <w:br/>
-              <w:t>}</w:t>
-            </w:r>
-            <w:r>
-              <w:rPr>
-                <w:rFonts w:ascii="Courier New" w:eastAsia="Courier New" w:hAnsi="Courier New" w:cs="Courier New"/>
-                <w:color w:val="1E3A5F"/>
-                <w:sz w:val="18"/>
-                <w:szCs w:val="18"/>
-              </w:rPr>
-              <w:br/>
-            </w:r>
-            <w:r>
-              <w:rPr>
-                <w:rFonts w:ascii="Courier New" w:eastAsia="Courier New" w:hAnsi="Courier New" w:cs="Courier New"/>
-                <w:color w:val="1E3A5F"/>
-                <w:sz w:val="18"/>
-                <w:szCs w:val="18"/>
-              </w:rPr>
-              <w:br/>
-              <w:t xml:space="preserve">function </w:t>
-            </w:r>
-            <w:proofErr w:type="gramStart"/>
-            <w:r>
-              <w:rPr>
-                <w:rFonts w:ascii="Courier New" w:eastAsia="Courier New" w:hAnsi="Courier New" w:cs="Courier New"/>
-                <w:color w:val="1E3A5F"/>
-                <w:sz w:val="18"/>
-                <w:szCs w:val="18"/>
-              </w:rPr>
-              <w:t>subtract(</w:t>
-            </w:r>
-            <w:proofErr w:type="gramEnd"/>
-            <w:r>
-              <w:rPr>
-                <w:rFonts w:ascii="Courier New" w:eastAsia="Courier New" w:hAnsi="Courier New" w:cs="Courier New"/>
-                <w:color w:val="1E3A5F"/>
-                <w:sz w:val="18"/>
-                <w:szCs w:val="18"/>
-              </w:rPr>
-              <w:t>a, b) {</w:t>
-            </w:r>
-            <w:r>
-              <w:rPr>
-                <w:rFonts w:ascii="Courier New" w:eastAsia="Courier New" w:hAnsi="Courier New" w:cs="Courier New"/>
-                <w:color w:val="1E3A5F"/>
-                <w:sz w:val="18"/>
-                <w:szCs w:val="18"/>
-              </w:rPr>
-              <w:br/>
-              <w:t xml:space="preserve">   return a - b;</w:t>
-            </w:r>
-            <w:r>
-              <w:rPr>
-                <w:rFonts w:ascii="Courier New" w:eastAsia="Courier New" w:hAnsi="Courier New" w:cs="Courier New"/>
-                <w:color w:val="1E3A5F"/>
-                <w:sz w:val="18"/>
-                <w:szCs w:val="18"/>
-              </w:rPr>
-              <w:br/>
-              <w:t>}</w:t>
-            </w:r>
-            <w:r>
-              <w:rPr>
-                <w:rFonts w:ascii="Courier New" w:eastAsia="Courier New" w:hAnsi="Courier New" w:cs="Courier New"/>
-                <w:color w:val="1E3A5F"/>
-                <w:sz w:val="18"/>
-                <w:szCs w:val="18"/>
-              </w:rPr>
-              <w:br/>
-            </w:r>
-            <w:r>
-              <w:rPr>
-                <w:rFonts w:ascii="Courier New" w:eastAsia="Courier New" w:hAnsi="Courier New" w:cs="Courier New"/>
-                <w:color w:val="1E3A5F"/>
-                <w:sz w:val="18"/>
-                <w:szCs w:val="18"/>
-              </w:rPr>
-              <w:br/>
-              <w:t>// Export functions</w:t>
-            </w:r>
-            <w:r>
-              <w:rPr>
-                <w:rFonts w:ascii="Courier New" w:eastAsia="Courier New" w:hAnsi="Courier New" w:cs="Courier New"/>
-                <w:color w:val="1E3A5F"/>
-                <w:sz w:val="18"/>
-                <w:szCs w:val="18"/>
-              </w:rPr>
-              <w:br/>
-            </w:r>
-            <w:proofErr w:type="spellStart"/>
-            <w:proofErr w:type="gramStart"/>
-            <w:r>
-              <w:rPr>
-                <w:rFonts w:ascii="Courier New" w:eastAsia="Courier New" w:hAnsi="Courier New" w:cs="Courier New"/>
-                <w:color w:val="1E3A5F"/>
-                <w:sz w:val="18"/>
-                <w:szCs w:val="18"/>
-              </w:rPr>
-              <w:t>module.exports</w:t>
-            </w:r>
-            <w:proofErr w:type="spellEnd"/>
-            <w:proofErr w:type="gramEnd"/>
-            <w:r>
-              <w:rPr>
-                <w:rFonts w:ascii="Courier New" w:eastAsia="Courier New" w:hAnsi="Courier New" w:cs="Courier New"/>
-                <w:color w:val="1E3A5F"/>
-                <w:sz w:val="18"/>
-                <w:szCs w:val="18"/>
-              </w:rPr>
-              <w:t xml:space="preserve"> = {</w:t>
-            </w:r>
-            <w:r>
-              <w:rPr>
-                <w:rFonts w:ascii="Courier New" w:eastAsia="Courier New" w:hAnsi="Courier New" w:cs="Courier New"/>
-                <w:color w:val="1E3A5F"/>
-                <w:sz w:val="18"/>
-                <w:szCs w:val="18"/>
-              </w:rPr>
-              <w:br/>
-              <w:t xml:space="preserve">   add,</w:t>
-            </w:r>
-            <w:r>
-              <w:rPr>
-                <w:rFonts w:ascii="Courier New" w:eastAsia="Courier New" w:hAnsi="Courier New" w:cs="Courier New"/>
-                <w:color w:val="1E3A5F"/>
-                <w:sz w:val="18"/>
-                <w:szCs w:val="18"/>
-              </w:rPr>
-              <w:br/>
-              <w:t xml:space="preserve">   subtract</w:t>
-            </w:r>
-            <w:r>
-              <w:rPr>
-                <w:rFonts w:ascii="Courier New" w:eastAsia="Courier New" w:hAnsi="Courier New" w:cs="Courier New"/>
-                <w:color w:val="1E3A5F"/>
-                <w:sz w:val="18"/>
-                <w:szCs w:val="18"/>
-              </w:rPr>
-              <w:br/>
-              <w:t>};</w:t>
-            </w:r>
-          </w:p>
-          <w:p>
-            <w:pPr>
-              <w:spacing w:before="18" w:after="18"/>
-            </w:pPr>
-          </w:p>
-          <w:p>
-            <w:pPr>
-              <w:spacing w:before="18" w:after="18"/>
-            </w:pPr>
-            <w:r>
-              <w:rPr>
-                <w:rFonts w:ascii="Courier New" w:eastAsia="Courier New" w:hAnsi="Courier New" w:cs="Courier New"/>
-                <w:color w:val="1E3A5F"/>
-                <w:sz w:val="18"/>
-                <w:szCs w:val="18"/>
-              </w:rPr>
-              <w:t xml:space="preserve">function </w:t>
-            </w:r>
-            <w:proofErr w:type="gramStart"/>
-            <w:r>
-              <w:rPr>
-                <w:rFonts w:ascii="Courier New" w:eastAsia="Courier New" w:hAnsi="Courier New" w:cs="Courier New"/>
-                <w:color w:val="1E3A5F"/>
-                <w:sz w:val="18"/>
-                <w:szCs w:val="18"/>
-              </w:rPr>
-              <w:t>multiply(</w:t>
-            </w:r>
-            <w:proofErr w:type="gramEnd"/>
-            <w:r>
-              <w:rPr>
-                <w:rFonts w:ascii="Courier New" w:eastAsia="Courier New" w:hAnsi="Courier New" w:cs="Courier New"/>
-                <w:color w:val="1E3A5F"/>
-                <w:sz w:val="18"/>
-                <w:szCs w:val="18"/>
-              </w:rPr>
-              <w:t>a, b) {</w:t>
-            </w:r>
-          </w:p>
-          <w:p>
-            <w:pPr>
-              <w:spacing w:before="18" w:after="18"/>
-              <w:rPr>
-                <w:rFonts w:ascii="Courier New" w:eastAsia="Courier New" w:hAnsi="Courier New" w:cs="Courier New"/>
-                <w:color w:val="1E3A5F"/>
-                <w:sz w:val="18"/>
-                <w:szCs w:val="18"/>
-              </w:rPr>
-            </w:pPr>
-            <w:r>
-              <w:rPr>
-                <w:rFonts w:ascii="Courier New" w:eastAsia="Courier New" w:hAnsi="Courier New" w:cs="Courier New"/>
-                <w:color w:val="1E3A5F"/>
-                <w:sz w:val="18"/>
-                <w:szCs w:val="18"/>
-              </w:rPr>
-              <w:t xml:space="preserve">  return a * b;</w:t>
-            </w:r>
-          </w:p>
-          <w:p>
-            <w:pPr>
-              <w:spacing w:before="18" w:after="18"/>
-              <w:rPr>
-                <w:rFonts w:ascii="Courier New" w:eastAsia="Courier New" w:hAnsi="Courier New" w:cs="Courier New"/>
-                <w:color w:val="1E3A5F"/>
-                <w:sz w:val="18"/>
-                <w:szCs w:val="18"/>
-              </w:rPr>
-            </w:pPr>
-            <w:r>
-              <w:rPr>
-                <w:rFonts w:ascii="Courier New" w:eastAsia="Courier New" w:hAnsi="Courier New" w:cs="Courier New"/>
-                <w:color w:val="1E3A5F"/>
-                <w:sz w:val="18"/>
-                <w:szCs w:val="18"/>
-              </w:rPr>
-              <w:t>}</w:t>
-            </w:r>
-          </w:p>
-          <w:p>
-            <w:pPr>
-              <w:spacing w:before="18" w:after="18"/>
+                <w:sz w:val="18"/>
+                <w:szCs w:val="18"/>
+              </w:rPr>
+            </w:pPr>
+            <w:r>
               <w:rPr>
                 <w:b/>
                 <w:bCs/>
                 <w:sz w:val="18"/>
                 <w:szCs w:val="18"/>
               </w:rPr>
-            </w:pPr>
-            <w:r>
-              <w:rPr>
-                <w:b/>
-                <w:bCs/>
-                <w:sz w:val="18"/>
-                <w:szCs w:val="18"/>
-              </w:rPr>
-              <w:lastRenderedPageBreak/>
-              <w:t>//</w:t>
-            </w:r>
-            <w:r>
-              <w:rPr>
-                <w:b/>
-                <w:bCs/>
-                <w:sz w:val="18"/>
-                <w:szCs w:val="18"/>
-              </w:rPr>
-              <w:t>Step 2 — Create app.js</w:t>
-            </w:r>
-          </w:p>
-          <w:p>
-            <w:pPr>
-              <w:spacing w:before="18" w:after="18"/>
-              <w:rPr>
-                <w:sz w:val="18"/>
-                <w:szCs w:val="18"/>
-              </w:rPr>
-            </w:pPr>
-            <w:r>
-              <w:rPr>
-                <w:sz w:val="18"/>
-                <w:szCs w:val="18"/>
-              </w:rPr>
-              <w:t>//</w:t>
-            </w:r>
-            <w:r>
-              <w:rPr>
-                <w:sz w:val="18"/>
-                <w:szCs w:val="18"/>
-              </w:rPr>
-              <w:t>This file imports functions.</w:t>
-            </w:r>
-          </w:p>
-          <w:p>
-            <w:pPr>
-              <w:spacing w:before="18" w:after="18"/>
-              <w:rPr>
-                <w:b/>
-                <w:bCs/>
-                <w:sz w:val="18"/>
-                <w:szCs w:val="18"/>
-              </w:rPr>
-            </w:pPr>
-            <w:r>
-              <w:rPr>
-                <w:b/>
-                <w:bCs/>
-                <w:sz w:val="18"/>
-                <w:szCs w:val="18"/>
-              </w:rPr>
-              <w:t>//</w:t>
-            </w:r>
-            <w:r>
-              <w:rPr>
-                <w:b/>
-                <w:bCs/>
-                <w:sz w:val="18"/>
-                <w:szCs w:val="18"/>
-              </w:rPr>
-              <w:t>app.js</w:t>
+              <w:t>//app.js</w:t>
             </w:r>
           </w:p>
           <w:p>
@@ -2809,12 +2645,6 @@
         <w:gridCol w:w="9360"/>
       </w:tblGrid>
       <w:tr>
-        <w:tblPrEx>
-          <w:tblCellMar>
-            <w:top w:w="0" w:type="dxa"/>
-            <w:bottom w:w="0" w:type="dxa"/>
-          </w:tblCellMar>
-        </w:tblPrEx>
         <w:tc>
           <w:tcPr>
             <w:tcW w:w="9360" w:type="dxa"/>
@@ -3185,12 +3015,6 @@
         <w:gridCol w:w="9360"/>
       </w:tblGrid>
       <w:tr>
-        <w:tblPrEx>
-          <w:tblCellMar>
-            <w:top w:w="0" w:type="dxa"/>
-            <w:bottom w:w="0" w:type="dxa"/>
-          </w:tblCellMar>
-        </w:tblPrEx>
         <w:tc>
           <w:tcPr>
             <w:tcW w:w="9360" w:type="dxa"/>
@@ -3656,12 +3480,6 @@
         <w:gridCol w:w="9360"/>
       </w:tblGrid>
       <w:tr>
-        <w:tblPrEx>
-          <w:tblCellMar>
-            <w:top w:w="0" w:type="dxa"/>
-            <w:bottom w:w="0" w:type="dxa"/>
-          </w:tblCellMar>
-        </w:tblPrEx>
         <w:tc>
           <w:tcPr>
             <w:tcW w:w="9360" w:type="dxa"/>
@@ -4368,12 +4186,6 @@
         <w:gridCol w:w="8720"/>
       </w:tblGrid>
       <w:tr>
-        <w:tblPrEx>
-          <w:tblCellMar>
-            <w:top w:w="0" w:type="dxa"/>
-            <w:bottom w:w="0" w:type="dxa"/>
-          </w:tblCellMar>
-        </w:tblPrEx>
         <w:tc>
           <w:tcPr>
             <w:tcW w:w="640" w:type="dxa"/>
@@ -4439,12 +4251,6 @@
         </w:tc>
       </w:tr>
       <w:tr>
-        <w:tblPrEx>
-          <w:tblCellMar>
-            <w:top w:w="0" w:type="dxa"/>
-            <w:bottom w:w="0" w:type="dxa"/>
-          </w:tblCellMar>
-        </w:tblPrEx>
         <w:tc>
           <w:tcPr>
             <w:tcW w:w="640" w:type="dxa"/>
@@ -4568,12 +4374,6 @@
         </w:tc>
       </w:tr>
       <w:tr>
-        <w:tblPrEx>
-          <w:tblCellMar>
-            <w:top w:w="0" w:type="dxa"/>
-            <w:bottom w:w="0" w:type="dxa"/>
-          </w:tblCellMar>
-        </w:tblPrEx>
         <w:tc>
           <w:tcPr>
             <w:tcW w:w="640" w:type="dxa"/>
@@ -4737,12 +4537,6 @@
         </w:tc>
       </w:tr>
       <w:tr>
-        <w:tblPrEx>
-          <w:tblCellMar>
-            <w:top w:w="0" w:type="dxa"/>
-            <w:bottom w:w="0" w:type="dxa"/>
-          </w:tblCellMar>
-        </w:tblPrEx>
         <w:tc>
           <w:tcPr>
             <w:tcW w:w="640" w:type="dxa"/>
@@ -4957,12 +4751,6 @@
         </w:tc>
       </w:tr>
       <w:tr>
-        <w:tblPrEx>
-          <w:tblCellMar>
-            <w:top w:w="0" w:type="dxa"/>
-            <w:bottom w:w="0" w:type="dxa"/>
-          </w:tblCellMar>
-        </w:tblPrEx>
         <w:tc>
           <w:tcPr>
             <w:tcW w:w="640" w:type="dxa"/>
@@ -5026,12 +4814,6 @@
         </w:tc>
       </w:tr>
       <w:tr>
-        <w:tblPrEx>
-          <w:tblCellMar>
-            <w:top w:w="0" w:type="dxa"/>
-            <w:bottom w:w="0" w:type="dxa"/>
-          </w:tblCellMar>
-        </w:tblPrEx>
         <w:tc>
           <w:tcPr>
             <w:tcW w:w="640" w:type="dxa"/>
@@ -5123,12 +4905,6 @@
         </w:tc>
       </w:tr>
       <w:tr>
-        <w:tblPrEx>
-          <w:tblCellMar>
-            <w:top w:w="0" w:type="dxa"/>
-            <w:bottom w:w="0" w:type="dxa"/>
-          </w:tblCellMar>
-        </w:tblPrEx>
         <w:tc>
           <w:tcPr>
             <w:tcW w:w="640" w:type="dxa"/>
@@ -5238,12 +5014,6 @@
         <w:gridCol w:w="9360"/>
       </w:tblGrid>
       <w:tr>
-        <w:tblPrEx>
-          <w:tblCellMar>
-            <w:top w:w="0" w:type="dxa"/>
-            <w:bottom w:w="0" w:type="dxa"/>
-          </w:tblCellMar>
-        </w:tblPrEx>
         <w:tc>
           <w:tcPr>
             <w:tcW w:w="9360" w:type="dxa"/>
@@ -5392,12 +5162,6 @@
         <w:gridCol w:w="9360"/>
       </w:tblGrid>
       <w:tr>
-        <w:tblPrEx>
-          <w:tblCellMar>
-            <w:top w:w="0" w:type="dxa"/>
-            <w:bottom w:w="0" w:type="dxa"/>
-          </w:tblCellMar>
-        </w:tblPrEx>
         <w:tc>
           <w:tcPr>
             <w:tcW w:w="9360" w:type="dxa"/>
@@ -5742,12 +5506,6 @@
         <w:gridCol w:w="9360"/>
       </w:tblGrid>
       <w:tr>
-        <w:tblPrEx>
-          <w:tblCellMar>
-            <w:top w:w="0" w:type="dxa"/>
-            <w:bottom w:w="0" w:type="dxa"/>
-          </w:tblCellMar>
-        </w:tblPrEx>
         <w:tc>
           <w:tcPr>
             <w:tcW w:w="9360" w:type="dxa"/>
@@ -6270,12 +6028,6 @@
         <w:gridCol w:w="9360"/>
       </w:tblGrid>
       <w:tr>
-        <w:tblPrEx>
-          <w:tblCellMar>
-            <w:top w:w="0" w:type="dxa"/>
-            <w:bottom w:w="0" w:type="dxa"/>
-          </w:tblCellMar>
-        </w:tblPrEx>
         <w:tc>
           <w:tcPr>
             <w:tcW w:w="9360" w:type="dxa"/>
@@ -6543,12 +6295,6 @@
         <w:gridCol w:w="3880"/>
       </w:tblGrid>
       <w:tr>
-        <w:tblPrEx>
-          <w:tblCellMar>
-            <w:top w:w="0" w:type="dxa"/>
-            <w:bottom w:w="0" w:type="dxa"/>
-          </w:tblCellMar>
-        </w:tblPrEx>
         <w:trPr>
           <w:tblHeader/>
         </w:trPr>
@@ -6646,12 +6392,6 @@
         </w:tc>
       </w:tr>
       <w:tr>
-        <w:tblPrEx>
-          <w:tblCellMar>
-            <w:top w:w="0" w:type="dxa"/>
-            <w:bottom w:w="0" w:type="dxa"/>
-          </w:tblCellMar>
-        </w:tblPrEx>
         <w:tc>
           <w:tcPr>
             <w:tcW w:w="1600" w:type="dxa"/>
@@ -6761,12 +6501,6 @@
         </w:tc>
       </w:tr>
       <w:tr>
-        <w:tblPrEx>
-          <w:tblCellMar>
-            <w:top w:w="0" w:type="dxa"/>
-            <w:bottom w:w="0" w:type="dxa"/>
-          </w:tblCellMar>
-        </w:tblPrEx>
         <w:tc>
           <w:tcPr>
             <w:tcW w:w="1600" w:type="dxa"/>
@@ -6899,12 +6633,6 @@
         </w:tc>
       </w:tr>
       <w:tr>
-        <w:tblPrEx>
-          <w:tblCellMar>
-            <w:top w:w="0" w:type="dxa"/>
-            <w:bottom w:w="0" w:type="dxa"/>
-          </w:tblCellMar>
-        </w:tblPrEx>
         <w:tc>
           <w:tcPr>
             <w:tcW w:w="1600" w:type="dxa"/>
@@ -7021,12 +6749,6 @@
         </w:tc>
       </w:tr>
       <w:tr>
-        <w:tblPrEx>
-          <w:tblCellMar>
-            <w:top w:w="0" w:type="dxa"/>
-            <w:bottom w:w="0" w:type="dxa"/>
-          </w:tblCellMar>
-        </w:tblPrEx>
         <w:tc>
           <w:tcPr>
             <w:tcW w:w="1600" w:type="dxa"/>
@@ -7146,12 +6868,6 @@
         </w:tc>
       </w:tr>
       <w:tr>
-        <w:tblPrEx>
-          <w:tblCellMar>
-            <w:top w:w="0" w:type="dxa"/>
-            <w:bottom w:w="0" w:type="dxa"/>
-          </w:tblCellMar>
-        </w:tblPrEx>
         <w:tc>
           <w:tcPr>
             <w:tcW w:w="1600" w:type="dxa"/>
@@ -7288,12 +7004,6 @@
         </w:tc>
       </w:tr>
       <w:tr>
-        <w:tblPrEx>
-          <w:tblCellMar>
-            <w:top w:w="0" w:type="dxa"/>
-            <w:bottom w:w="0" w:type="dxa"/>
-          </w:tblCellMar>
-        </w:tblPrEx>
         <w:tc>
           <w:tcPr>
             <w:tcW w:w="1600" w:type="dxa"/>
@@ -7413,12 +7123,6 @@
         </w:tc>
       </w:tr>
       <w:tr>
-        <w:tblPrEx>
-          <w:tblCellMar>
-            <w:top w:w="0" w:type="dxa"/>
-            <w:bottom w:w="0" w:type="dxa"/>
-          </w:tblCellMar>
-        </w:tblPrEx>
         <w:tc>
           <w:tcPr>
             <w:tcW w:w="1600" w:type="dxa"/>
@@ -7546,12 +7250,6 @@
         </w:tc>
       </w:tr>
       <w:tr>
-        <w:tblPrEx>
-          <w:tblCellMar>
-            <w:top w:w="0" w:type="dxa"/>
-            <w:bottom w:w="0" w:type="dxa"/>
-          </w:tblCellMar>
-        </w:tblPrEx>
         <w:tc>
           <w:tcPr>
             <w:tcW w:w="1600" w:type="dxa"/>
@@ -7728,12 +7426,6 @@
         <w:gridCol w:w="9360"/>
       </w:tblGrid>
       <w:tr>
-        <w:tblPrEx>
-          <w:tblCellMar>
-            <w:top w:w="0" w:type="dxa"/>
-            <w:bottom w:w="0" w:type="dxa"/>
-          </w:tblCellMar>
-        </w:tblPrEx>
         <w:tc>
           <w:tcPr>
             <w:tcW w:w="9360" w:type="dxa"/>
@@ -7923,12 +7615,6 @@
         <w:gridCol w:w="9360"/>
       </w:tblGrid>
       <w:tr>
-        <w:tblPrEx>
-          <w:tblCellMar>
-            <w:top w:w="0" w:type="dxa"/>
-            <w:bottom w:w="0" w:type="dxa"/>
-          </w:tblCellMar>
-        </w:tblPrEx>
         <w:tc>
           <w:tcPr>
             <w:tcW w:w="9360" w:type="dxa"/>
@@ -8378,12 +8064,6 @@
         <w:gridCol w:w="7560"/>
       </w:tblGrid>
       <w:tr>
-        <w:tblPrEx>
-          <w:tblCellMar>
-            <w:top w:w="0" w:type="dxa"/>
-            <w:bottom w:w="0" w:type="dxa"/>
-          </w:tblCellMar>
-        </w:tblPrEx>
         <w:trPr>
           <w:tblHeader/>
         </w:trPr>
@@ -8449,12 +8129,6 @@
         </w:tc>
       </w:tr>
       <w:tr>
-        <w:tblPrEx>
-          <w:tblCellMar>
-            <w:top w:w="0" w:type="dxa"/>
-            <w:bottom w:w="0" w:type="dxa"/>
-          </w:tblCellMar>
-        </w:tblPrEx>
         <w:tc>
           <w:tcPr>
             <w:tcW w:w="1800" w:type="dxa"/>
@@ -8532,12 +8206,6 @@
         </w:tc>
       </w:tr>
       <w:tr>
-        <w:tblPrEx>
-          <w:tblCellMar>
-            <w:top w:w="0" w:type="dxa"/>
-            <w:bottom w:w="0" w:type="dxa"/>
-          </w:tblCellMar>
-        </w:tblPrEx>
         <w:tc>
           <w:tcPr>
             <w:tcW w:w="1800" w:type="dxa"/>
@@ -8597,12 +8265,6 @@
         </w:tc>
       </w:tr>
       <w:tr>
-        <w:tblPrEx>
-          <w:tblCellMar>
-            <w:top w:w="0" w:type="dxa"/>
-            <w:bottom w:w="0" w:type="dxa"/>
-          </w:tblCellMar>
-        </w:tblPrEx>
         <w:tc>
           <w:tcPr>
             <w:tcW w:w="1800" w:type="dxa"/>
@@ -8698,12 +8360,6 @@
         </w:tc>
       </w:tr>
       <w:tr>
-        <w:tblPrEx>
-          <w:tblCellMar>
-            <w:top w:w="0" w:type="dxa"/>
-            <w:bottom w:w="0" w:type="dxa"/>
-          </w:tblCellMar>
-        </w:tblPrEx>
         <w:tc>
           <w:tcPr>
             <w:tcW w:w="1800" w:type="dxa"/>
@@ -8763,12 +8419,6 @@
         </w:tc>
       </w:tr>
       <w:tr>
-        <w:tblPrEx>
-          <w:tblCellMar>
-            <w:top w:w="0" w:type="dxa"/>
-            <w:bottom w:w="0" w:type="dxa"/>
-          </w:tblCellMar>
-        </w:tblPrEx>
         <w:tc>
           <w:tcPr>
             <w:tcW w:w="1800" w:type="dxa"/>
@@ -8863,12 +8513,6 @@
         <w:gridCol w:w="9360"/>
       </w:tblGrid>
       <w:tr>
-        <w:tblPrEx>
-          <w:tblCellMar>
-            <w:top w:w="0" w:type="dxa"/>
-            <w:bottom w:w="0" w:type="dxa"/>
-          </w:tblCellMar>
-        </w:tblPrEx>
         <w:tc>
           <w:tcPr>
             <w:tcW w:w="9360" w:type="dxa"/>
@@ -9342,12 +8986,6 @@
         <w:gridCol w:w="4200"/>
       </w:tblGrid>
       <w:tr>
-        <w:tblPrEx>
-          <w:tblCellMar>
-            <w:top w:w="0" w:type="dxa"/>
-            <w:bottom w:w="0" w:type="dxa"/>
-          </w:tblCellMar>
-        </w:tblPrEx>
         <w:trPr>
           <w:tblHeader/>
         </w:trPr>
@@ -9455,12 +9093,6 @@
         </w:tc>
       </w:tr>
       <w:tr>
-        <w:tblPrEx>
-          <w:tblCellMar>
-            <w:top w:w="0" w:type="dxa"/>
-            <w:bottom w:w="0" w:type="dxa"/>
-          </w:tblCellMar>
-        </w:tblPrEx>
         <w:tc>
           <w:tcPr>
             <w:tcW w:w="3000" w:type="dxa"/>
@@ -9565,12 +9197,6 @@
         </w:tc>
       </w:tr>
       <w:tr>
-        <w:tblPrEx>
-          <w:tblCellMar>
-            <w:top w:w="0" w:type="dxa"/>
-            <w:bottom w:w="0" w:type="dxa"/>
-          </w:tblCellMar>
-        </w:tblPrEx>
         <w:tc>
           <w:tcPr>
             <w:tcW w:w="3000" w:type="dxa"/>
@@ -9698,12 +9324,6 @@
         </w:tc>
       </w:tr>
       <w:tr>
-        <w:tblPrEx>
-          <w:tblCellMar>
-            <w:top w:w="0" w:type="dxa"/>
-            <w:bottom w:w="0" w:type="dxa"/>
-          </w:tblCellMar>
-        </w:tblPrEx>
         <w:tc>
           <w:tcPr>
             <w:tcW w:w="3000" w:type="dxa"/>
@@ -9799,12 +9419,6 @@
         </w:tc>
       </w:tr>
       <w:tr>
-        <w:tblPrEx>
-          <w:tblCellMar>
-            <w:top w:w="0" w:type="dxa"/>
-            <w:bottom w:w="0" w:type="dxa"/>
-          </w:tblCellMar>
-        </w:tblPrEx>
         <w:tc>
           <w:tcPr>
             <w:tcW w:w="3000" w:type="dxa"/>
@@ -10064,6 +9678,68 @@
           <w:szCs w:val="24"/>
         </w:rPr>
         <w:t>fs — File System</w:t>
+      </w:r>
+      <w:r>
+        <w:rPr>
+          <w:b/>
+          <w:bCs/>
+          <w:color w:val="5A2D80"/>
+          <w:sz w:val="24"/>
+          <w:szCs w:val="24"/>
+        </w:rPr>
+        <w:t xml:space="preserve">: </w:t>
+      </w:r>
+      <w:r>
+        <w:rPr>
+          <w:color w:val="5A2D80"/>
+          <w:sz w:val="20"/>
+          <w:szCs w:val="20"/>
+        </w:rPr>
+        <w:t xml:space="preserve">Used to </w:t>
+      </w:r>
+      <w:proofErr w:type="gramStart"/>
+      <w:r>
+        <w:rPr>
+          <w:color w:val="5A2D80"/>
+          <w:sz w:val="20"/>
+          <w:szCs w:val="20"/>
+        </w:rPr>
+        <w:t>create ,</w:t>
+      </w:r>
+      <w:proofErr w:type="gramEnd"/>
+      <w:r>
+        <w:rPr>
+          <w:color w:val="5A2D80"/>
+          <w:sz w:val="20"/>
+          <w:szCs w:val="20"/>
+        </w:rPr>
+        <w:t xml:space="preserve"> </w:t>
+      </w:r>
+      <w:proofErr w:type="gramStart"/>
+      <w:r>
+        <w:rPr>
+          <w:color w:val="5A2D80"/>
+          <w:sz w:val="20"/>
+          <w:szCs w:val="20"/>
+        </w:rPr>
+        <w:t>read ,update</w:t>
+      </w:r>
+      <w:proofErr w:type="gramEnd"/>
+      <w:r>
+        <w:rPr>
+          <w:color w:val="5A2D80"/>
+          <w:sz w:val="20"/>
+          <w:szCs w:val="20"/>
+        </w:rPr>
+        <w:t xml:space="preserve"> and delete files</w:t>
+      </w:r>
+      <w:r>
+        <w:rPr>
+          <w:color w:val="5A2D80"/>
+          <w:sz w:val="24"/>
+          <w:szCs w:val="24"/>
+        </w:rPr>
+        <w:t>.</w:t>
       </w:r>
     </w:p>
     <w:tbl>
@@ -10087,12 +9763,6 @@
         <w:gridCol w:w="9360"/>
       </w:tblGrid>
       <w:tr>
-        <w:tblPrEx>
-          <w:tblCellMar>
-            <w:top w:w="0" w:type="dxa"/>
-            <w:bottom w:w="0" w:type="dxa"/>
-          </w:tblCellMar>
-        </w:tblPrEx>
         <w:tc>
           <w:tcPr>
             <w:tcW w:w="9360" w:type="dxa"/>
@@ -10113,6 +9783,43 @@
           <w:p>
             <w:pPr>
               <w:spacing w:before="18" w:after="18"/>
+              <w:rPr>
+                <w:rFonts w:ascii="Courier New" w:eastAsia="Courier New" w:hAnsi="Courier New" w:cs="Courier New"/>
+                <w:color w:val="1E3A5F"/>
+                <w:sz w:val="18"/>
+                <w:szCs w:val="18"/>
+              </w:rPr>
+            </w:pPr>
+            <w:r>
+              <w:rPr>
+                <w:rFonts w:ascii="Courier New" w:eastAsia="Courier New" w:hAnsi="Courier New" w:cs="Courier New"/>
+                <w:color w:val="1E3A5F"/>
+                <w:sz w:val="18"/>
+                <w:szCs w:val="18"/>
+              </w:rPr>
+              <w:t xml:space="preserve">//writing a file </w:t>
+            </w:r>
+          </w:p>
+          <w:p>
+            <w:pPr>
+              <w:spacing w:before="18" w:after="18"/>
+              <w:rPr>
+                <w:rFonts w:ascii="Courier New" w:eastAsia="Courier New" w:hAnsi="Courier New" w:cs="Courier New"/>
+                <w:color w:val="1E3A5F"/>
+                <w:sz w:val="18"/>
+                <w:szCs w:val="18"/>
+              </w:rPr>
+            </w:pPr>
+          </w:p>
+          <w:p>
+            <w:pPr>
+              <w:spacing w:before="18" w:after="18"/>
+              <w:rPr>
+                <w:rFonts w:ascii="Courier New" w:eastAsia="Courier New" w:hAnsi="Courier New" w:cs="Courier New"/>
+                <w:color w:val="1E3A5F"/>
+                <w:sz w:val="18"/>
+                <w:szCs w:val="18"/>
+              </w:rPr>
             </w:pPr>
             <w:proofErr w:type="spellStart"/>
             <w:r>
@@ -10132,51 +9839,18 @@
                 <w:sz w:val="18"/>
                 <w:szCs w:val="18"/>
               </w:rPr>
-              <w:t xml:space="preserve"> fs = require('</w:t>
-            </w:r>
-            <w:proofErr w:type="spellStart"/>
-            <w:r>
-              <w:rPr>
-                <w:rFonts w:ascii="Courier New" w:eastAsia="Courier New" w:hAnsi="Courier New" w:cs="Courier New"/>
-                <w:color w:val="1E3A5F"/>
-                <w:sz w:val="18"/>
-                <w:szCs w:val="18"/>
-              </w:rPr>
-              <w:t>fs'</w:t>
-            </w:r>
-            <w:proofErr w:type="spellEnd"/>
-            <w:r>
-              <w:rPr>
-                <w:rFonts w:ascii="Courier New" w:eastAsia="Courier New" w:hAnsi="Courier New" w:cs="Courier New"/>
-                <w:color w:val="1E3A5F"/>
-                <w:sz w:val="18"/>
-                <w:szCs w:val="18"/>
-              </w:rPr>
-              <w:t>);</w:t>
-            </w:r>
-          </w:p>
-          <w:p>
-            <w:pPr>
-              <w:spacing w:before="18" w:after="18"/>
-            </w:pPr>
-          </w:p>
-          <w:p>
-            <w:pPr>
-              <w:spacing w:before="18" w:after="18"/>
-            </w:pPr>
-            <w:r>
-              <w:rPr>
-                <w:rFonts w:ascii="Courier New" w:eastAsia="Courier New" w:hAnsi="Courier New" w:cs="Courier New"/>
-                <w:color w:val="1E3A5F"/>
-                <w:sz w:val="18"/>
-                <w:szCs w:val="18"/>
-              </w:rPr>
-              <w:t>// Read a file asynchronously (preferred — does not block)</w:t>
-            </w:r>
-          </w:p>
-          <w:p>
-            <w:pPr>
-              <w:spacing w:before="18" w:after="18"/>
+              <w:t xml:space="preserve"> fs = require("fs");</w:t>
+            </w:r>
+          </w:p>
+          <w:p>
+            <w:pPr>
+              <w:spacing w:before="18" w:after="18"/>
+              <w:rPr>
+                <w:rFonts w:ascii="Courier New" w:eastAsia="Courier New" w:hAnsi="Courier New" w:cs="Courier New"/>
+                <w:color w:val="1E3A5F"/>
+                <w:sz w:val="18"/>
+                <w:szCs w:val="18"/>
+              </w:rPr>
             </w:pPr>
             <w:proofErr w:type="spellStart"/>
             <w:proofErr w:type="gramStart"/>
@@ -10187,7 +9861,7 @@
                 <w:sz w:val="18"/>
                 <w:szCs w:val="18"/>
               </w:rPr>
-              <w:t>fs.readFile</w:t>
+              <w:t>fs.writeFileSync</w:t>
             </w:r>
             <w:proofErr w:type="spellEnd"/>
             <w:proofErr w:type="gramEnd"/>
@@ -10198,463 +9872,83 @@
                 <w:sz w:val="18"/>
                 <w:szCs w:val="18"/>
               </w:rPr>
-              <w:t>('./data.txt', 'utf8', (err, data) =&gt; {</w:t>
-            </w:r>
-          </w:p>
-          <w:p>
-            <w:pPr>
-              <w:spacing w:before="18" w:after="18"/>
-            </w:pPr>
-            <w:r>
-              <w:rPr>
-                <w:rFonts w:ascii="Courier New" w:eastAsia="Courier New" w:hAnsi="Courier New" w:cs="Courier New"/>
-                <w:color w:val="1E3A5F"/>
-                <w:sz w:val="18"/>
-                <w:szCs w:val="18"/>
-              </w:rPr>
-              <w:t xml:space="preserve">  if (err) throw err;</w:t>
-            </w:r>
-          </w:p>
-          <w:p>
-            <w:pPr>
-              <w:spacing w:before="18" w:after="18"/>
-            </w:pPr>
-            <w:r>
-              <w:rPr>
-                <w:rFonts w:ascii="Courier New" w:eastAsia="Courier New" w:hAnsi="Courier New" w:cs="Courier New"/>
-                <w:color w:val="1E3A5F"/>
-                <w:sz w:val="18"/>
-                <w:szCs w:val="18"/>
-              </w:rPr>
-              <w:t xml:space="preserve">  console.log(data);</w:t>
-            </w:r>
-          </w:p>
-          <w:p>
-            <w:pPr>
-              <w:spacing w:before="18" w:after="18"/>
-            </w:pPr>
-            <w:r>
-              <w:rPr>
-                <w:rFonts w:ascii="Courier New" w:eastAsia="Courier New" w:hAnsi="Courier New" w:cs="Courier New"/>
-                <w:color w:val="1E3A5F"/>
-                <w:sz w:val="18"/>
-                <w:szCs w:val="18"/>
-              </w:rPr>
-              <w:t>});</w:t>
-            </w:r>
-          </w:p>
-          <w:p>
-            <w:pPr>
-              <w:spacing w:before="18" w:after="18"/>
-            </w:pPr>
-          </w:p>
-          <w:p>
-            <w:pPr>
-              <w:spacing w:before="18" w:after="18"/>
-            </w:pPr>
-            <w:r>
-              <w:rPr>
-                <w:rFonts w:ascii="Courier New" w:eastAsia="Courier New" w:hAnsi="Courier New" w:cs="Courier New"/>
-                <w:color w:val="1E3A5F"/>
-                <w:sz w:val="18"/>
-                <w:szCs w:val="18"/>
-              </w:rPr>
-              <w:t>// Write a file</w:t>
-            </w:r>
-          </w:p>
-          <w:p>
-            <w:pPr>
-              <w:spacing w:before="18" w:after="18"/>
-            </w:pPr>
+              <w:t>("test.txt", "Hello");</w:t>
+            </w:r>
+          </w:p>
+          <w:p>
+            <w:pPr>
+              <w:spacing w:before="18" w:after="18"/>
+              <w:rPr>
+                <w:rFonts w:ascii="Courier New" w:eastAsia="Courier New" w:hAnsi="Courier New" w:cs="Courier New"/>
+                <w:color w:val="1E3A5F"/>
+                <w:sz w:val="18"/>
+                <w:szCs w:val="18"/>
+              </w:rPr>
+            </w:pPr>
+          </w:p>
+          <w:p>
+            <w:pPr>
+              <w:spacing w:before="18" w:after="18"/>
+              <w:rPr>
+                <w:rFonts w:ascii="Courier New" w:eastAsia="Courier New" w:hAnsi="Courier New" w:cs="Courier New"/>
+                <w:color w:val="1E3A5F"/>
+                <w:sz w:val="18"/>
+                <w:szCs w:val="18"/>
+              </w:rPr>
+            </w:pPr>
+          </w:p>
+          <w:p>
+            <w:pPr>
+              <w:spacing w:before="18" w:after="18"/>
+            </w:pPr>
+            <w:r>
+              <w:t>//Reading a file</w:t>
+            </w:r>
+          </w:p>
+          <w:p>
+            <w:pPr>
+              <w:spacing w:before="18" w:after="18"/>
+            </w:pPr>
+          </w:p>
+          <w:p>
+            <w:pPr>
+              <w:spacing w:before="18" w:after="18"/>
+            </w:pPr>
+            <w:proofErr w:type="spellStart"/>
+            <w:r>
+              <w:t>const</w:t>
+            </w:r>
+            <w:proofErr w:type="spellEnd"/>
+            <w:r>
+              <w:t xml:space="preserve"> data = </w:t>
+            </w:r>
             <w:proofErr w:type="spellStart"/>
             <w:proofErr w:type="gramStart"/>
             <w:r>
-              <w:rPr>
-                <w:rFonts w:ascii="Courier New" w:eastAsia="Courier New" w:hAnsi="Courier New" w:cs="Courier New"/>
-                <w:color w:val="1E3A5F"/>
-                <w:sz w:val="18"/>
-                <w:szCs w:val="18"/>
-              </w:rPr>
-              <w:t>fs.writeFile</w:t>
+              <w:t>fs.readFileSync</w:t>
             </w:r>
             <w:proofErr w:type="spellEnd"/>
             <w:proofErr w:type="gramEnd"/>
             <w:r>
-              <w:rPr>
-                <w:rFonts w:ascii="Courier New" w:eastAsia="Courier New" w:hAnsi="Courier New" w:cs="Courier New"/>
-                <w:color w:val="1E3A5F"/>
-                <w:sz w:val="18"/>
-                <w:szCs w:val="18"/>
-              </w:rPr>
-              <w:t>('./output.txt', 'Hello World', (err) =&gt; {</w:t>
-            </w:r>
-          </w:p>
-          <w:p>
-            <w:pPr>
-              <w:spacing w:before="18" w:after="18"/>
-            </w:pPr>
-            <w:r>
-              <w:rPr>
-                <w:rFonts w:ascii="Courier New" w:eastAsia="Courier New" w:hAnsi="Courier New" w:cs="Courier New"/>
-                <w:color w:val="1E3A5F"/>
-                <w:sz w:val="18"/>
-                <w:szCs w:val="18"/>
-              </w:rPr>
-              <w:t xml:space="preserve">  if (err) throw err;</w:t>
-            </w:r>
-          </w:p>
-          <w:p>
-            <w:pPr>
-              <w:spacing w:before="18" w:after="18"/>
-            </w:pPr>
-            <w:r>
-              <w:rPr>
-                <w:rFonts w:ascii="Courier New" w:eastAsia="Courier New" w:hAnsi="Courier New" w:cs="Courier New"/>
-                <w:color w:val="1E3A5F"/>
-                <w:sz w:val="18"/>
-                <w:szCs w:val="18"/>
-              </w:rPr>
-              <w:t xml:space="preserve">  </w:t>
-            </w:r>
-            <w:proofErr w:type="gramStart"/>
-            <w:r>
-              <w:rPr>
-                <w:rFonts w:ascii="Courier New" w:eastAsia="Courier New" w:hAnsi="Courier New" w:cs="Courier New"/>
-                <w:color w:val="1E3A5F"/>
-                <w:sz w:val="18"/>
-                <w:szCs w:val="18"/>
-              </w:rPr>
-              <w:t>console.log(</w:t>
-            </w:r>
-            <w:proofErr w:type="gramEnd"/>
-            <w:r>
-              <w:rPr>
-                <w:rFonts w:ascii="Courier New" w:eastAsia="Courier New" w:hAnsi="Courier New" w:cs="Courier New"/>
-                <w:color w:val="1E3A5F"/>
-                <w:sz w:val="18"/>
-                <w:szCs w:val="18"/>
-              </w:rPr>
-              <w:t>'File written!');</w:t>
-            </w:r>
-          </w:p>
-          <w:p>
-            <w:pPr>
-              <w:spacing w:before="18" w:after="18"/>
-            </w:pPr>
-            <w:r>
-              <w:rPr>
-                <w:rFonts w:ascii="Courier New" w:eastAsia="Courier New" w:hAnsi="Courier New" w:cs="Courier New"/>
-                <w:color w:val="1E3A5F"/>
-                <w:sz w:val="18"/>
-                <w:szCs w:val="18"/>
-              </w:rPr>
-              <w:t>});</w:t>
-            </w:r>
-          </w:p>
-          <w:p>
-            <w:pPr>
-              <w:spacing w:before="18" w:after="18"/>
-            </w:pPr>
-          </w:p>
-          <w:p>
-            <w:pPr>
-              <w:spacing w:before="18" w:after="18"/>
-            </w:pPr>
-            <w:r>
-              <w:rPr>
-                <w:rFonts w:ascii="Courier New" w:eastAsia="Courier New" w:hAnsi="Courier New" w:cs="Courier New"/>
-                <w:color w:val="1E3A5F"/>
-                <w:sz w:val="18"/>
-                <w:szCs w:val="18"/>
-              </w:rPr>
-              <w:t>// Synchronous versions (simpler but blocks the thread)</w:t>
-            </w:r>
-          </w:p>
-          <w:p>
-            <w:pPr>
-              <w:spacing w:before="18" w:after="18"/>
-            </w:pPr>
-            <w:proofErr w:type="spellStart"/>
-            <w:r>
-              <w:rPr>
-                <w:rFonts w:ascii="Courier New" w:eastAsia="Courier New" w:hAnsi="Courier New" w:cs="Courier New"/>
-                <w:color w:val="1E3A5F"/>
-                <w:sz w:val="18"/>
-                <w:szCs w:val="18"/>
-              </w:rPr>
-              <w:t>const</w:t>
-            </w:r>
-            <w:proofErr w:type="spellEnd"/>
-            <w:r>
-              <w:rPr>
-                <w:rFonts w:ascii="Courier New" w:eastAsia="Courier New" w:hAnsi="Courier New" w:cs="Courier New"/>
-                <w:color w:val="1E3A5F"/>
-                <w:sz w:val="18"/>
-                <w:szCs w:val="18"/>
-              </w:rPr>
-              <w:t xml:space="preserve"> content = </w:t>
-            </w:r>
-            <w:proofErr w:type="spellStart"/>
-            <w:proofErr w:type="gramStart"/>
-            <w:r>
-              <w:rPr>
-                <w:rFonts w:ascii="Courier New" w:eastAsia="Courier New" w:hAnsi="Courier New" w:cs="Courier New"/>
-                <w:color w:val="1E3A5F"/>
-                <w:sz w:val="18"/>
-                <w:szCs w:val="18"/>
-              </w:rPr>
-              <w:t>fs.readFileSync</w:t>
-            </w:r>
-            <w:proofErr w:type="spellEnd"/>
-            <w:proofErr w:type="gramEnd"/>
-            <w:r>
-              <w:rPr>
-                <w:rFonts w:ascii="Courier New" w:eastAsia="Courier New" w:hAnsi="Courier New" w:cs="Courier New"/>
-                <w:color w:val="1E3A5F"/>
-                <w:sz w:val="18"/>
-                <w:szCs w:val="18"/>
-              </w:rPr>
-              <w:t>('./data.txt', 'utf8');</w:t>
-            </w:r>
-          </w:p>
-          <w:p>
-            <w:pPr>
-              <w:spacing w:before="18" w:after="18"/>
-            </w:pPr>
-            <w:proofErr w:type="spellStart"/>
-            <w:proofErr w:type="gramStart"/>
-            <w:r>
-              <w:rPr>
-                <w:rFonts w:ascii="Courier New" w:eastAsia="Courier New" w:hAnsi="Courier New" w:cs="Courier New"/>
-                <w:color w:val="1E3A5F"/>
-                <w:sz w:val="18"/>
-                <w:szCs w:val="18"/>
-              </w:rPr>
-              <w:t>fs.writeFileSync</w:t>
-            </w:r>
-            <w:proofErr w:type="spellEnd"/>
-            <w:proofErr w:type="gramEnd"/>
-            <w:r>
-              <w:rPr>
-                <w:rFonts w:ascii="Courier New" w:eastAsia="Courier New" w:hAnsi="Courier New" w:cs="Courier New"/>
-                <w:color w:val="1E3A5F"/>
-                <w:sz w:val="18"/>
-                <w:szCs w:val="18"/>
-              </w:rPr>
-              <w:t>('./out.txt', content);</w:t>
-            </w:r>
-          </w:p>
-          <w:p>
-            <w:pPr>
-              <w:spacing w:before="18" w:after="18"/>
-            </w:pPr>
-          </w:p>
-          <w:p>
-            <w:pPr>
-              <w:spacing w:before="18" w:after="18"/>
-            </w:pPr>
-            <w:r>
-              <w:rPr>
-                <w:rFonts w:ascii="Courier New" w:eastAsia="Courier New" w:hAnsi="Courier New" w:cs="Courier New"/>
-                <w:color w:val="1E3A5F"/>
-                <w:sz w:val="18"/>
-                <w:szCs w:val="18"/>
-              </w:rPr>
-              <w:t>// Check if a file exists</w:t>
-            </w:r>
-          </w:p>
-          <w:p>
-            <w:pPr>
-              <w:spacing w:before="18" w:after="18"/>
-            </w:pPr>
-            <w:proofErr w:type="spellStart"/>
-            <w:proofErr w:type="gramStart"/>
-            <w:r>
-              <w:rPr>
-                <w:rFonts w:ascii="Courier New" w:eastAsia="Courier New" w:hAnsi="Courier New" w:cs="Courier New"/>
-                <w:color w:val="1E3A5F"/>
-                <w:sz w:val="18"/>
-                <w:szCs w:val="18"/>
-              </w:rPr>
-              <w:t>fs.existsSync</w:t>
-            </w:r>
-            <w:proofErr w:type="spellEnd"/>
-            <w:proofErr w:type="gramEnd"/>
-            <w:r>
-              <w:rPr>
-                <w:rFonts w:ascii="Courier New" w:eastAsia="Courier New" w:hAnsi="Courier New" w:cs="Courier New"/>
-                <w:color w:val="1E3A5F"/>
-                <w:sz w:val="18"/>
-                <w:szCs w:val="18"/>
-              </w:rPr>
-              <w:t>('./data.txt'</w:t>
-            </w:r>
-            <w:proofErr w:type="gramStart"/>
-            <w:r>
-              <w:rPr>
-                <w:rFonts w:ascii="Courier New" w:eastAsia="Courier New" w:hAnsi="Courier New" w:cs="Courier New"/>
-                <w:color w:val="1E3A5F"/>
-                <w:sz w:val="18"/>
-                <w:szCs w:val="18"/>
-              </w:rPr>
-              <w:t xml:space="preserve">);   </w:t>
-            </w:r>
-            <w:proofErr w:type="gramEnd"/>
-            <w:r>
-              <w:rPr>
-                <w:rFonts w:ascii="Courier New" w:eastAsia="Courier New" w:hAnsi="Courier New" w:cs="Courier New"/>
-                <w:color w:val="1E3A5F"/>
-                <w:sz w:val="18"/>
-                <w:szCs w:val="18"/>
-              </w:rPr>
-              <w:t>// true or false</w:t>
-            </w:r>
-          </w:p>
-          <w:p>
-            <w:pPr>
-              <w:spacing w:before="18" w:after="18"/>
-            </w:pPr>
-          </w:p>
-          <w:p>
-            <w:pPr>
-              <w:spacing w:before="18" w:after="18"/>
-            </w:pPr>
-            <w:r>
-              <w:rPr>
-                <w:rFonts w:ascii="Courier New" w:eastAsia="Courier New" w:hAnsi="Courier New" w:cs="Courier New"/>
-                <w:color w:val="1E3A5F"/>
-                <w:sz w:val="18"/>
-                <w:szCs w:val="18"/>
-              </w:rPr>
-              <w:t>// List files in a folder</w:t>
-            </w:r>
-          </w:p>
-          <w:p>
-            <w:pPr>
-              <w:spacing w:before="18" w:after="18"/>
-            </w:pPr>
-            <w:proofErr w:type="spellStart"/>
-            <w:r>
-              <w:rPr>
-                <w:rFonts w:ascii="Courier New" w:eastAsia="Courier New" w:hAnsi="Courier New" w:cs="Courier New"/>
-                <w:color w:val="1E3A5F"/>
-                <w:sz w:val="18"/>
-                <w:szCs w:val="18"/>
-              </w:rPr>
-              <w:t>const</w:t>
-            </w:r>
-            <w:proofErr w:type="spellEnd"/>
-            <w:r>
-              <w:rPr>
-                <w:rFonts w:ascii="Courier New" w:eastAsia="Courier New" w:hAnsi="Courier New" w:cs="Courier New"/>
-                <w:color w:val="1E3A5F"/>
-                <w:sz w:val="18"/>
-                <w:szCs w:val="18"/>
-              </w:rPr>
-              <w:t xml:space="preserve"> files = </w:t>
-            </w:r>
-            <w:proofErr w:type="spellStart"/>
-            <w:proofErr w:type="gramStart"/>
-            <w:r>
-              <w:rPr>
-                <w:rFonts w:ascii="Courier New" w:eastAsia="Courier New" w:hAnsi="Courier New" w:cs="Courier New"/>
-                <w:color w:val="1E3A5F"/>
-                <w:sz w:val="18"/>
-                <w:szCs w:val="18"/>
-              </w:rPr>
-              <w:t>fs.readdirSync</w:t>
-            </w:r>
-            <w:proofErr w:type="spellEnd"/>
-            <w:proofErr w:type="gramEnd"/>
-            <w:r>
-              <w:rPr>
-                <w:rFonts w:ascii="Courier New" w:eastAsia="Courier New" w:hAnsi="Courier New" w:cs="Courier New"/>
-                <w:color w:val="1E3A5F"/>
-                <w:sz w:val="18"/>
-                <w:szCs w:val="18"/>
-              </w:rPr>
-              <w:t>(</w:t>
-            </w:r>
-            <w:proofErr w:type="gramStart"/>
-            <w:r>
-              <w:rPr>
-                <w:rFonts w:ascii="Courier New" w:eastAsia="Courier New" w:hAnsi="Courier New" w:cs="Courier New"/>
-                <w:color w:val="1E3A5F"/>
-                <w:sz w:val="18"/>
-                <w:szCs w:val="18"/>
-              </w:rPr>
-              <w:t>'./</w:t>
-            </w:r>
-            <w:proofErr w:type="gramEnd"/>
-            <w:r>
-              <w:rPr>
-                <w:rFonts w:ascii="Courier New" w:eastAsia="Courier New" w:hAnsi="Courier New" w:cs="Courier New"/>
-                <w:color w:val="1E3A5F"/>
-                <w:sz w:val="18"/>
-                <w:szCs w:val="18"/>
-              </w:rPr>
-              <w:t>');</w:t>
-            </w:r>
-          </w:p>
-          <w:p>
-            <w:pPr>
-              <w:spacing w:before="18" w:after="18"/>
-            </w:pPr>
-            <w:r>
-              <w:rPr>
-                <w:rFonts w:ascii="Courier New" w:eastAsia="Courier New" w:hAnsi="Courier New" w:cs="Courier New"/>
-                <w:color w:val="1E3A5F"/>
-                <w:sz w:val="18"/>
-                <w:szCs w:val="18"/>
-              </w:rPr>
-              <w:t>console.log(files</w:t>
-            </w:r>
-            <w:proofErr w:type="gramStart"/>
-            <w:r>
-              <w:rPr>
-                <w:rFonts w:ascii="Courier New" w:eastAsia="Courier New" w:hAnsi="Courier New" w:cs="Courier New"/>
-                <w:color w:val="1E3A5F"/>
-                <w:sz w:val="18"/>
-                <w:szCs w:val="18"/>
-              </w:rPr>
-              <w:t>);  /</w:t>
-            </w:r>
-            <w:proofErr w:type="gramEnd"/>
-            <w:r>
-              <w:rPr>
-                <w:rFonts w:ascii="Courier New" w:eastAsia="Courier New" w:hAnsi="Courier New" w:cs="Courier New"/>
-                <w:color w:val="1E3A5F"/>
-                <w:sz w:val="18"/>
-                <w:szCs w:val="18"/>
-              </w:rPr>
-              <w:t>/ ['app.js', '</w:t>
-            </w:r>
-            <w:proofErr w:type="spellStart"/>
-            <w:proofErr w:type="gramStart"/>
-            <w:r>
-              <w:rPr>
-                <w:rFonts w:ascii="Courier New" w:eastAsia="Courier New" w:hAnsi="Courier New" w:cs="Courier New"/>
-                <w:color w:val="1E3A5F"/>
-                <w:sz w:val="18"/>
-                <w:szCs w:val="18"/>
-              </w:rPr>
-              <w:t>package.json</w:t>
-            </w:r>
-            <w:proofErr w:type="spellEnd"/>
-            <w:proofErr w:type="gramEnd"/>
-            <w:r>
-              <w:rPr>
-                <w:rFonts w:ascii="Courier New" w:eastAsia="Courier New" w:hAnsi="Courier New" w:cs="Courier New"/>
-                <w:color w:val="1E3A5F"/>
-                <w:sz w:val="18"/>
-                <w:szCs w:val="18"/>
-              </w:rPr>
-              <w:t>', ...]</w:t>
+              <w:t>("test.txt", "utf-8");</w:t>
+            </w:r>
+          </w:p>
+          <w:p>
+            <w:pPr>
+              <w:spacing w:before="18" w:after="18"/>
+            </w:pPr>
+            <w:r>
+              <w:t>console.log(data);</w:t>
             </w:r>
           </w:p>
         </w:tc>
       </w:tr>
     </w:tbl>
+    <w:p>
+      <w:pPr>
+        <w:spacing w:before="100"/>
+      </w:pPr>
+    </w:p>
     <w:p>
       <w:pPr>
         <w:spacing w:before="100"/>
@@ -10672,7 +9966,268 @@
           <w:sz w:val="24"/>
           <w:szCs w:val="24"/>
         </w:rPr>
-        <w:t>path — Cross-Platform File Paths</w:t>
+        <w:t>Http</w:t>
+      </w:r>
+      <w:r>
+        <w:rPr>
+          <w:b/>
+          <w:bCs/>
+          <w:color w:val="5A2D80"/>
+          <w:sz w:val="24"/>
+          <w:szCs w:val="24"/>
+        </w:rPr>
+        <w:t xml:space="preserve"> </w:t>
+      </w:r>
+      <w:proofErr w:type="gramStart"/>
+      <w:r>
+        <w:rPr>
+          <w:b/>
+          <w:bCs/>
+          <w:color w:val="5A2D80"/>
+          <w:sz w:val="24"/>
+          <w:szCs w:val="24"/>
+        </w:rPr>
+        <w:t>Module :</w:t>
+      </w:r>
+      <w:proofErr w:type="gramEnd"/>
+      <w:r>
+        <w:t xml:space="preserve"> </w:t>
+      </w:r>
+      <w:r>
+        <w:t>Used to create backend servers</w:t>
+      </w:r>
+    </w:p>
+    <w:p>
+      <w:pPr>
+        <w:spacing w:before="200" w:after="80"/>
+        <w:rPr>
+          <w:sz w:val="18"/>
+          <w:szCs w:val="18"/>
+        </w:rPr>
+      </w:pPr>
+      <w:proofErr w:type="spellStart"/>
+      <w:r>
+        <w:rPr>
+          <w:sz w:val="18"/>
+          <w:szCs w:val="18"/>
+        </w:rPr>
+        <w:t>const</w:t>
+      </w:r>
+      <w:proofErr w:type="spellEnd"/>
+      <w:r>
+        <w:rPr>
+          <w:sz w:val="18"/>
+          <w:szCs w:val="18"/>
+        </w:rPr>
+        <w:t xml:space="preserve"> http = require("http");</w:t>
+      </w:r>
+    </w:p>
+    <w:p>
+      <w:pPr>
+        <w:spacing w:before="200" w:after="80"/>
+        <w:rPr>
+          <w:sz w:val="18"/>
+          <w:szCs w:val="18"/>
+        </w:rPr>
+      </w:pPr>
+      <w:proofErr w:type="spellStart"/>
+      <w:r>
+        <w:rPr>
+          <w:sz w:val="18"/>
+          <w:szCs w:val="18"/>
+        </w:rPr>
+        <w:t>const</w:t>
+      </w:r>
+      <w:proofErr w:type="spellEnd"/>
+      <w:r>
+        <w:rPr>
+          <w:sz w:val="18"/>
+          <w:szCs w:val="18"/>
+        </w:rPr>
+        <w:t xml:space="preserve"> server = </w:t>
+      </w:r>
+      <w:proofErr w:type="spellStart"/>
+      <w:proofErr w:type="gramStart"/>
+      <w:r>
+        <w:rPr>
+          <w:sz w:val="18"/>
+          <w:szCs w:val="18"/>
+        </w:rPr>
+        <w:t>http.createServer</w:t>
+      </w:r>
+      <w:proofErr w:type="spellEnd"/>
+      <w:proofErr w:type="gramEnd"/>
+      <w:r>
+        <w:rPr>
+          <w:sz w:val="18"/>
+          <w:szCs w:val="18"/>
+        </w:rPr>
+        <w:t>((</w:t>
+      </w:r>
+      <w:proofErr w:type="spellStart"/>
+      <w:r>
+        <w:rPr>
+          <w:sz w:val="18"/>
+          <w:szCs w:val="18"/>
+        </w:rPr>
+        <w:t>req</w:t>
+      </w:r>
+      <w:proofErr w:type="spellEnd"/>
+      <w:r>
+        <w:rPr>
+          <w:sz w:val="18"/>
+          <w:szCs w:val="18"/>
+        </w:rPr>
+        <w:t>, res) =&gt; {</w:t>
+      </w:r>
+    </w:p>
+    <w:p>
+      <w:pPr>
+        <w:spacing w:before="200" w:after="80"/>
+        <w:rPr>
+          <w:sz w:val="18"/>
+          <w:szCs w:val="18"/>
+        </w:rPr>
+      </w:pPr>
+      <w:r>
+        <w:rPr>
+          <w:sz w:val="18"/>
+          <w:szCs w:val="18"/>
+        </w:rPr>
+        <w:t xml:space="preserve">   </w:t>
+      </w:r>
+      <w:proofErr w:type="spellStart"/>
+      <w:proofErr w:type="gramStart"/>
+      <w:r>
+        <w:rPr>
+          <w:sz w:val="18"/>
+          <w:szCs w:val="18"/>
+        </w:rPr>
+        <w:t>res.end</w:t>
+      </w:r>
+      <w:proofErr w:type="spellEnd"/>
+      <w:r>
+        <w:rPr>
+          <w:sz w:val="18"/>
+          <w:szCs w:val="18"/>
+        </w:rPr>
+        <w:t>(</w:t>
+      </w:r>
+      <w:proofErr w:type="gramEnd"/>
+      <w:r>
+        <w:rPr>
+          <w:sz w:val="18"/>
+          <w:szCs w:val="18"/>
+        </w:rPr>
+        <w:t>"Hello Backend");</w:t>
+      </w:r>
+    </w:p>
+    <w:p>
+      <w:pPr>
+        <w:spacing w:before="200" w:after="80"/>
+        <w:rPr>
+          <w:sz w:val="18"/>
+          <w:szCs w:val="18"/>
+        </w:rPr>
+      </w:pPr>
+      <w:r>
+        <w:rPr>
+          <w:sz w:val="18"/>
+          <w:szCs w:val="18"/>
+        </w:rPr>
+        <w:t>});</w:t>
+      </w:r>
+    </w:p>
+    <w:p>
+      <w:pPr>
+        <w:spacing w:before="200" w:after="80"/>
+        <w:rPr>
+          <w:sz w:val="18"/>
+          <w:szCs w:val="18"/>
+        </w:rPr>
+      </w:pPr>
+      <w:proofErr w:type="spellStart"/>
+      <w:proofErr w:type="gramStart"/>
+      <w:r>
+        <w:rPr>
+          <w:sz w:val="18"/>
+          <w:szCs w:val="18"/>
+        </w:rPr>
+        <w:t>server.listen</w:t>
+      </w:r>
+      <w:proofErr w:type="spellEnd"/>
+      <w:proofErr w:type="gramEnd"/>
+      <w:r>
+        <w:rPr>
+          <w:sz w:val="18"/>
+          <w:szCs w:val="18"/>
+        </w:rPr>
+        <w:t>(3000);</w:t>
+      </w:r>
+    </w:p>
+    <w:p>
+      <w:pPr>
+        <w:spacing w:before="200" w:after="80"/>
+      </w:pPr>
+      <w:r>
+        <w:rPr>
+          <w:b/>
+          <w:bCs/>
+          <w:color w:val="5A2D80"/>
+          <w:sz w:val="24"/>
+          <w:szCs w:val="24"/>
+        </w:rPr>
+        <w:t xml:space="preserve">path — Cross-Platform File </w:t>
+      </w:r>
+      <w:proofErr w:type="gramStart"/>
+      <w:r>
+        <w:rPr>
+          <w:b/>
+          <w:bCs/>
+          <w:color w:val="5A2D80"/>
+          <w:sz w:val="24"/>
+          <w:szCs w:val="24"/>
+        </w:rPr>
+        <w:t>Paths</w:t>
+      </w:r>
+      <w:r>
+        <w:rPr>
+          <w:b/>
+          <w:bCs/>
+          <w:color w:val="5A2D80"/>
+          <w:sz w:val="24"/>
+          <w:szCs w:val="24"/>
+        </w:rPr>
+        <w:t xml:space="preserve"> :</w:t>
+      </w:r>
+      <w:proofErr w:type="gramEnd"/>
+      <w:r>
+        <w:rPr>
+          <w:b/>
+          <w:bCs/>
+          <w:color w:val="5A2D80"/>
+          <w:sz w:val="24"/>
+          <w:szCs w:val="24"/>
+        </w:rPr>
+        <w:t xml:space="preserve"> </w:t>
+      </w:r>
+      <w:r>
+        <w:rPr>
+          <w:color w:val="5A2D80"/>
+          <w:sz w:val="20"/>
+          <w:szCs w:val="20"/>
+        </w:rPr>
+        <w:t>Used to work with file paths safely</w:t>
+      </w:r>
+      <w:r>
+        <w:rPr>
+          <w:b/>
+          <w:bCs/>
+          <w:color w:val="5A2D80"/>
+          <w:sz w:val="24"/>
+          <w:szCs w:val="24"/>
+        </w:rPr>
+        <w:t>.</w:t>
       </w:r>
     </w:p>
     <w:tbl>
@@ -10696,12 +10251,6 @@
         <w:gridCol w:w="9360"/>
       </w:tblGrid>
       <w:tr>
-        <w:tblPrEx>
-          <w:tblCellMar>
-            <w:top w:w="0" w:type="dxa"/>
-            <w:bottom w:w="0" w:type="dxa"/>
-          </w:tblCellMar>
-        </w:tblPrEx>
         <w:tc>
           <w:tcPr>
             <w:tcW w:w="9360" w:type="dxa"/>
@@ -11291,6 +10840,10 @@
     <w:p>
       <w:pPr>
         <w:spacing w:before="200" w:after="80"/>
+        <w:rPr>
+          <w:sz w:val="20"/>
+          <w:szCs w:val="20"/>
+        </w:rPr>
       </w:pPr>
       <w:proofErr w:type="spellStart"/>
       <w:r>
@@ -11313,7 +10866,47 @@
           <w:sz w:val="24"/>
           <w:szCs w:val="24"/>
         </w:rPr>
-        <w:t xml:space="preserve"> — Operating System Info</w:t>
+        <w:t xml:space="preserve"> — Operating System </w:t>
+      </w:r>
+      <w:proofErr w:type="gramStart"/>
+      <w:r>
+        <w:rPr>
+          <w:b/>
+          <w:bCs/>
+          <w:color w:val="5A2D80"/>
+          <w:sz w:val="24"/>
+          <w:szCs w:val="24"/>
+        </w:rPr>
+        <w:t>Info</w:t>
+      </w:r>
+      <w:r>
+        <w:rPr>
+          <w:b/>
+          <w:bCs/>
+          <w:color w:val="5A2D80"/>
+          <w:sz w:val="24"/>
+          <w:szCs w:val="24"/>
+        </w:rPr>
+        <w:t xml:space="preserve"> :</w:t>
+      </w:r>
+      <w:proofErr w:type="gramEnd"/>
+      <w:r>
+        <w:rPr>
+          <w:b/>
+          <w:bCs/>
+          <w:color w:val="5A2D80"/>
+          <w:sz w:val="24"/>
+          <w:szCs w:val="24"/>
+        </w:rPr>
+        <w:t xml:space="preserve"> </w:t>
+      </w:r>
+      <w:r>
+        <w:rPr>
+          <w:color w:val="5A2D80"/>
+          <w:sz w:val="20"/>
+          <w:szCs w:val="20"/>
+        </w:rPr>
+        <w:t>Provides operating system information.</w:t>
       </w:r>
     </w:p>
     <w:tbl>
@@ -11337,12 +10930,6 @@
         <w:gridCol w:w="9360"/>
       </w:tblGrid>
       <w:tr>
-        <w:tblPrEx>
-          <w:tblCellMar>
-            <w:top w:w="0" w:type="dxa"/>
-            <w:bottom w:w="0" w:type="dxa"/>
-          </w:tblCellMar>
-        </w:tblPrEx>
         <w:tc>
           <w:tcPr>
             <w:tcW w:w="9360" w:type="dxa"/>
@@ -11926,12 +11513,6 @@
         <w:gridCol w:w="9360"/>
       </w:tblGrid>
       <w:tr>
-        <w:tblPrEx>
-          <w:tblCellMar>
-            <w:top w:w="0" w:type="dxa"/>
-            <w:bottom w:w="0" w:type="dxa"/>
-          </w:tblCellMar>
-        </w:tblPrEx>
         <w:tc>
           <w:tcPr>
             <w:tcW w:w="9360" w:type="dxa"/>
@@ -11952,6 +11533,12 @@
           <w:p>
             <w:pPr>
               <w:spacing w:before="18" w:after="18"/>
+              <w:rPr>
+                <w:rFonts w:ascii="Courier New" w:eastAsia="Courier New" w:hAnsi="Courier New" w:cs="Courier New"/>
+                <w:color w:val="1E3A5F"/>
+                <w:sz w:val="18"/>
+                <w:szCs w:val="18"/>
+              </w:rPr>
             </w:pPr>
             <w:proofErr w:type="spellStart"/>
             <w:r>
@@ -11971,17 +11558,29 @@
                 <w:sz w:val="18"/>
                 <w:szCs w:val="18"/>
               </w:rPr>
-              <w:t xml:space="preserve"> EventEmitter = require('events');</w:t>
-            </w:r>
-          </w:p>
-          <w:p>
-            <w:pPr>
-              <w:spacing w:before="18" w:after="18"/>
-            </w:pPr>
-          </w:p>
-          <w:p>
-            <w:pPr>
-              <w:spacing w:before="18" w:after="18"/>
+              <w:t xml:space="preserve"> EventEmitter = require("events");</w:t>
+            </w:r>
+          </w:p>
+          <w:p>
+            <w:pPr>
+              <w:spacing w:before="18" w:after="18"/>
+              <w:rPr>
+                <w:rFonts w:ascii="Courier New" w:eastAsia="Courier New" w:hAnsi="Courier New" w:cs="Courier New"/>
+                <w:color w:val="1E3A5F"/>
+                <w:sz w:val="18"/>
+                <w:szCs w:val="18"/>
+              </w:rPr>
+            </w:pPr>
+          </w:p>
+          <w:p>
+            <w:pPr>
+              <w:spacing w:before="18" w:after="18"/>
+              <w:rPr>
+                <w:rFonts w:ascii="Courier New" w:eastAsia="Courier New" w:hAnsi="Courier New" w:cs="Courier New"/>
+                <w:color w:val="1E3A5F"/>
+                <w:sz w:val="18"/>
+                <w:szCs w:val="18"/>
+              </w:rPr>
             </w:pPr>
             <w:proofErr w:type="spellStart"/>
             <w:r>
@@ -12027,25 +11626,23 @@
           <w:p>
             <w:pPr>
               <w:spacing w:before="18" w:after="18"/>
-            </w:pPr>
-          </w:p>
-          <w:p>
-            <w:pPr>
-              <w:spacing w:before="18" w:after="18"/>
-            </w:pPr>
-            <w:r>
-              <w:rPr>
-                <w:rFonts w:ascii="Courier New" w:eastAsia="Courier New" w:hAnsi="Courier New" w:cs="Courier New"/>
-                <w:color w:val="1E3A5F"/>
-                <w:sz w:val="18"/>
-                <w:szCs w:val="18"/>
-              </w:rPr>
-              <w:t>// Listen for an event</w:t>
-            </w:r>
-          </w:p>
-          <w:p>
-            <w:pPr>
-              <w:spacing w:before="18" w:after="18"/>
+              <w:rPr>
+                <w:rFonts w:ascii="Courier New" w:eastAsia="Courier New" w:hAnsi="Courier New" w:cs="Courier New"/>
+                <w:color w:val="1E3A5F"/>
+                <w:sz w:val="18"/>
+                <w:szCs w:val="18"/>
+              </w:rPr>
+            </w:pPr>
+          </w:p>
+          <w:p>
+            <w:pPr>
+              <w:spacing w:before="18" w:after="18"/>
+              <w:rPr>
+                <w:rFonts w:ascii="Courier New" w:eastAsia="Courier New" w:hAnsi="Courier New" w:cs="Courier New"/>
+                <w:color w:val="1E3A5F"/>
+                <w:sz w:val="18"/>
+                <w:szCs w:val="18"/>
+              </w:rPr>
             </w:pPr>
             <w:proofErr w:type="spellStart"/>
             <w:proofErr w:type="gramStart"/>
@@ -12067,66 +11664,38 @@
                 <w:sz w:val="18"/>
                 <w:szCs w:val="18"/>
               </w:rPr>
-              <w:t>('</w:t>
-            </w:r>
-            <w:proofErr w:type="spellStart"/>
-            <w:r>
-              <w:rPr>
-                <w:rFonts w:ascii="Courier New" w:eastAsia="Courier New" w:hAnsi="Courier New" w:cs="Courier New"/>
-                <w:color w:val="1E3A5F"/>
-                <w:sz w:val="18"/>
-                <w:szCs w:val="18"/>
-              </w:rPr>
-              <w:t>dataReceived</w:t>
-            </w:r>
-            <w:proofErr w:type="spellEnd"/>
-            <w:r>
-              <w:rPr>
-                <w:rFonts w:ascii="Courier New" w:eastAsia="Courier New" w:hAnsi="Courier New" w:cs="Courier New"/>
-                <w:color w:val="1E3A5F"/>
-                <w:sz w:val="18"/>
-                <w:szCs w:val="18"/>
-              </w:rPr>
-              <w:t>', (data) =&gt; {</w:t>
-            </w:r>
-          </w:p>
-          <w:p>
-            <w:pPr>
-              <w:spacing w:before="18" w:after="18"/>
-            </w:pPr>
-            <w:r>
-              <w:rPr>
-                <w:rFonts w:ascii="Courier New" w:eastAsia="Courier New" w:hAnsi="Courier New" w:cs="Courier New"/>
-                <w:color w:val="1E3A5F"/>
-                <w:sz w:val="18"/>
-                <w:szCs w:val="18"/>
-              </w:rPr>
-              <w:t xml:space="preserve">  </w:t>
-            </w:r>
-            <w:proofErr w:type="gramStart"/>
-            <w:r>
-              <w:rPr>
-                <w:rFonts w:ascii="Courier New" w:eastAsia="Courier New" w:hAnsi="Courier New" w:cs="Courier New"/>
-                <w:color w:val="1E3A5F"/>
-                <w:sz w:val="18"/>
-                <w:szCs w:val="18"/>
-              </w:rPr>
-              <w:t>console.log(</w:t>
-            </w:r>
-            <w:proofErr w:type="gramEnd"/>
-            <w:r>
-              <w:rPr>
-                <w:rFonts w:ascii="Courier New" w:eastAsia="Courier New" w:hAnsi="Courier New" w:cs="Courier New"/>
-                <w:color w:val="1E3A5F"/>
-                <w:sz w:val="18"/>
-                <w:szCs w:val="18"/>
-              </w:rPr>
-              <w:t>'Got data:', data);</w:t>
-            </w:r>
-          </w:p>
-          <w:p>
-            <w:pPr>
-              <w:spacing w:before="18" w:after="18"/>
+              <w:t>("greet", () =&gt; {</w:t>
+            </w:r>
+          </w:p>
+          <w:p>
+            <w:pPr>
+              <w:spacing w:before="18" w:after="18"/>
+              <w:rPr>
+                <w:rFonts w:ascii="Courier New" w:eastAsia="Courier New" w:hAnsi="Courier New" w:cs="Courier New"/>
+                <w:color w:val="1E3A5F"/>
+                <w:sz w:val="18"/>
+                <w:szCs w:val="18"/>
+              </w:rPr>
+            </w:pPr>
+            <w:r>
+              <w:rPr>
+                <w:rFonts w:ascii="Courier New" w:eastAsia="Courier New" w:hAnsi="Courier New" w:cs="Courier New"/>
+                <w:color w:val="1E3A5F"/>
+                <w:sz w:val="18"/>
+                <w:szCs w:val="18"/>
+              </w:rPr>
+              <w:t xml:space="preserve">   console.log("Hello");</w:t>
+            </w:r>
+          </w:p>
+          <w:p>
+            <w:pPr>
+              <w:spacing w:before="18" w:after="18"/>
+              <w:rPr>
+                <w:rFonts w:ascii="Courier New" w:eastAsia="Courier New" w:hAnsi="Courier New" w:cs="Courier New"/>
+                <w:color w:val="1E3A5F"/>
+                <w:sz w:val="18"/>
+                <w:szCs w:val="18"/>
+              </w:rPr>
             </w:pPr>
             <w:r>
               <w:rPr>
@@ -12141,21 +11710,13 @@
           <w:p>
             <w:pPr>
               <w:spacing w:before="18" w:after="18"/>
-            </w:pPr>
-          </w:p>
-          <w:p>
-            <w:pPr>
-              <w:spacing w:before="18" w:after="18"/>
-            </w:pPr>
-            <w:r>
-              <w:rPr>
-                <w:rFonts w:ascii="Courier New" w:eastAsia="Courier New" w:hAnsi="Courier New" w:cs="Courier New"/>
-                <w:color w:val="1E3A5F"/>
-                <w:sz w:val="18"/>
-                <w:szCs w:val="18"/>
-              </w:rPr>
-              <w:t>// Emit the event — triggers all listeners</w:t>
-            </w:r>
+              <w:rPr>
+                <w:rFonts w:ascii="Courier New" w:eastAsia="Courier New" w:hAnsi="Courier New" w:cs="Courier New"/>
+                <w:color w:val="1E3A5F"/>
+                <w:sz w:val="18"/>
+                <w:szCs w:val="18"/>
+              </w:rPr>
+            </w:pPr>
           </w:p>
           <w:p>
             <w:pPr>
@@ -12181,136 +11742,17 @@
                 <w:sz w:val="18"/>
                 <w:szCs w:val="18"/>
               </w:rPr>
-              <w:t>('</w:t>
-            </w:r>
-            <w:proofErr w:type="spellStart"/>
-            <w:r>
-              <w:rPr>
-                <w:rFonts w:ascii="Courier New" w:eastAsia="Courier New" w:hAnsi="Courier New" w:cs="Courier New"/>
-                <w:color w:val="1E3A5F"/>
-                <w:sz w:val="18"/>
-                <w:szCs w:val="18"/>
-              </w:rPr>
-              <w:t>dataReceived</w:t>
-            </w:r>
-            <w:proofErr w:type="spellEnd"/>
-            <w:r>
-              <w:rPr>
-                <w:rFonts w:ascii="Courier New" w:eastAsia="Courier New" w:hAnsi="Courier New" w:cs="Courier New"/>
-                <w:color w:val="1E3A5F"/>
-                <w:sz w:val="18"/>
-                <w:szCs w:val="18"/>
-              </w:rPr>
-              <w:t xml:space="preserve">', </w:t>
-            </w:r>
-            <w:proofErr w:type="gramStart"/>
-            <w:r>
-              <w:rPr>
-                <w:rFonts w:ascii="Courier New" w:eastAsia="Courier New" w:hAnsi="Courier New" w:cs="Courier New"/>
-                <w:color w:val="1E3A5F"/>
-                <w:sz w:val="18"/>
-                <w:szCs w:val="18"/>
-              </w:rPr>
-              <w:t>{ id</w:t>
-            </w:r>
-            <w:proofErr w:type="gramEnd"/>
-            <w:r>
-              <w:rPr>
-                <w:rFonts w:ascii="Courier New" w:eastAsia="Courier New" w:hAnsi="Courier New" w:cs="Courier New"/>
-                <w:color w:val="1E3A5F"/>
-                <w:sz w:val="18"/>
-                <w:szCs w:val="18"/>
-              </w:rPr>
-              <w:t>: 1, name: 'Rahul</w:t>
-            </w:r>
-            <w:proofErr w:type="gramStart"/>
-            <w:r>
-              <w:rPr>
-                <w:rFonts w:ascii="Courier New" w:eastAsia="Courier New" w:hAnsi="Courier New" w:cs="Courier New"/>
-                <w:color w:val="1E3A5F"/>
-                <w:sz w:val="18"/>
-                <w:szCs w:val="18"/>
-              </w:rPr>
-              <w:t>' }</w:t>
-            </w:r>
-            <w:proofErr w:type="gramEnd"/>
-            <w:r>
-              <w:rPr>
-                <w:rFonts w:ascii="Courier New" w:eastAsia="Courier New" w:hAnsi="Courier New" w:cs="Courier New"/>
-                <w:color w:val="1E3A5F"/>
-                <w:sz w:val="18"/>
-                <w:szCs w:val="18"/>
-              </w:rPr>
-              <w:t>);</w:t>
-            </w:r>
-          </w:p>
-          <w:p>
-            <w:pPr>
-              <w:spacing w:before="18" w:after="18"/>
-            </w:pPr>
-            <w:r>
-              <w:rPr>
-                <w:rFonts w:ascii="Courier New" w:eastAsia="Courier New" w:hAnsi="Courier New" w:cs="Courier New"/>
-                <w:color w:val="1E3A5F"/>
-                <w:sz w:val="18"/>
-                <w:szCs w:val="18"/>
-              </w:rPr>
-              <w:t xml:space="preserve">// Output: Got data: </w:t>
-            </w:r>
-            <w:proofErr w:type="gramStart"/>
-            <w:r>
-              <w:rPr>
-                <w:rFonts w:ascii="Courier New" w:eastAsia="Courier New" w:hAnsi="Courier New" w:cs="Courier New"/>
-                <w:color w:val="1E3A5F"/>
-                <w:sz w:val="18"/>
-                <w:szCs w:val="18"/>
-              </w:rPr>
-              <w:t>{ id</w:t>
-            </w:r>
-            <w:proofErr w:type="gramEnd"/>
-            <w:r>
-              <w:rPr>
-                <w:rFonts w:ascii="Courier New" w:eastAsia="Courier New" w:hAnsi="Courier New" w:cs="Courier New"/>
-                <w:color w:val="1E3A5F"/>
-                <w:sz w:val="18"/>
-                <w:szCs w:val="18"/>
-              </w:rPr>
-              <w:t>: 1, name: 'Rahul</w:t>
-            </w:r>
-            <w:proofErr w:type="gramStart"/>
-            <w:r>
-              <w:rPr>
-                <w:rFonts w:ascii="Courier New" w:eastAsia="Courier New" w:hAnsi="Courier New" w:cs="Courier New"/>
-                <w:color w:val="1E3A5F"/>
-                <w:sz w:val="18"/>
-                <w:szCs w:val="18"/>
-              </w:rPr>
-              <w:t>' }</w:t>
-            </w:r>
-            <w:proofErr w:type="gramEnd"/>
-          </w:p>
-          <w:p>
-            <w:pPr>
-              <w:spacing w:before="18" w:after="18"/>
-            </w:pPr>
-          </w:p>
-          <w:p>
-            <w:pPr>
-              <w:spacing w:before="18" w:after="18"/>
-            </w:pPr>
-            <w:r>
-              <w:rPr>
-                <w:rFonts w:ascii="Courier New" w:eastAsia="Courier New" w:hAnsi="Courier New" w:cs="Courier New"/>
-                <w:color w:val="1E3A5F"/>
-                <w:sz w:val="18"/>
-                <w:szCs w:val="18"/>
-              </w:rPr>
-              <w:t>// This pattern powers everything in Node — HTTP servers, streams, databases</w:t>
+              <w:t>("greet");</w:t>
             </w:r>
           </w:p>
         </w:tc>
       </w:tr>
     </w:tbl>
+    <w:p>
+      <w:pPr>
+        <w:spacing w:before="200"/>
+      </w:pPr>
+    </w:p>
     <w:p>
       <w:pPr>
         <w:spacing w:before="200"/>
@@ -12331,3030 +11773,8 @@
           <w:sz w:val="30"/>
           <w:szCs w:val="30"/>
         </w:rPr>
-        <w:t xml:space="preserve">10. </w:t>
-      </w:r>
-      <w:r>
-        <w:rPr>
-          <w:b/>
-          <w:bCs/>
-          <w:color w:val="1A1A1A"/>
-          <w:sz w:val="30"/>
-          <w:szCs w:val="30"/>
-        </w:rPr>
-        <w:t>Real Project — Multiple Modules Working Together</w:t>
-      </w:r>
-    </w:p>
-    <w:p>
-      <w:pPr>
-        <w:spacing w:before="80" w:after="80"/>
-      </w:pPr>
-      <w:r>
-        <w:rPr>
-          <w:color w:val="555555"/>
-        </w:rPr>
-        <w:t>This is the complete practical example. Create these files exactly as shown and run app.js.</w:t>
-      </w:r>
-    </w:p>
-    <w:p>
-      <w:pPr>
-        <w:spacing w:before="80"/>
-      </w:pPr>
-    </w:p>
-    <w:p>
-      <w:pPr>
-        <w:spacing w:before="200" w:after="80"/>
-      </w:pPr>
-      <w:r>
-        <w:rPr>
-          <w:b/>
-          <w:bCs/>
-          <w:color w:val="5A2D80"/>
-          <w:sz w:val="24"/>
-          <w:szCs w:val="24"/>
-        </w:rPr>
-        <w:t>utils/math.js:</w:t>
-      </w:r>
-    </w:p>
-    <w:tbl>
-      <w:tblPr>
-        <w:tblW w:w="9360" w:type="dxa"/>
-        <w:tblBorders>
-          <w:top w:val="single" w:sz="4" w:space="0" w:color="auto"/>
-          <w:left w:val="single" w:sz="4" w:space="0" w:color="auto"/>
-          <w:bottom w:val="single" w:sz="4" w:space="0" w:color="auto"/>
-          <w:right w:val="single" w:sz="4" w:space="0" w:color="auto"/>
-          <w:insideH w:val="single" w:sz="4" w:space="0" w:color="auto"/>
-          <w:insideV w:val="single" w:sz="4" w:space="0" w:color="auto"/>
-        </w:tblBorders>
-        <w:tblCellMar>
-          <w:left w:w="10" w:type="dxa"/>
-          <w:right w:w="10" w:type="dxa"/>
-        </w:tblCellMar>
-        <w:tblLook w:val="04A0" w:firstRow="1" w:lastRow="0" w:firstColumn="1" w:lastColumn="0" w:noHBand="0" w:noVBand="1"/>
-      </w:tblPr>
-      <w:tblGrid>
-        <w:gridCol w:w="9360"/>
-      </w:tblGrid>
-      <w:tr>
-        <w:tblPrEx>
-          <w:tblCellMar>
-            <w:top w:w="0" w:type="dxa"/>
-            <w:bottom w:w="0" w:type="dxa"/>
-          </w:tblCellMar>
-        </w:tblPrEx>
-        <w:tc>
-          <w:tcPr>
-            <w:tcW w:w="9360" w:type="dxa"/>
-            <w:tcBorders>
-              <w:top w:val="single" w:sz="1" w:space="0" w:color="CCCCCC"/>
-              <w:left w:val="single" w:sz="2" w:space="0" w:color="7B3FA0"/>
-              <w:bottom w:val="single" w:sz="1" w:space="0" w:color="CCCCCC"/>
-              <w:right w:val="none" w:sz="0" w:space="0" w:color="FFFFFF"/>
-            </w:tcBorders>
-            <w:shd w:val="clear" w:color="auto" w:fill="F3F4F6"/>
-            <w:tcMar>
-              <w:top w:w="140" w:type="dxa"/>
-              <w:left w:w="240" w:type="dxa"/>
-              <w:bottom w:w="140" w:type="dxa"/>
-              <w:right w:w="240" w:type="dxa"/>
-            </w:tcMar>
-          </w:tcPr>
-          <w:p>
-            <w:pPr>
-              <w:spacing w:before="18" w:after="18"/>
-            </w:pPr>
-            <w:r>
-              <w:rPr>
-                <w:rFonts w:ascii="Courier New" w:eastAsia="Courier New" w:hAnsi="Courier New" w:cs="Courier New"/>
-                <w:color w:val="1E3A5F"/>
-                <w:sz w:val="18"/>
-                <w:szCs w:val="18"/>
-              </w:rPr>
-              <w:t>// Private — only used inside this file</w:t>
-            </w:r>
-          </w:p>
-          <w:p>
-            <w:pPr>
-              <w:spacing w:before="18" w:after="18"/>
-            </w:pPr>
-            <w:r>
-              <w:rPr>
-                <w:rFonts w:ascii="Courier New" w:eastAsia="Courier New" w:hAnsi="Courier New" w:cs="Courier New"/>
-                <w:color w:val="1E3A5F"/>
-                <w:sz w:val="18"/>
-                <w:szCs w:val="18"/>
-              </w:rPr>
-              <w:t xml:space="preserve">function </w:t>
-            </w:r>
-            <w:proofErr w:type="spellStart"/>
-            <w:proofErr w:type="gramStart"/>
-            <w:r>
-              <w:rPr>
-                <w:rFonts w:ascii="Courier New" w:eastAsia="Courier New" w:hAnsi="Courier New" w:cs="Courier New"/>
-                <w:color w:val="1E3A5F"/>
-                <w:sz w:val="18"/>
-                <w:szCs w:val="18"/>
-              </w:rPr>
-              <w:t>validateNumbers</w:t>
-            </w:r>
-            <w:proofErr w:type="spellEnd"/>
-            <w:r>
-              <w:rPr>
-                <w:rFonts w:ascii="Courier New" w:eastAsia="Courier New" w:hAnsi="Courier New" w:cs="Courier New"/>
-                <w:color w:val="1E3A5F"/>
-                <w:sz w:val="18"/>
-                <w:szCs w:val="18"/>
-              </w:rPr>
-              <w:t>(</w:t>
-            </w:r>
-            <w:proofErr w:type="gramEnd"/>
-            <w:r>
-              <w:rPr>
-                <w:rFonts w:ascii="Courier New" w:eastAsia="Courier New" w:hAnsi="Courier New" w:cs="Courier New"/>
-                <w:color w:val="1E3A5F"/>
-                <w:sz w:val="18"/>
-                <w:szCs w:val="18"/>
-              </w:rPr>
-              <w:t>...</w:t>
-            </w:r>
-            <w:proofErr w:type="spellStart"/>
-            <w:r>
-              <w:rPr>
-                <w:rFonts w:ascii="Courier New" w:eastAsia="Courier New" w:hAnsi="Courier New" w:cs="Courier New"/>
-                <w:color w:val="1E3A5F"/>
-                <w:sz w:val="18"/>
-                <w:szCs w:val="18"/>
-              </w:rPr>
-              <w:t>nums</w:t>
-            </w:r>
-            <w:proofErr w:type="spellEnd"/>
-            <w:r>
-              <w:rPr>
-                <w:rFonts w:ascii="Courier New" w:eastAsia="Courier New" w:hAnsi="Courier New" w:cs="Courier New"/>
-                <w:color w:val="1E3A5F"/>
-                <w:sz w:val="18"/>
-                <w:szCs w:val="18"/>
-              </w:rPr>
-              <w:t>) {</w:t>
-            </w:r>
-          </w:p>
-          <w:p>
-            <w:pPr>
-              <w:spacing w:before="18" w:after="18"/>
-            </w:pPr>
-            <w:r>
-              <w:rPr>
-                <w:rFonts w:ascii="Courier New" w:eastAsia="Courier New" w:hAnsi="Courier New" w:cs="Courier New"/>
-                <w:color w:val="1E3A5F"/>
-                <w:sz w:val="18"/>
-                <w:szCs w:val="18"/>
-              </w:rPr>
-              <w:t xml:space="preserve">  return </w:t>
-            </w:r>
-            <w:proofErr w:type="spellStart"/>
-            <w:proofErr w:type="gramStart"/>
-            <w:r>
-              <w:rPr>
-                <w:rFonts w:ascii="Courier New" w:eastAsia="Courier New" w:hAnsi="Courier New" w:cs="Courier New"/>
-                <w:color w:val="1E3A5F"/>
-                <w:sz w:val="18"/>
-                <w:szCs w:val="18"/>
-              </w:rPr>
-              <w:t>nums.every</w:t>
-            </w:r>
-            <w:proofErr w:type="spellEnd"/>
-            <w:proofErr w:type="gramEnd"/>
-            <w:r>
-              <w:rPr>
-                <w:rFonts w:ascii="Courier New" w:eastAsia="Courier New" w:hAnsi="Courier New" w:cs="Courier New"/>
-                <w:color w:val="1E3A5F"/>
-                <w:sz w:val="18"/>
-                <w:szCs w:val="18"/>
-              </w:rPr>
-              <w:t xml:space="preserve">(n =&gt; </w:t>
-            </w:r>
-            <w:proofErr w:type="spellStart"/>
-            <w:r>
-              <w:rPr>
-                <w:rFonts w:ascii="Courier New" w:eastAsia="Courier New" w:hAnsi="Courier New" w:cs="Courier New"/>
-                <w:color w:val="1E3A5F"/>
-                <w:sz w:val="18"/>
-                <w:szCs w:val="18"/>
-              </w:rPr>
-              <w:t>typeof</w:t>
-            </w:r>
-            <w:proofErr w:type="spellEnd"/>
-            <w:r>
-              <w:rPr>
-                <w:rFonts w:ascii="Courier New" w:eastAsia="Courier New" w:hAnsi="Courier New" w:cs="Courier New"/>
-                <w:color w:val="1E3A5F"/>
-                <w:sz w:val="18"/>
-                <w:szCs w:val="18"/>
-              </w:rPr>
-              <w:t xml:space="preserve"> n === 'number' &amp;</w:t>
-            </w:r>
-            <w:proofErr w:type="gramStart"/>
-            <w:r>
-              <w:rPr>
-                <w:rFonts w:ascii="Courier New" w:eastAsia="Courier New" w:hAnsi="Courier New" w:cs="Courier New"/>
-                <w:color w:val="1E3A5F"/>
-                <w:sz w:val="18"/>
-                <w:szCs w:val="18"/>
-              </w:rPr>
-              <w:t>&amp; !</w:t>
-            </w:r>
-            <w:proofErr w:type="spellStart"/>
-            <w:r>
-              <w:rPr>
-                <w:rFonts w:ascii="Courier New" w:eastAsia="Courier New" w:hAnsi="Courier New" w:cs="Courier New"/>
-                <w:color w:val="1E3A5F"/>
-                <w:sz w:val="18"/>
-                <w:szCs w:val="18"/>
-              </w:rPr>
-              <w:t>isNaN</w:t>
-            </w:r>
-            <w:proofErr w:type="spellEnd"/>
-            <w:proofErr w:type="gramEnd"/>
-            <w:r>
-              <w:rPr>
-                <w:rFonts w:ascii="Courier New" w:eastAsia="Courier New" w:hAnsi="Courier New" w:cs="Courier New"/>
-                <w:color w:val="1E3A5F"/>
-                <w:sz w:val="18"/>
-                <w:szCs w:val="18"/>
-              </w:rPr>
-              <w:t>(n));</w:t>
-            </w:r>
-          </w:p>
-          <w:p>
-            <w:pPr>
-              <w:spacing w:before="18" w:after="18"/>
-            </w:pPr>
-            <w:r>
-              <w:rPr>
-                <w:rFonts w:ascii="Courier New" w:eastAsia="Courier New" w:hAnsi="Courier New" w:cs="Courier New"/>
-                <w:color w:val="1E3A5F"/>
-                <w:sz w:val="18"/>
-                <w:szCs w:val="18"/>
-              </w:rPr>
-              <w:t>}</w:t>
-            </w:r>
-          </w:p>
-          <w:p>
-            <w:pPr>
-              <w:spacing w:before="18" w:after="18"/>
-            </w:pPr>
-          </w:p>
-          <w:p>
-            <w:pPr>
-              <w:spacing w:before="18" w:after="18"/>
-            </w:pPr>
-            <w:r>
-              <w:rPr>
-                <w:rFonts w:ascii="Courier New" w:eastAsia="Courier New" w:hAnsi="Courier New" w:cs="Courier New"/>
-                <w:color w:val="1E3A5F"/>
-                <w:sz w:val="18"/>
-                <w:szCs w:val="18"/>
-              </w:rPr>
-              <w:t>// Public — will be exported</w:t>
-            </w:r>
-          </w:p>
-          <w:p>
-            <w:pPr>
-              <w:spacing w:before="18" w:after="18"/>
-            </w:pPr>
-            <w:r>
-              <w:rPr>
-                <w:rFonts w:ascii="Courier New" w:eastAsia="Courier New" w:hAnsi="Courier New" w:cs="Courier New"/>
-                <w:color w:val="1E3A5F"/>
-                <w:sz w:val="18"/>
-                <w:szCs w:val="18"/>
-              </w:rPr>
-              <w:t xml:space="preserve">function </w:t>
-            </w:r>
-            <w:proofErr w:type="gramStart"/>
-            <w:r>
-              <w:rPr>
-                <w:rFonts w:ascii="Courier New" w:eastAsia="Courier New" w:hAnsi="Courier New" w:cs="Courier New"/>
-                <w:color w:val="1E3A5F"/>
-                <w:sz w:val="18"/>
-                <w:szCs w:val="18"/>
-              </w:rPr>
-              <w:t>add(</w:t>
-            </w:r>
-            <w:proofErr w:type="gramEnd"/>
-            <w:r>
-              <w:rPr>
-                <w:rFonts w:ascii="Courier New" w:eastAsia="Courier New" w:hAnsi="Courier New" w:cs="Courier New"/>
-                <w:color w:val="1E3A5F"/>
-                <w:sz w:val="18"/>
-                <w:szCs w:val="18"/>
-              </w:rPr>
-              <w:t>a, b) {</w:t>
-            </w:r>
-          </w:p>
-          <w:p>
-            <w:pPr>
-              <w:spacing w:before="18" w:after="18"/>
-            </w:pPr>
-            <w:r>
-              <w:rPr>
-                <w:rFonts w:ascii="Courier New" w:eastAsia="Courier New" w:hAnsi="Courier New" w:cs="Courier New"/>
-                <w:color w:val="1E3A5F"/>
-                <w:sz w:val="18"/>
-                <w:szCs w:val="18"/>
-              </w:rPr>
-              <w:t xml:space="preserve">  if </w:t>
-            </w:r>
-            <w:proofErr w:type="gramStart"/>
-            <w:r>
-              <w:rPr>
-                <w:rFonts w:ascii="Courier New" w:eastAsia="Courier New" w:hAnsi="Courier New" w:cs="Courier New"/>
-                <w:color w:val="1E3A5F"/>
-                <w:sz w:val="18"/>
-                <w:szCs w:val="18"/>
-              </w:rPr>
-              <w:t>(!</w:t>
-            </w:r>
-            <w:proofErr w:type="spellStart"/>
-            <w:r>
-              <w:rPr>
-                <w:rFonts w:ascii="Courier New" w:eastAsia="Courier New" w:hAnsi="Courier New" w:cs="Courier New"/>
-                <w:color w:val="1E3A5F"/>
-                <w:sz w:val="18"/>
-                <w:szCs w:val="18"/>
-              </w:rPr>
-              <w:t>validateNumbers</w:t>
-            </w:r>
-            <w:proofErr w:type="spellEnd"/>
-            <w:proofErr w:type="gramEnd"/>
-            <w:r>
-              <w:rPr>
-                <w:rFonts w:ascii="Courier New" w:eastAsia="Courier New" w:hAnsi="Courier New" w:cs="Courier New"/>
-                <w:color w:val="1E3A5F"/>
-                <w:sz w:val="18"/>
-                <w:szCs w:val="18"/>
-              </w:rPr>
-              <w:t xml:space="preserve">(a, b)) throw new </w:t>
-            </w:r>
-            <w:proofErr w:type="gramStart"/>
-            <w:r>
-              <w:rPr>
-                <w:rFonts w:ascii="Courier New" w:eastAsia="Courier New" w:hAnsi="Courier New" w:cs="Courier New"/>
-                <w:color w:val="1E3A5F"/>
-                <w:sz w:val="18"/>
-                <w:szCs w:val="18"/>
-              </w:rPr>
-              <w:t>Error(</w:t>
-            </w:r>
-            <w:proofErr w:type="gramEnd"/>
-            <w:r>
-              <w:rPr>
-                <w:rFonts w:ascii="Courier New" w:eastAsia="Courier New" w:hAnsi="Courier New" w:cs="Courier New"/>
-                <w:color w:val="1E3A5F"/>
-                <w:sz w:val="18"/>
-                <w:szCs w:val="18"/>
-              </w:rPr>
-              <w:t>'Inputs must be numbers');</w:t>
-            </w:r>
-          </w:p>
-          <w:p>
-            <w:pPr>
-              <w:spacing w:before="18" w:after="18"/>
-            </w:pPr>
-            <w:r>
-              <w:rPr>
-                <w:rFonts w:ascii="Courier New" w:eastAsia="Courier New" w:hAnsi="Courier New" w:cs="Courier New"/>
-                <w:color w:val="1E3A5F"/>
-                <w:sz w:val="18"/>
-                <w:szCs w:val="18"/>
-              </w:rPr>
-              <w:t xml:space="preserve">  return a + b;</w:t>
-            </w:r>
-          </w:p>
-          <w:p>
-            <w:pPr>
-              <w:spacing w:before="18" w:after="18"/>
-            </w:pPr>
-            <w:r>
-              <w:rPr>
-                <w:rFonts w:ascii="Courier New" w:eastAsia="Courier New" w:hAnsi="Courier New" w:cs="Courier New"/>
-                <w:color w:val="1E3A5F"/>
-                <w:sz w:val="18"/>
-                <w:szCs w:val="18"/>
-              </w:rPr>
-              <w:t>}</w:t>
-            </w:r>
-          </w:p>
-          <w:p>
-            <w:pPr>
-              <w:spacing w:before="18" w:after="18"/>
-            </w:pPr>
-          </w:p>
-          <w:p>
-            <w:pPr>
-              <w:spacing w:before="18" w:after="18"/>
-            </w:pPr>
-            <w:r>
-              <w:rPr>
-                <w:rFonts w:ascii="Courier New" w:eastAsia="Courier New" w:hAnsi="Courier New" w:cs="Courier New"/>
-                <w:color w:val="1E3A5F"/>
-                <w:sz w:val="18"/>
-                <w:szCs w:val="18"/>
-              </w:rPr>
-              <w:t xml:space="preserve">function </w:t>
-            </w:r>
-            <w:proofErr w:type="gramStart"/>
-            <w:r>
-              <w:rPr>
-                <w:rFonts w:ascii="Courier New" w:eastAsia="Courier New" w:hAnsi="Courier New" w:cs="Courier New"/>
-                <w:color w:val="1E3A5F"/>
-                <w:sz w:val="18"/>
-                <w:szCs w:val="18"/>
-              </w:rPr>
-              <w:t>subtract(</w:t>
-            </w:r>
-            <w:proofErr w:type="gramEnd"/>
-            <w:r>
-              <w:rPr>
-                <w:rFonts w:ascii="Courier New" w:eastAsia="Courier New" w:hAnsi="Courier New" w:cs="Courier New"/>
-                <w:color w:val="1E3A5F"/>
-                <w:sz w:val="18"/>
-                <w:szCs w:val="18"/>
-              </w:rPr>
-              <w:t>a, b) {</w:t>
-            </w:r>
-          </w:p>
-          <w:p>
-            <w:pPr>
-              <w:spacing w:before="18" w:after="18"/>
-            </w:pPr>
-            <w:r>
-              <w:rPr>
-                <w:rFonts w:ascii="Courier New" w:eastAsia="Courier New" w:hAnsi="Courier New" w:cs="Courier New"/>
-                <w:color w:val="1E3A5F"/>
-                <w:sz w:val="18"/>
-                <w:szCs w:val="18"/>
-              </w:rPr>
-              <w:t xml:space="preserve">  if </w:t>
-            </w:r>
-            <w:proofErr w:type="gramStart"/>
-            <w:r>
-              <w:rPr>
-                <w:rFonts w:ascii="Courier New" w:eastAsia="Courier New" w:hAnsi="Courier New" w:cs="Courier New"/>
-                <w:color w:val="1E3A5F"/>
-                <w:sz w:val="18"/>
-                <w:szCs w:val="18"/>
-              </w:rPr>
-              <w:t>(!</w:t>
-            </w:r>
-            <w:proofErr w:type="spellStart"/>
-            <w:r>
-              <w:rPr>
-                <w:rFonts w:ascii="Courier New" w:eastAsia="Courier New" w:hAnsi="Courier New" w:cs="Courier New"/>
-                <w:color w:val="1E3A5F"/>
-                <w:sz w:val="18"/>
-                <w:szCs w:val="18"/>
-              </w:rPr>
-              <w:t>validateNumbers</w:t>
-            </w:r>
-            <w:proofErr w:type="spellEnd"/>
-            <w:proofErr w:type="gramEnd"/>
-            <w:r>
-              <w:rPr>
-                <w:rFonts w:ascii="Courier New" w:eastAsia="Courier New" w:hAnsi="Courier New" w:cs="Courier New"/>
-                <w:color w:val="1E3A5F"/>
-                <w:sz w:val="18"/>
-                <w:szCs w:val="18"/>
-              </w:rPr>
-              <w:t xml:space="preserve">(a, b)) throw new </w:t>
-            </w:r>
-            <w:proofErr w:type="gramStart"/>
-            <w:r>
-              <w:rPr>
-                <w:rFonts w:ascii="Courier New" w:eastAsia="Courier New" w:hAnsi="Courier New" w:cs="Courier New"/>
-                <w:color w:val="1E3A5F"/>
-                <w:sz w:val="18"/>
-                <w:szCs w:val="18"/>
-              </w:rPr>
-              <w:t>Error(</w:t>
-            </w:r>
-            <w:proofErr w:type="gramEnd"/>
-            <w:r>
-              <w:rPr>
-                <w:rFonts w:ascii="Courier New" w:eastAsia="Courier New" w:hAnsi="Courier New" w:cs="Courier New"/>
-                <w:color w:val="1E3A5F"/>
-                <w:sz w:val="18"/>
-                <w:szCs w:val="18"/>
-              </w:rPr>
-              <w:t>'Inputs must be numbers');</w:t>
-            </w:r>
-          </w:p>
-          <w:p>
-            <w:pPr>
-              <w:spacing w:before="18" w:after="18"/>
-            </w:pPr>
-            <w:r>
-              <w:rPr>
-                <w:rFonts w:ascii="Courier New" w:eastAsia="Courier New" w:hAnsi="Courier New" w:cs="Courier New"/>
-                <w:color w:val="1E3A5F"/>
-                <w:sz w:val="18"/>
-                <w:szCs w:val="18"/>
-              </w:rPr>
-              <w:t xml:space="preserve">  return a - b;</w:t>
-            </w:r>
-          </w:p>
-          <w:p>
-            <w:pPr>
-              <w:spacing w:before="18" w:after="18"/>
-            </w:pPr>
-            <w:r>
-              <w:rPr>
-                <w:rFonts w:ascii="Courier New" w:eastAsia="Courier New" w:hAnsi="Courier New" w:cs="Courier New"/>
-                <w:color w:val="1E3A5F"/>
-                <w:sz w:val="18"/>
-                <w:szCs w:val="18"/>
-              </w:rPr>
-              <w:t>}</w:t>
-            </w:r>
-          </w:p>
-          <w:p>
-            <w:pPr>
-              <w:spacing w:before="18" w:after="18"/>
-            </w:pPr>
-          </w:p>
-          <w:p>
-            <w:pPr>
-              <w:spacing w:before="18" w:after="18"/>
-            </w:pPr>
-            <w:r>
-              <w:rPr>
-                <w:rFonts w:ascii="Courier New" w:eastAsia="Courier New" w:hAnsi="Courier New" w:cs="Courier New"/>
-                <w:color w:val="1E3A5F"/>
-                <w:sz w:val="18"/>
-                <w:szCs w:val="18"/>
-              </w:rPr>
-              <w:t xml:space="preserve">function </w:t>
-            </w:r>
-            <w:proofErr w:type="gramStart"/>
-            <w:r>
-              <w:rPr>
-                <w:rFonts w:ascii="Courier New" w:eastAsia="Courier New" w:hAnsi="Courier New" w:cs="Courier New"/>
-                <w:color w:val="1E3A5F"/>
-                <w:sz w:val="18"/>
-                <w:szCs w:val="18"/>
-              </w:rPr>
-              <w:t>percentage(</w:t>
-            </w:r>
-            <w:proofErr w:type="gramEnd"/>
-            <w:r>
-              <w:rPr>
-                <w:rFonts w:ascii="Courier New" w:eastAsia="Courier New" w:hAnsi="Courier New" w:cs="Courier New"/>
-                <w:color w:val="1E3A5F"/>
-                <w:sz w:val="18"/>
-                <w:szCs w:val="18"/>
-              </w:rPr>
-              <w:t>value, total) {</w:t>
-            </w:r>
-          </w:p>
-          <w:p>
-            <w:pPr>
-              <w:spacing w:before="18" w:after="18"/>
-            </w:pPr>
-            <w:r>
-              <w:rPr>
-                <w:rFonts w:ascii="Courier New" w:eastAsia="Courier New" w:hAnsi="Courier New" w:cs="Courier New"/>
-                <w:color w:val="1E3A5F"/>
-                <w:sz w:val="18"/>
-                <w:szCs w:val="18"/>
-              </w:rPr>
-              <w:t xml:space="preserve">  if </w:t>
-            </w:r>
-            <w:proofErr w:type="gramStart"/>
-            <w:r>
-              <w:rPr>
-                <w:rFonts w:ascii="Courier New" w:eastAsia="Courier New" w:hAnsi="Courier New" w:cs="Courier New"/>
-                <w:color w:val="1E3A5F"/>
-                <w:sz w:val="18"/>
-                <w:szCs w:val="18"/>
-              </w:rPr>
-              <w:t>(!</w:t>
-            </w:r>
-            <w:proofErr w:type="spellStart"/>
-            <w:r>
-              <w:rPr>
-                <w:rFonts w:ascii="Courier New" w:eastAsia="Courier New" w:hAnsi="Courier New" w:cs="Courier New"/>
-                <w:color w:val="1E3A5F"/>
-                <w:sz w:val="18"/>
-                <w:szCs w:val="18"/>
-              </w:rPr>
-              <w:t>validateNumbers</w:t>
-            </w:r>
-            <w:proofErr w:type="spellEnd"/>
-            <w:proofErr w:type="gramEnd"/>
-            <w:r>
-              <w:rPr>
-                <w:rFonts w:ascii="Courier New" w:eastAsia="Courier New" w:hAnsi="Courier New" w:cs="Courier New"/>
-                <w:color w:val="1E3A5F"/>
-                <w:sz w:val="18"/>
-                <w:szCs w:val="18"/>
-              </w:rPr>
-              <w:t xml:space="preserve">(value, total)) throw new </w:t>
-            </w:r>
-            <w:proofErr w:type="gramStart"/>
-            <w:r>
-              <w:rPr>
-                <w:rFonts w:ascii="Courier New" w:eastAsia="Courier New" w:hAnsi="Courier New" w:cs="Courier New"/>
-                <w:color w:val="1E3A5F"/>
-                <w:sz w:val="18"/>
-                <w:szCs w:val="18"/>
-              </w:rPr>
-              <w:t>Error(</w:t>
-            </w:r>
-            <w:proofErr w:type="gramEnd"/>
-            <w:r>
-              <w:rPr>
-                <w:rFonts w:ascii="Courier New" w:eastAsia="Courier New" w:hAnsi="Courier New" w:cs="Courier New"/>
-                <w:color w:val="1E3A5F"/>
-                <w:sz w:val="18"/>
-                <w:szCs w:val="18"/>
-              </w:rPr>
-              <w:t>'Inputs must be numbers');</w:t>
-            </w:r>
-          </w:p>
-          <w:p>
-            <w:pPr>
-              <w:spacing w:before="18" w:after="18"/>
-            </w:pPr>
-            <w:r>
-              <w:rPr>
-                <w:rFonts w:ascii="Courier New" w:eastAsia="Courier New" w:hAnsi="Courier New" w:cs="Courier New"/>
-                <w:color w:val="1E3A5F"/>
-                <w:sz w:val="18"/>
-                <w:szCs w:val="18"/>
-              </w:rPr>
-              <w:t xml:space="preserve">  if (total === 0) throw new </w:t>
-            </w:r>
-            <w:proofErr w:type="gramStart"/>
-            <w:r>
-              <w:rPr>
-                <w:rFonts w:ascii="Courier New" w:eastAsia="Courier New" w:hAnsi="Courier New" w:cs="Courier New"/>
-                <w:color w:val="1E3A5F"/>
-                <w:sz w:val="18"/>
-                <w:szCs w:val="18"/>
-              </w:rPr>
-              <w:t>Error(</w:t>
-            </w:r>
-            <w:proofErr w:type="gramEnd"/>
-            <w:r>
-              <w:rPr>
-                <w:rFonts w:ascii="Courier New" w:eastAsia="Courier New" w:hAnsi="Courier New" w:cs="Courier New"/>
-                <w:color w:val="1E3A5F"/>
-                <w:sz w:val="18"/>
-                <w:szCs w:val="18"/>
-              </w:rPr>
-              <w:t>'Total cannot be zero');</w:t>
-            </w:r>
-          </w:p>
-          <w:p>
-            <w:pPr>
-              <w:spacing w:before="18" w:after="18"/>
-            </w:pPr>
-            <w:r>
-              <w:rPr>
-                <w:rFonts w:ascii="Courier New" w:eastAsia="Courier New" w:hAnsi="Courier New" w:cs="Courier New"/>
-                <w:color w:val="1E3A5F"/>
-                <w:sz w:val="18"/>
-                <w:szCs w:val="18"/>
-              </w:rPr>
-              <w:t xml:space="preserve">  return ((value / total) * 100</w:t>
-            </w:r>
-            <w:proofErr w:type="gramStart"/>
-            <w:r>
-              <w:rPr>
-                <w:rFonts w:ascii="Courier New" w:eastAsia="Courier New" w:hAnsi="Courier New" w:cs="Courier New"/>
-                <w:color w:val="1E3A5F"/>
-                <w:sz w:val="18"/>
-                <w:szCs w:val="18"/>
-              </w:rPr>
-              <w:t>).</w:t>
-            </w:r>
-            <w:proofErr w:type="spellStart"/>
-            <w:r>
-              <w:rPr>
-                <w:rFonts w:ascii="Courier New" w:eastAsia="Courier New" w:hAnsi="Courier New" w:cs="Courier New"/>
-                <w:color w:val="1E3A5F"/>
-                <w:sz w:val="18"/>
-                <w:szCs w:val="18"/>
-              </w:rPr>
-              <w:t>toFixed</w:t>
-            </w:r>
-            <w:proofErr w:type="spellEnd"/>
-            <w:proofErr w:type="gramEnd"/>
-            <w:r>
-              <w:rPr>
-                <w:rFonts w:ascii="Courier New" w:eastAsia="Courier New" w:hAnsi="Courier New" w:cs="Courier New"/>
-                <w:color w:val="1E3A5F"/>
-                <w:sz w:val="18"/>
-                <w:szCs w:val="18"/>
-              </w:rPr>
-              <w:t>(2);</w:t>
-            </w:r>
-          </w:p>
-          <w:p>
-            <w:pPr>
-              <w:spacing w:before="18" w:after="18"/>
-            </w:pPr>
-            <w:r>
-              <w:rPr>
-                <w:rFonts w:ascii="Courier New" w:eastAsia="Courier New" w:hAnsi="Courier New" w:cs="Courier New"/>
-                <w:color w:val="1E3A5F"/>
-                <w:sz w:val="18"/>
-                <w:szCs w:val="18"/>
-              </w:rPr>
-              <w:t>}</w:t>
-            </w:r>
-          </w:p>
-          <w:p>
-            <w:pPr>
-              <w:spacing w:before="18" w:after="18"/>
-            </w:pPr>
-          </w:p>
-          <w:p>
-            <w:pPr>
-              <w:spacing w:before="18" w:after="18"/>
-            </w:pPr>
-            <w:proofErr w:type="spellStart"/>
-            <w:proofErr w:type="gramStart"/>
-            <w:r>
-              <w:rPr>
-                <w:rFonts w:ascii="Courier New" w:eastAsia="Courier New" w:hAnsi="Courier New" w:cs="Courier New"/>
-                <w:color w:val="1E3A5F"/>
-                <w:sz w:val="18"/>
-                <w:szCs w:val="18"/>
-              </w:rPr>
-              <w:t>module.exports</w:t>
-            </w:r>
-            <w:proofErr w:type="spellEnd"/>
-            <w:proofErr w:type="gramEnd"/>
-            <w:r>
-              <w:rPr>
-                <w:rFonts w:ascii="Courier New" w:eastAsia="Courier New" w:hAnsi="Courier New" w:cs="Courier New"/>
-                <w:color w:val="1E3A5F"/>
-                <w:sz w:val="18"/>
-                <w:szCs w:val="18"/>
-              </w:rPr>
-              <w:t xml:space="preserve"> = </w:t>
-            </w:r>
-            <w:proofErr w:type="gramStart"/>
-            <w:r>
-              <w:rPr>
-                <w:rFonts w:ascii="Courier New" w:eastAsia="Courier New" w:hAnsi="Courier New" w:cs="Courier New"/>
-                <w:color w:val="1E3A5F"/>
-                <w:sz w:val="18"/>
-                <w:szCs w:val="18"/>
-              </w:rPr>
-              <w:t>{ add</w:t>
-            </w:r>
-            <w:proofErr w:type="gramEnd"/>
-            <w:r>
-              <w:rPr>
-                <w:rFonts w:ascii="Courier New" w:eastAsia="Courier New" w:hAnsi="Courier New" w:cs="Courier New"/>
-                <w:color w:val="1E3A5F"/>
-                <w:sz w:val="18"/>
-                <w:szCs w:val="18"/>
-              </w:rPr>
-              <w:t xml:space="preserve">, subtract, </w:t>
-            </w:r>
-            <w:proofErr w:type="gramStart"/>
-            <w:r>
-              <w:rPr>
-                <w:rFonts w:ascii="Courier New" w:eastAsia="Courier New" w:hAnsi="Courier New" w:cs="Courier New"/>
-                <w:color w:val="1E3A5F"/>
-                <w:sz w:val="18"/>
-                <w:szCs w:val="18"/>
-              </w:rPr>
-              <w:t>percentage }</w:t>
-            </w:r>
-            <w:proofErr w:type="gramEnd"/>
-            <w:r>
-              <w:rPr>
-                <w:rFonts w:ascii="Courier New" w:eastAsia="Courier New" w:hAnsi="Courier New" w:cs="Courier New"/>
-                <w:color w:val="1E3A5F"/>
-                <w:sz w:val="18"/>
-                <w:szCs w:val="18"/>
-              </w:rPr>
-              <w:t>;</w:t>
-            </w:r>
-          </w:p>
-          <w:p>
-            <w:pPr>
-              <w:spacing w:before="18" w:after="18"/>
-            </w:pPr>
-            <w:r>
-              <w:rPr>
-                <w:rFonts w:ascii="Courier New" w:eastAsia="Courier New" w:hAnsi="Courier New" w:cs="Courier New"/>
-                <w:color w:val="1E3A5F"/>
-                <w:sz w:val="18"/>
-                <w:szCs w:val="18"/>
-              </w:rPr>
-              <w:t xml:space="preserve">// </w:t>
-            </w:r>
-            <w:proofErr w:type="spellStart"/>
-            <w:r>
-              <w:rPr>
-                <w:rFonts w:ascii="Courier New" w:eastAsia="Courier New" w:hAnsi="Courier New" w:cs="Courier New"/>
-                <w:color w:val="1E3A5F"/>
-                <w:sz w:val="18"/>
-                <w:szCs w:val="18"/>
-              </w:rPr>
-              <w:t>validateNumbers</w:t>
-            </w:r>
-            <w:proofErr w:type="spellEnd"/>
-            <w:r>
-              <w:rPr>
-                <w:rFonts w:ascii="Courier New" w:eastAsia="Courier New" w:hAnsi="Courier New" w:cs="Courier New"/>
-                <w:color w:val="1E3A5F"/>
-                <w:sz w:val="18"/>
-                <w:szCs w:val="18"/>
-              </w:rPr>
-              <w:t xml:space="preserve"> stays private — not exported</w:t>
-            </w:r>
-          </w:p>
-        </w:tc>
-      </w:tr>
-    </w:tbl>
-    <w:p>
-      <w:pPr>
-        <w:spacing w:before="100"/>
-      </w:pPr>
-    </w:p>
-    <w:p>
-      <w:pPr>
-        <w:spacing w:before="200" w:after="80"/>
-      </w:pPr>
-      <w:r>
-        <w:rPr>
-          <w:b/>
-          <w:bCs/>
-          <w:color w:val="5A2D80"/>
-          <w:sz w:val="24"/>
-          <w:szCs w:val="24"/>
-        </w:rPr>
-        <w:t>utils/strings.js:</w:t>
-      </w:r>
-    </w:p>
-    <w:tbl>
-      <w:tblPr>
-        <w:tblW w:w="9360" w:type="dxa"/>
-        <w:tblBorders>
-          <w:top w:val="single" w:sz="4" w:space="0" w:color="auto"/>
-          <w:left w:val="single" w:sz="4" w:space="0" w:color="auto"/>
-          <w:bottom w:val="single" w:sz="4" w:space="0" w:color="auto"/>
-          <w:right w:val="single" w:sz="4" w:space="0" w:color="auto"/>
-          <w:insideH w:val="single" w:sz="4" w:space="0" w:color="auto"/>
-          <w:insideV w:val="single" w:sz="4" w:space="0" w:color="auto"/>
-        </w:tblBorders>
-        <w:tblCellMar>
-          <w:left w:w="10" w:type="dxa"/>
-          <w:right w:w="10" w:type="dxa"/>
-        </w:tblCellMar>
-        <w:tblLook w:val="04A0" w:firstRow="1" w:lastRow="0" w:firstColumn="1" w:lastColumn="0" w:noHBand="0" w:noVBand="1"/>
-      </w:tblPr>
-      <w:tblGrid>
-        <w:gridCol w:w="9360"/>
-      </w:tblGrid>
-      <w:tr>
-        <w:tblPrEx>
-          <w:tblCellMar>
-            <w:top w:w="0" w:type="dxa"/>
-            <w:bottom w:w="0" w:type="dxa"/>
-          </w:tblCellMar>
-        </w:tblPrEx>
-        <w:tc>
-          <w:tcPr>
-            <w:tcW w:w="9360" w:type="dxa"/>
-            <w:tcBorders>
-              <w:top w:val="single" w:sz="1" w:space="0" w:color="CCCCCC"/>
-              <w:left w:val="single" w:sz="2" w:space="0" w:color="7B3FA0"/>
-              <w:bottom w:val="single" w:sz="1" w:space="0" w:color="CCCCCC"/>
-              <w:right w:val="none" w:sz="0" w:space="0" w:color="FFFFFF"/>
-            </w:tcBorders>
-            <w:shd w:val="clear" w:color="auto" w:fill="F3F4F6"/>
-            <w:tcMar>
-              <w:top w:w="140" w:type="dxa"/>
-              <w:left w:w="240" w:type="dxa"/>
-              <w:bottom w:w="140" w:type="dxa"/>
-              <w:right w:w="240" w:type="dxa"/>
-            </w:tcMar>
-          </w:tcPr>
-          <w:p>
-            <w:pPr>
-              <w:spacing w:before="18" w:after="18"/>
-            </w:pPr>
-            <w:r>
-              <w:rPr>
-                <w:rFonts w:ascii="Courier New" w:eastAsia="Courier New" w:hAnsi="Courier New" w:cs="Courier New"/>
-                <w:color w:val="1E3A5F"/>
-                <w:sz w:val="18"/>
-                <w:szCs w:val="18"/>
-              </w:rPr>
-              <w:t>function capitalize(str) {</w:t>
-            </w:r>
-          </w:p>
-          <w:p>
-            <w:pPr>
-              <w:spacing w:before="18" w:after="18"/>
-            </w:pPr>
-            <w:r>
-              <w:rPr>
-                <w:rFonts w:ascii="Courier New" w:eastAsia="Courier New" w:hAnsi="Courier New" w:cs="Courier New"/>
-                <w:color w:val="1E3A5F"/>
-                <w:sz w:val="18"/>
-                <w:szCs w:val="18"/>
-              </w:rPr>
-              <w:t xml:space="preserve">  return </w:t>
-            </w:r>
-            <w:proofErr w:type="spellStart"/>
-            <w:proofErr w:type="gramStart"/>
-            <w:r>
-              <w:rPr>
-                <w:rFonts w:ascii="Courier New" w:eastAsia="Courier New" w:hAnsi="Courier New" w:cs="Courier New"/>
-                <w:color w:val="1E3A5F"/>
-                <w:sz w:val="18"/>
-                <w:szCs w:val="18"/>
-              </w:rPr>
-              <w:t>str.charAt</w:t>
-            </w:r>
-            <w:proofErr w:type="spellEnd"/>
-            <w:proofErr w:type="gramEnd"/>
-            <w:r>
-              <w:rPr>
-                <w:rFonts w:ascii="Courier New" w:eastAsia="Courier New" w:hAnsi="Courier New" w:cs="Courier New"/>
-                <w:color w:val="1E3A5F"/>
-                <w:sz w:val="18"/>
-                <w:szCs w:val="18"/>
-              </w:rPr>
-              <w:t>(0</w:t>
-            </w:r>
-            <w:proofErr w:type="gramStart"/>
-            <w:r>
-              <w:rPr>
-                <w:rFonts w:ascii="Courier New" w:eastAsia="Courier New" w:hAnsi="Courier New" w:cs="Courier New"/>
-                <w:color w:val="1E3A5F"/>
-                <w:sz w:val="18"/>
-                <w:szCs w:val="18"/>
-              </w:rPr>
-              <w:t>).</w:t>
-            </w:r>
-            <w:proofErr w:type="spellStart"/>
-            <w:r>
-              <w:rPr>
-                <w:rFonts w:ascii="Courier New" w:eastAsia="Courier New" w:hAnsi="Courier New" w:cs="Courier New"/>
-                <w:color w:val="1E3A5F"/>
-                <w:sz w:val="18"/>
-                <w:szCs w:val="18"/>
-              </w:rPr>
-              <w:t>toUpperCase</w:t>
-            </w:r>
-            <w:proofErr w:type="spellEnd"/>
-            <w:proofErr w:type="gramEnd"/>
-            <w:r>
-              <w:rPr>
-                <w:rFonts w:ascii="Courier New" w:eastAsia="Courier New" w:hAnsi="Courier New" w:cs="Courier New"/>
-                <w:color w:val="1E3A5F"/>
-                <w:sz w:val="18"/>
-                <w:szCs w:val="18"/>
-              </w:rPr>
-              <w:t xml:space="preserve">() + </w:t>
-            </w:r>
-            <w:proofErr w:type="spellStart"/>
-            <w:proofErr w:type="gramStart"/>
-            <w:r>
-              <w:rPr>
-                <w:rFonts w:ascii="Courier New" w:eastAsia="Courier New" w:hAnsi="Courier New" w:cs="Courier New"/>
-                <w:color w:val="1E3A5F"/>
-                <w:sz w:val="18"/>
-                <w:szCs w:val="18"/>
-              </w:rPr>
-              <w:t>str.slice</w:t>
-            </w:r>
-            <w:proofErr w:type="spellEnd"/>
-            <w:proofErr w:type="gramEnd"/>
-            <w:r>
-              <w:rPr>
-                <w:rFonts w:ascii="Courier New" w:eastAsia="Courier New" w:hAnsi="Courier New" w:cs="Courier New"/>
-                <w:color w:val="1E3A5F"/>
-                <w:sz w:val="18"/>
-                <w:szCs w:val="18"/>
-              </w:rPr>
-              <w:t>(1</w:t>
-            </w:r>
-            <w:proofErr w:type="gramStart"/>
-            <w:r>
-              <w:rPr>
-                <w:rFonts w:ascii="Courier New" w:eastAsia="Courier New" w:hAnsi="Courier New" w:cs="Courier New"/>
-                <w:color w:val="1E3A5F"/>
-                <w:sz w:val="18"/>
-                <w:szCs w:val="18"/>
-              </w:rPr>
-              <w:t>).</w:t>
-            </w:r>
-            <w:proofErr w:type="spellStart"/>
-            <w:r>
-              <w:rPr>
-                <w:rFonts w:ascii="Courier New" w:eastAsia="Courier New" w:hAnsi="Courier New" w:cs="Courier New"/>
-                <w:color w:val="1E3A5F"/>
-                <w:sz w:val="18"/>
-                <w:szCs w:val="18"/>
-              </w:rPr>
-              <w:t>toLowerCase</w:t>
-            </w:r>
-            <w:proofErr w:type="spellEnd"/>
-            <w:proofErr w:type="gramEnd"/>
-            <w:r>
-              <w:rPr>
-                <w:rFonts w:ascii="Courier New" w:eastAsia="Courier New" w:hAnsi="Courier New" w:cs="Courier New"/>
-                <w:color w:val="1E3A5F"/>
-                <w:sz w:val="18"/>
-                <w:szCs w:val="18"/>
-              </w:rPr>
-              <w:t>();</w:t>
-            </w:r>
-          </w:p>
-          <w:p>
-            <w:pPr>
-              <w:spacing w:before="18" w:after="18"/>
-            </w:pPr>
-            <w:r>
-              <w:rPr>
-                <w:rFonts w:ascii="Courier New" w:eastAsia="Courier New" w:hAnsi="Courier New" w:cs="Courier New"/>
-                <w:color w:val="1E3A5F"/>
-                <w:sz w:val="18"/>
-                <w:szCs w:val="18"/>
-              </w:rPr>
-              <w:t>}</w:t>
-            </w:r>
-          </w:p>
-          <w:p>
-            <w:pPr>
-              <w:spacing w:before="18" w:after="18"/>
-            </w:pPr>
-          </w:p>
-          <w:p>
-            <w:pPr>
-              <w:spacing w:before="18" w:after="18"/>
-            </w:pPr>
-            <w:r>
-              <w:rPr>
-                <w:rFonts w:ascii="Courier New" w:eastAsia="Courier New" w:hAnsi="Courier New" w:cs="Courier New"/>
-                <w:color w:val="1E3A5F"/>
-                <w:sz w:val="18"/>
-                <w:szCs w:val="18"/>
-              </w:rPr>
-              <w:t xml:space="preserve">function </w:t>
-            </w:r>
-            <w:proofErr w:type="gramStart"/>
-            <w:r>
-              <w:rPr>
-                <w:rFonts w:ascii="Courier New" w:eastAsia="Courier New" w:hAnsi="Courier New" w:cs="Courier New"/>
-                <w:color w:val="1E3A5F"/>
-                <w:sz w:val="18"/>
-                <w:szCs w:val="18"/>
-              </w:rPr>
-              <w:t>truncate(</w:t>
-            </w:r>
-            <w:proofErr w:type="gramEnd"/>
-            <w:r>
-              <w:rPr>
-                <w:rFonts w:ascii="Courier New" w:eastAsia="Courier New" w:hAnsi="Courier New" w:cs="Courier New"/>
-                <w:color w:val="1E3A5F"/>
-                <w:sz w:val="18"/>
-                <w:szCs w:val="18"/>
-              </w:rPr>
-              <w:t xml:space="preserve">str, </w:t>
-            </w:r>
-            <w:proofErr w:type="spellStart"/>
-            <w:r>
-              <w:rPr>
-                <w:rFonts w:ascii="Courier New" w:eastAsia="Courier New" w:hAnsi="Courier New" w:cs="Courier New"/>
-                <w:color w:val="1E3A5F"/>
-                <w:sz w:val="18"/>
-                <w:szCs w:val="18"/>
-              </w:rPr>
-              <w:t>maxLength</w:t>
-            </w:r>
-            <w:proofErr w:type="spellEnd"/>
-            <w:r>
-              <w:rPr>
-                <w:rFonts w:ascii="Courier New" w:eastAsia="Courier New" w:hAnsi="Courier New" w:cs="Courier New"/>
-                <w:color w:val="1E3A5F"/>
-                <w:sz w:val="18"/>
-                <w:szCs w:val="18"/>
-              </w:rPr>
-              <w:t>) {</w:t>
-            </w:r>
-          </w:p>
-          <w:p>
-            <w:pPr>
-              <w:spacing w:before="18" w:after="18"/>
-            </w:pPr>
-            <w:r>
-              <w:rPr>
-                <w:rFonts w:ascii="Courier New" w:eastAsia="Courier New" w:hAnsi="Courier New" w:cs="Courier New"/>
-                <w:color w:val="1E3A5F"/>
-                <w:sz w:val="18"/>
-                <w:szCs w:val="18"/>
-              </w:rPr>
-              <w:t xml:space="preserve">  if (</w:t>
-            </w:r>
-            <w:proofErr w:type="spellStart"/>
-            <w:proofErr w:type="gramStart"/>
-            <w:r>
-              <w:rPr>
-                <w:rFonts w:ascii="Courier New" w:eastAsia="Courier New" w:hAnsi="Courier New" w:cs="Courier New"/>
-                <w:color w:val="1E3A5F"/>
-                <w:sz w:val="18"/>
-                <w:szCs w:val="18"/>
-              </w:rPr>
-              <w:t>str.length</w:t>
-            </w:r>
-            <w:proofErr w:type="spellEnd"/>
-            <w:proofErr w:type="gramEnd"/>
-            <w:r>
-              <w:rPr>
-                <w:rFonts w:ascii="Courier New" w:eastAsia="Courier New" w:hAnsi="Courier New" w:cs="Courier New"/>
-                <w:color w:val="1E3A5F"/>
-                <w:sz w:val="18"/>
-                <w:szCs w:val="18"/>
-              </w:rPr>
-              <w:t xml:space="preserve"> &lt;= </w:t>
-            </w:r>
-            <w:proofErr w:type="spellStart"/>
-            <w:r>
-              <w:rPr>
-                <w:rFonts w:ascii="Courier New" w:eastAsia="Courier New" w:hAnsi="Courier New" w:cs="Courier New"/>
-                <w:color w:val="1E3A5F"/>
-                <w:sz w:val="18"/>
-                <w:szCs w:val="18"/>
-              </w:rPr>
-              <w:t>maxLength</w:t>
-            </w:r>
-            <w:proofErr w:type="spellEnd"/>
-            <w:r>
-              <w:rPr>
-                <w:rFonts w:ascii="Courier New" w:eastAsia="Courier New" w:hAnsi="Courier New" w:cs="Courier New"/>
-                <w:color w:val="1E3A5F"/>
-                <w:sz w:val="18"/>
-                <w:szCs w:val="18"/>
-              </w:rPr>
-              <w:t>) return str;</w:t>
-            </w:r>
-          </w:p>
-          <w:p>
-            <w:pPr>
-              <w:spacing w:before="18" w:after="18"/>
-            </w:pPr>
-            <w:r>
-              <w:rPr>
-                <w:rFonts w:ascii="Courier New" w:eastAsia="Courier New" w:hAnsi="Courier New" w:cs="Courier New"/>
-                <w:color w:val="1E3A5F"/>
-                <w:sz w:val="18"/>
-                <w:szCs w:val="18"/>
-              </w:rPr>
-              <w:t xml:space="preserve">  return </w:t>
-            </w:r>
-            <w:proofErr w:type="spellStart"/>
-            <w:proofErr w:type="gramStart"/>
-            <w:r>
-              <w:rPr>
-                <w:rFonts w:ascii="Courier New" w:eastAsia="Courier New" w:hAnsi="Courier New" w:cs="Courier New"/>
-                <w:color w:val="1E3A5F"/>
-                <w:sz w:val="18"/>
-                <w:szCs w:val="18"/>
-              </w:rPr>
-              <w:t>str.slice</w:t>
-            </w:r>
-            <w:proofErr w:type="spellEnd"/>
-            <w:proofErr w:type="gramEnd"/>
-            <w:r>
-              <w:rPr>
-                <w:rFonts w:ascii="Courier New" w:eastAsia="Courier New" w:hAnsi="Courier New" w:cs="Courier New"/>
-                <w:color w:val="1E3A5F"/>
-                <w:sz w:val="18"/>
-                <w:szCs w:val="18"/>
-              </w:rPr>
-              <w:t xml:space="preserve">(0, </w:t>
-            </w:r>
-            <w:proofErr w:type="spellStart"/>
-            <w:r>
-              <w:rPr>
-                <w:rFonts w:ascii="Courier New" w:eastAsia="Courier New" w:hAnsi="Courier New" w:cs="Courier New"/>
-                <w:color w:val="1E3A5F"/>
-                <w:sz w:val="18"/>
-                <w:szCs w:val="18"/>
-              </w:rPr>
-              <w:t>maxLength</w:t>
-            </w:r>
-            <w:proofErr w:type="spellEnd"/>
-            <w:r>
-              <w:rPr>
-                <w:rFonts w:ascii="Courier New" w:eastAsia="Courier New" w:hAnsi="Courier New" w:cs="Courier New"/>
-                <w:color w:val="1E3A5F"/>
-                <w:sz w:val="18"/>
-                <w:szCs w:val="18"/>
-              </w:rPr>
-              <w:t>) + '...';</w:t>
-            </w:r>
-          </w:p>
-          <w:p>
-            <w:pPr>
-              <w:spacing w:before="18" w:after="18"/>
-            </w:pPr>
-            <w:r>
-              <w:rPr>
-                <w:rFonts w:ascii="Courier New" w:eastAsia="Courier New" w:hAnsi="Courier New" w:cs="Courier New"/>
-                <w:color w:val="1E3A5F"/>
-                <w:sz w:val="18"/>
-                <w:szCs w:val="18"/>
-              </w:rPr>
-              <w:t>}</w:t>
-            </w:r>
-          </w:p>
-          <w:p>
-            <w:pPr>
-              <w:spacing w:before="18" w:after="18"/>
-            </w:pPr>
-          </w:p>
-          <w:p>
-            <w:pPr>
-              <w:spacing w:before="18" w:after="18"/>
-            </w:pPr>
-            <w:r>
-              <w:rPr>
-                <w:rFonts w:ascii="Courier New" w:eastAsia="Courier New" w:hAnsi="Courier New" w:cs="Courier New"/>
-                <w:color w:val="1E3A5F"/>
-                <w:sz w:val="18"/>
-                <w:szCs w:val="18"/>
-              </w:rPr>
-              <w:t xml:space="preserve">function </w:t>
-            </w:r>
-            <w:proofErr w:type="spellStart"/>
-            <w:r>
-              <w:rPr>
-                <w:rFonts w:ascii="Courier New" w:eastAsia="Courier New" w:hAnsi="Courier New" w:cs="Courier New"/>
-                <w:color w:val="1E3A5F"/>
-                <w:sz w:val="18"/>
-                <w:szCs w:val="18"/>
-              </w:rPr>
-              <w:t>slugify</w:t>
-            </w:r>
-            <w:proofErr w:type="spellEnd"/>
-            <w:r>
-              <w:rPr>
-                <w:rFonts w:ascii="Courier New" w:eastAsia="Courier New" w:hAnsi="Courier New" w:cs="Courier New"/>
-                <w:color w:val="1E3A5F"/>
-                <w:sz w:val="18"/>
-                <w:szCs w:val="18"/>
-              </w:rPr>
-              <w:t>(str) {</w:t>
-            </w:r>
-          </w:p>
-          <w:p>
-            <w:pPr>
-              <w:spacing w:before="18" w:after="18"/>
-            </w:pPr>
-            <w:r>
-              <w:rPr>
-                <w:rFonts w:ascii="Courier New" w:eastAsia="Courier New" w:hAnsi="Courier New" w:cs="Courier New"/>
-                <w:color w:val="1E3A5F"/>
-                <w:sz w:val="18"/>
-                <w:szCs w:val="18"/>
-              </w:rPr>
-              <w:t xml:space="preserve">  return </w:t>
-            </w:r>
-            <w:proofErr w:type="spellStart"/>
-            <w:proofErr w:type="gramStart"/>
-            <w:r>
-              <w:rPr>
-                <w:rFonts w:ascii="Courier New" w:eastAsia="Courier New" w:hAnsi="Courier New" w:cs="Courier New"/>
-                <w:color w:val="1E3A5F"/>
-                <w:sz w:val="18"/>
-                <w:szCs w:val="18"/>
-              </w:rPr>
-              <w:t>str.toLowerCase</w:t>
-            </w:r>
-            <w:proofErr w:type="spellEnd"/>
-            <w:proofErr w:type="gramEnd"/>
-            <w:r>
-              <w:rPr>
-                <w:rFonts w:ascii="Courier New" w:eastAsia="Courier New" w:hAnsi="Courier New" w:cs="Courier New"/>
-                <w:color w:val="1E3A5F"/>
-                <w:sz w:val="18"/>
-                <w:szCs w:val="18"/>
-              </w:rPr>
-              <w:t>()</w:t>
-            </w:r>
-          </w:p>
-          <w:p>
-            <w:pPr>
-              <w:spacing w:before="18" w:after="18"/>
-            </w:pPr>
-            <w:r>
-              <w:rPr>
-                <w:rFonts w:ascii="Courier New" w:eastAsia="Courier New" w:hAnsi="Courier New" w:cs="Courier New"/>
-                <w:color w:val="1E3A5F"/>
-                <w:sz w:val="18"/>
-                <w:szCs w:val="18"/>
-              </w:rPr>
-              <w:t xml:space="preserve">    </w:t>
-            </w:r>
-            <w:proofErr w:type="gramStart"/>
-            <w:r>
-              <w:rPr>
-                <w:rFonts w:ascii="Courier New" w:eastAsia="Courier New" w:hAnsi="Courier New" w:cs="Courier New"/>
-                <w:color w:val="1E3A5F"/>
-                <w:sz w:val="18"/>
-                <w:szCs w:val="18"/>
-              </w:rPr>
-              <w:t>.replace</w:t>
-            </w:r>
-            <w:proofErr w:type="gramEnd"/>
-            <w:r>
-              <w:rPr>
-                <w:rFonts w:ascii="Courier New" w:eastAsia="Courier New" w:hAnsi="Courier New" w:cs="Courier New"/>
-                <w:color w:val="1E3A5F"/>
-                <w:sz w:val="18"/>
-                <w:szCs w:val="18"/>
-              </w:rPr>
-              <w:t>(/\s+/g, '-</w:t>
-            </w:r>
-            <w:proofErr w:type="gramStart"/>
-            <w:r>
-              <w:rPr>
-                <w:rFonts w:ascii="Courier New" w:eastAsia="Courier New" w:hAnsi="Courier New" w:cs="Courier New"/>
-                <w:color w:val="1E3A5F"/>
-                <w:sz w:val="18"/>
-                <w:szCs w:val="18"/>
-              </w:rPr>
-              <w:t xml:space="preserve">')   </w:t>
-            </w:r>
-            <w:proofErr w:type="gramEnd"/>
-            <w:r>
-              <w:rPr>
-                <w:rFonts w:ascii="Courier New" w:eastAsia="Courier New" w:hAnsi="Courier New" w:cs="Courier New"/>
-                <w:color w:val="1E3A5F"/>
-                <w:sz w:val="18"/>
-                <w:szCs w:val="18"/>
-              </w:rPr>
-              <w:t xml:space="preserve">        // spaces → hyphens</w:t>
-            </w:r>
-          </w:p>
-          <w:p>
-            <w:pPr>
-              <w:spacing w:before="18" w:after="18"/>
-            </w:pPr>
-            <w:r>
-              <w:rPr>
-                <w:rFonts w:ascii="Courier New" w:eastAsia="Courier New" w:hAnsi="Courier New" w:cs="Courier New"/>
-                <w:color w:val="1E3A5F"/>
-                <w:sz w:val="18"/>
-                <w:szCs w:val="18"/>
-              </w:rPr>
-              <w:t xml:space="preserve">    </w:t>
-            </w:r>
-            <w:proofErr w:type="gramStart"/>
-            <w:r>
-              <w:rPr>
-                <w:rFonts w:ascii="Courier New" w:eastAsia="Courier New" w:hAnsi="Courier New" w:cs="Courier New"/>
-                <w:color w:val="1E3A5F"/>
-                <w:sz w:val="18"/>
-                <w:szCs w:val="18"/>
-              </w:rPr>
-              <w:t>.replace</w:t>
-            </w:r>
-            <w:proofErr w:type="gramEnd"/>
-            <w:r>
-              <w:rPr>
-                <w:rFonts w:ascii="Courier New" w:eastAsia="Courier New" w:hAnsi="Courier New" w:cs="Courier New"/>
-                <w:color w:val="1E3A5F"/>
-                <w:sz w:val="18"/>
-                <w:szCs w:val="18"/>
-              </w:rPr>
-              <w:t>(/[^a-z0-9-]/g, ''</w:t>
-            </w:r>
-            <w:proofErr w:type="gramStart"/>
-            <w:r>
-              <w:rPr>
-                <w:rFonts w:ascii="Courier New" w:eastAsia="Courier New" w:hAnsi="Courier New" w:cs="Courier New"/>
-                <w:color w:val="1E3A5F"/>
-                <w:sz w:val="18"/>
-                <w:szCs w:val="18"/>
-              </w:rPr>
-              <w:t xml:space="preserve">);   </w:t>
-            </w:r>
-            <w:proofErr w:type="gramEnd"/>
-            <w:r>
-              <w:rPr>
-                <w:rFonts w:ascii="Courier New" w:eastAsia="Courier New" w:hAnsi="Courier New" w:cs="Courier New"/>
-                <w:color w:val="1E3A5F"/>
-                <w:sz w:val="18"/>
-                <w:szCs w:val="18"/>
-              </w:rPr>
-              <w:t>// remove special characters</w:t>
-            </w:r>
-          </w:p>
-          <w:p>
-            <w:pPr>
-              <w:spacing w:before="18" w:after="18"/>
-            </w:pPr>
-            <w:r>
-              <w:rPr>
-                <w:rFonts w:ascii="Courier New" w:eastAsia="Courier New" w:hAnsi="Courier New" w:cs="Courier New"/>
-                <w:color w:val="1E3A5F"/>
-                <w:sz w:val="18"/>
-                <w:szCs w:val="18"/>
-              </w:rPr>
-              <w:t>}</w:t>
-            </w:r>
-          </w:p>
-          <w:p>
-            <w:pPr>
-              <w:spacing w:before="18" w:after="18"/>
-            </w:pPr>
-          </w:p>
-          <w:p>
-            <w:pPr>
-              <w:spacing w:before="18" w:after="18"/>
-            </w:pPr>
-            <w:proofErr w:type="spellStart"/>
-            <w:proofErr w:type="gramStart"/>
-            <w:r>
-              <w:rPr>
-                <w:rFonts w:ascii="Courier New" w:eastAsia="Courier New" w:hAnsi="Courier New" w:cs="Courier New"/>
-                <w:color w:val="1E3A5F"/>
-                <w:sz w:val="18"/>
-                <w:szCs w:val="18"/>
-              </w:rPr>
-              <w:t>module.exports</w:t>
-            </w:r>
-            <w:proofErr w:type="spellEnd"/>
-            <w:proofErr w:type="gramEnd"/>
-            <w:r>
-              <w:rPr>
-                <w:rFonts w:ascii="Courier New" w:eastAsia="Courier New" w:hAnsi="Courier New" w:cs="Courier New"/>
-                <w:color w:val="1E3A5F"/>
-                <w:sz w:val="18"/>
-                <w:szCs w:val="18"/>
-              </w:rPr>
-              <w:t xml:space="preserve"> = </w:t>
-            </w:r>
-            <w:proofErr w:type="gramStart"/>
-            <w:r>
-              <w:rPr>
-                <w:rFonts w:ascii="Courier New" w:eastAsia="Courier New" w:hAnsi="Courier New" w:cs="Courier New"/>
-                <w:color w:val="1E3A5F"/>
-                <w:sz w:val="18"/>
-                <w:szCs w:val="18"/>
-              </w:rPr>
-              <w:t>{ capitalize</w:t>
-            </w:r>
-            <w:proofErr w:type="gramEnd"/>
-            <w:r>
-              <w:rPr>
-                <w:rFonts w:ascii="Courier New" w:eastAsia="Courier New" w:hAnsi="Courier New" w:cs="Courier New"/>
-                <w:color w:val="1E3A5F"/>
-                <w:sz w:val="18"/>
-                <w:szCs w:val="18"/>
-              </w:rPr>
-              <w:t xml:space="preserve">, truncate, </w:t>
-            </w:r>
-            <w:proofErr w:type="spellStart"/>
-            <w:r>
-              <w:rPr>
-                <w:rFonts w:ascii="Courier New" w:eastAsia="Courier New" w:hAnsi="Courier New" w:cs="Courier New"/>
-                <w:color w:val="1E3A5F"/>
-                <w:sz w:val="18"/>
-                <w:szCs w:val="18"/>
-              </w:rPr>
-              <w:t>slugify</w:t>
-            </w:r>
-            <w:proofErr w:type="spellEnd"/>
-            <w:r>
-              <w:rPr>
-                <w:rFonts w:ascii="Courier New" w:eastAsia="Courier New" w:hAnsi="Courier New" w:cs="Courier New"/>
-                <w:color w:val="1E3A5F"/>
-                <w:sz w:val="18"/>
-                <w:szCs w:val="18"/>
-              </w:rPr>
-              <w:t xml:space="preserve"> };</w:t>
-            </w:r>
-          </w:p>
-        </w:tc>
-      </w:tr>
-    </w:tbl>
-    <w:p>
-      <w:pPr>
-        <w:spacing w:before="100"/>
-      </w:pPr>
-    </w:p>
-    <w:p>
-      <w:pPr>
-        <w:spacing w:before="200" w:after="80"/>
-      </w:pPr>
-      <w:r>
-        <w:rPr>
-          <w:b/>
-          <w:bCs/>
-          <w:color w:val="5A2D80"/>
-          <w:sz w:val="24"/>
-          <w:szCs w:val="24"/>
-        </w:rPr>
-        <w:t>config/constants.js:</w:t>
-      </w:r>
-    </w:p>
-    <w:tbl>
-      <w:tblPr>
-        <w:tblW w:w="9360" w:type="dxa"/>
-        <w:tblBorders>
-          <w:top w:val="single" w:sz="4" w:space="0" w:color="auto"/>
-          <w:left w:val="single" w:sz="4" w:space="0" w:color="auto"/>
-          <w:bottom w:val="single" w:sz="4" w:space="0" w:color="auto"/>
-          <w:right w:val="single" w:sz="4" w:space="0" w:color="auto"/>
-          <w:insideH w:val="single" w:sz="4" w:space="0" w:color="auto"/>
-          <w:insideV w:val="single" w:sz="4" w:space="0" w:color="auto"/>
-        </w:tblBorders>
-        <w:tblCellMar>
-          <w:left w:w="10" w:type="dxa"/>
-          <w:right w:w="10" w:type="dxa"/>
-        </w:tblCellMar>
-        <w:tblLook w:val="04A0" w:firstRow="1" w:lastRow="0" w:firstColumn="1" w:lastColumn="0" w:noHBand="0" w:noVBand="1"/>
-      </w:tblPr>
-      <w:tblGrid>
-        <w:gridCol w:w="9360"/>
-      </w:tblGrid>
-      <w:tr>
-        <w:tblPrEx>
-          <w:tblCellMar>
-            <w:top w:w="0" w:type="dxa"/>
-            <w:bottom w:w="0" w:type="dxa"/>
-          </w:tblCellMar>
-        </w:tblPrEx>
-        <w:tc>
-          <w:tcPr>
-            <w:tcW w:w="9360" w:type="dxa"/>
-            <w:tcBorders>
-              <w:top w:val="single" w:sz="1" w:space="0" w:color="CCCCCC"/>
-              <w:left w:val="single" w:sz="2" w:space="0" w:color="7B3FA0"/>
-              <w:bottom w:val="single" w:sz="1" w:space="0" w:color="CCCCCC"/>
-              <w:right w:val="none" w:sz="0" w:space="0" w:color="FFFFFF"/>
-            </w:tcBorders>
-            <w:shd w:val="clear" w:color="auto" w:fill="F3F4F6"/>
-            <w:tcMar>
-              <w:top w:w="140" w:type="dxa"/>
-              <w:left w:w="240" w:type="dxa"/>
-              <w:bottom w:w="140" w:type="dxa"/>
-              <w:right w:w="240" w:type="dxa"/>
-            </w:tcMar>
-          </w:tcPr>
-          <w:p>
-            <w:pPr>
-              <w:spacing w:before="18" w:after="18"/>
-            </w:pPr>
-            <w:proofErr w:type="spellStart"/>
-            <w:r>
-              <w:rPr>
-                <w:rFonts w:ascii="Courier New" w:eastAsia="Courier New" w:hAnsi="Courier New" w:cs="Courier New"/>
-                <w:color w:val="1E3A5F"/>
-                <w:sz w:val="18"/>
-                <w:szCs w:val="18"/>
-              </w:rPr>
-              <w:t>const</w:t>
-            </w:r>
-            <w:proofErr w:type="spellEnd"/>
-            <w:r>
-              <w:rPr>
-                <w:rFonts w:ascii="Courier New" w:eastAsia="Courier New" w:hAnsi="Courier New" w:cs="Courier New"/>
-                <w:color w:val="1E3A5F"/>
-                <w:sz w:val="18"/>
-                <w:szCs w:val="18"/>
-              </w:rPr>
-              <w:t xml:space="preserve"> PORT     = </w:t>
-            </w:r>
-            <w:proofErr w:type="spellStart"/>
-            <w:proofErr w:type="gramStart"/>
-            <w:r>
-              <w:rPr>
-                <w:rFonts w:ascii="Courier New" w:eastAsia="Courier New" w:hAnsi="Courier New" w:cs="Courier New"/>
-                <w:color w:val="1E3A5F"/>
-                <w:sz w:val="18"/>
-                <w:szCs w:val="18"/>
-              </w:rPr>
-              <w:t>process.env.PORT</w:t>
-            </w:r>
-            <w:proofErr w:type="spellEnd"/>
-            <w:proofErr w:type="gramEnd"/>
-            <w:r>
-              <w:rPr>
-                <w:rFonts w:ascii="Courier New" w:eastAsia="Courier New" w:hAnsi="Courier New" w:cs="Courier New"/>
-                <w:color w:val="1E3A5F"/>
-                <w:sz w:val="18"/>
-                <w:szCs w:val="18"/>
-              </w:rPr>
-              <w:t xml:space="preserve">     || 3000;</w:t>
-            </w:r>
-          </w:p>
-          <w:p>
-            <w:pPr>
-              <w:spacing w:before="18" w:after="18"/>
-            </w:pPr>
-            <w:proofErr w:type="spellStart"/>
-            <w:r>
-              <w:rPr>
-                <w:rFonts w:ascii="Courier New" w:eastAsia="Courier New" w:hAnsi="Courier New" w:cs="Courier New"/>
-                <w:color w:val="1E3A5F"/>
-                <w:sz w:val="18"/>
-                <w:szCs w:val="18"/>
-              </w:rPr>
-              <w:t>const</w:t>
-            </w:r>
-            <w:proofErr w:type="spellEnd"/>
-            <w:r>
-              <w:rPr>
-                <w:rFonts w:ascii="Courier New" w:eastAsia="Courier New" w:hAnsi="Courier New" w:cs="Courier New"/>
-                <w:color w:val="1E3A5F"/>
-                <w:sz w:val="18"/>
-                <w:szCs w:val="18"/>
-              </w:rPr>
-              <w:t xml:space="preserve"> NODE_ENV = </w:t>
-            </w:r>
-            <w:proofErr w:type="spellStart"/>
-            <w:proofErr w:type="gramStart"/>
-            <w:r>
-              <w:rPr>
-                <w:rFonts w:ascii="Courier New" w:eastAsia="Courier New" w:hAnsi="Courier New" w:cs="Courier New"/>
-                <w:color w:val="1E3A5F"/>
-                <w:sz w:val="18"/>
-                <w:szCs w:val="18"/>
-              </w:rPr>
-              <w:t>process.env.NODE</w:t>
-            </w:r>
-            <w:proofErr w:type="gramEnd"/>
-            <w:r>
-              <w:rPr>
-                <w:rFonts w:ascii="Courier New" w:eastAsia="Courier New" w:hAnsi="Courier New" w:cs="Courier New"/>
-                <w:color w:val="1E3A5F"/>
-                <w:sz w:val="18"/>
-                <w:szCs w:val="18"/>
-              </w:rPr>
-              <w:t>_ENV</w:t>
-            </w:r>
-            <w:proofErr w:type="spellEnd"/>
-            <w:r>
-              <w:rPr>
-                <w:rFonts w:ascii="Courier New" w:eastAsia="Courier New" w:hAnsi="Courier New" w:cs="Courier New"/>
-                <w:color w:val="1E3A5F"/>
-                <w:sz w:val="18"/>
-                <w:szCs w:val="18"/>
-              </w:rPr>
-              <w:t xml:space="preserve"> || 'development';</w:t>
-            </w:r>
-          </w:p>
-          <w:p>
-            <w:pPr>
-              <w:spacing w:before="18" w:after="18"/>
-            </w:pPr>
-            <w:proofErr w:type="spellStart"/>
-            <w:r>
-              <w:rPr>
-                <w:rFonts w:ascii="Courier New" w:eastAsia="Courier New" w:hAnsi="Courier New" w:cs="Courier New"/>
-                <w:color w:val="1E3A5F"/>
-                <w:sz w:val="18"/>
-                <w:szCs w:val="18"/>
-              </w:rPr>
-              <w:t>const</w:t>
-            </w:r>
-            <w:proofErr w:type="spellEnd"/>
-            <w:r>
-              <w:rPr>
-                <w:rFonts w:ascii="Courier New" w:eastAsia="Courier New" w:hAnsi="Courier New" w:cs="Courier New"/>
-                <w:color w:val="1E3A5F"/>
-                <w:sz w:val="18"/>
-                <w:szCs w:val="18"/>
-              </w:rPr>
-              <w:t xml:space="preserve"> DB_URL   = </w:t>
-            </w:r>
-            <w:proofErr w:type="spellStart"/>
-            <w:r>
-              <w:rPr>
-                <w:rFonts w:ascii="Courier New" w:eastAsia="Courier New" w:hAnsi="Courier New" w:cs="Courier New"/>
-                <w:color w:val="1E3A5F"/>
-                <w:sz w:val="18"/>
-                <w:szCs w:val="18"/>
-              </w:rPr>
-              <w:t>process.env.DB_URL</w:t>
-            </w:r>
-            <w:proofErr w:type="spellEnd"/>
-            <w:r>
-              <w:rPr>
-                <w:rFonts w:ascii="Courier New" w:eastAsia="Courier New" w:hAnsi="Courier New" w:cs="Courier New"/>
-                <w:color w:val="1E3A5F"/>
-                <w:sz w:val="18"/>
-                <w:szCs w:val="18"/>
-              </w:rPr>
-              <w:t xml:space="preserve">   || '</w:t>
-            </w:r>
-            <w:proofErr w:type="spellStart"/>
-            <w:r>
-              <w:rPr>
-                <w:rFonts w:ascii="Courier New" w:eastAsia="Courier New" w:hAnsi="Courier New" w:cs="Courier New"/>
-                <w:color w:val="1E3A5F"/>
-                <w:sz w:val="18"/>
-                <w:szCs w:val="18"/>
-              </w:rPr>
-              <w:t>mongodb</w:t>
-            </w:r>
-            <w:proofErr w:type="spellEnd"/>
-            <w:r>
-              <w:rPr>
-                <w:rFonts w:ascii="Courier New" w:eastAsia="Courier New" w:hAnsi="Courier New" w:cs="Courier New"/>
-                <w:color w:val="1E3A5F"/>
-                <w:sz w:val="18"/>
-                <w:szCs w:val="18"/>
-              </w:rPr>
-              <w:t>://localhost:27017/</w:t>
-            </w:r>
-            <w:proofErr w:type="spellStart"/>
-            <w:r>
-              <w:rPr>
-                <w:rFonts w:ascii="Courier New" w:eastAsia="Courier New" w:hAnsi="Courier New" w:cs="Courier New"/>
-                <w:color w:val="1E3A5F"/>
-                <w:sz w:val="18"/>
-                <w:szCs w:val="18"/>
-              </w:rPr>
-              <w:t>myapp</w:t>
-            </w:r>
-            <w:proofErr w:type="spellEnd"/>
-            <w:r>
-              <w:rPr>
-                <w:rFonts w:ascii="Courier New" w:eastAsia="Courier New" w:hAnsi="Courier New" w:cs="Courier New"/>
-                <w:color w:val="1E3A5F"/>
-                <w:sz w:val="18"/>
-                <w:szCs w:val="18"/>
-              </w:rPr>
-              <w:t>';</w:t>
-            </w:r>
-          </w:p>
-          <w:p>
-            <w:pPr>
-              <w:spacing w:before="18" w:after="18"/>
-            </w:pPr>
-          </w:p>
-          <w:p>
-            <w:pPr>
-              <w:spacing w:before="18" w:after="18"/>
-            </w:pPr>
-            <w:proofErr w:type="spellStart"/>
-            <w:proofErr w:type="gramStart"/>
-            <w:r>
-              <w:rPr>
-                <w:rFonts w:ascii="Courier New" w:eastAsia="Courier New" w:hAnsi="Courier New" w:cs="Courier New"/>
-                <w:color w:val="1E3A5F"/>
-                <w:sz w:val="18"/>
-                <w:szCs w:val="18"/>
-              </w:rPr>
-              <w:t>module.exports</w:t>
-            </w:r>
-            <w:proofErr w:type="spellEnd"/>
-            <w:proofErr w:type="gramEnd"/>
-            <w:r>
-              <w:rPr>
-                <w:rFonts w:ascii="Courier New" w:eastAsia="Courier New" w:hAnsi="Courier New" w:cs="Courier New"/>
-                <w:color w:val="1E3A5F"/>
-                <w:sz w:val="18"/>
-                <w:szCs w:val="18"/>
-              </w:rPr>
-              <w:t xml:space="preserve"> = </w:t>
-            </w:r>
-            <w:proofErr w:type="gramStart"/>
-            <w:r>
-              <w:rPr>
-                <w:rFonts w:ascii="Courier New" w:eastAsia="Courier New" w:hAnsi="Courier New" w:cs="Courier New"/>
-                <w:color w:val="1E3A5F"/>
-                <w:sz w:val="18"/>
-                <w:szCs w:val="18"/>
-              </w:rPr>
-              <w:t>{ PORT</w:t>
-            </w:r>
-            <w:proofErr w:type="gramEnd"/>
-            <w:r>
-              <w:rPr>
-                <w:rFonts w:ascii="Courier New" w:eastAsia="Courier New" w:hAnsi="Courier New" w:cs="Courier New"/>
-                <w:color w:val="1E3A5F"/>
-                <w:sz w:val="18"/>
-                <w:szCs w:val="18"/>
-              </w:rPr>
-              <w:t>, NODE_ENV, DB_URL };</w:t>
-            </w:r>
-          </w:p>
-        </w:tc>
-      </w:tr>
-    </w:tbl>
-    <w:p>
-      <w:pPr>
-        <w:spacing w:before="100"/>
-      </w:pPr>
-    </w:p>
-    <w:p>
-      <w:pPr>
-        <w:spacing w:before="200" w:after="80"/>
-      </w:pPr>
-      <w:r>
-        <w:rPr>
-          <w:b/>
-          <w:bCs/>
-          <w:color w:val="5A2D80"/>
-          <w:sz w:val="24"/>
-          <w:szCs w:val="24"/>
-        </w:rPr>
-        <w:t>app.js — entry point that imports all modules:</w:t>
-      </w:r>
-    </w:p>
-    <w:tbl>
-      <w:tblPr>
-        <w:tblW w:w="9360" w:type="dxa"/>
-        <w:tblBorders>
-          <w:top w:val="single" w:sz="4" w:space="0" w:color="auto"/>
-          <w:left w:val="single" w:sz="4" w:space="0" w:color="auto"/>
-          <w:bottom w:val="single" w:sz="4" w:space="0" w:color="auto"/>
-          <w:right w:val="single" w:sz="4" w:space="0" w:color="auto"/>
-          <w:insideH w:val="single" w:sz="4" w:space="0" w:color="auto"/>
-          <w:insideV w:val="single" w:sz="4" w:space="0" w:color="auto"/>
-        </w:tblBorders>
-        <w:tblCellMar>
-          <w:left w:w="10" w:type="dxa"/>
-          <w:right w:w="10" w:type="dxa"/>
-        </w:tblCellMar>
-        <w:tblLook w:val="04A0" w:firstRow="1" w:lastRow="0" w:firstColumn="1" w:lastColumn="0" w:noHBand="0" w:noVBand="1"/>
-      </w:tblPr>
-      <w:tblGrid>
-        <w:gridCol w:w="9360"/>
-      </w:tblGrid>
-      <w:tr>
-        <w:tblPrEx>
-          <w:tblCellMar>
-            <w:top w:w="0" w:type="dxa"/>
-            <w:bottom w:w="0" w:type="dxa"/>
-          </w:tblCellMar>
-        </w:tblPrEx>
-        <w:tc>
-          <w:tcPr>
-            <w:tcW w:w="9360" w:type="dxa"/>
-            <w:tcBorders>
-              <w:top w:val="single" w:sz="1" w:space="0" w:color="CCCCCC"/>
-              <w:left w:val="single" w:sz="2" w:space="0" w:color="7B3FA0"/>
-              <w:bottom w:val="single" w:sz="1" w:space="0" w:color="CCCCCC"/>
-              <w:right w:val="none" w:sz="0" w:space="0" w:color="FFFFFF"/>
-            </w:tcBorders>
-            <w:shd w:val="clear" w:color="auto" w:fill="F3F4F6"/>
-            <w:tcMar>
-              <w:top w:w="140" w:type="dxa"/>
-              <w:left w:w="240" w:type="dxa"/>
-              <w:bottom w:w="140" w:type="dxa"/>
-              <w:right w:w="240" w:type="dxa"/>
-            </w:tcMar>
-          </w:tcPr>
-          <w:p>
-            <w:pPr>
-              <w:spacing w:before="18" w:after="18"/>
-            </w:pPr>
-            <w:proofErr w:type="spellStart"/>
-            <w:r>
-              <w:rPr>
-                <w:rFonts w:ascii="Courier New" w:eastAsia="Courier New" w:hAnsi="Courier New" w:cs="Courier New"/>
-                <w:color w:val="1E3A5F"/>
-                <w:sz w:val="18"/>
-                <w:szCs w:val="18"/>
-              </w:rPr>
-              <w:t>const</w:t>
-            </w:r>
-            <w:proofErr w:type="spellEnd"/>
-            <w:r>
-              <w:rPr>
-                <w:rFonts w:ascii="Courier New" w:eastAsia="Courier New" w:hAnsi="Courier New" w:cs="Courier New"/>
-                <w:color w:val="1E3A5F"/>
-                <w:sz w:val="18"/>
-                <w:szCs w:val="18"/>
-              </w:rPr>
-              <w:t xml:space="preserve"> </w:t>
-            </w:r>
-            <w:proofErr w:type="gramStart"/>
-            <w:r>
-              <w:rPr>
-                <w:rFonts w:ascii="Courier New" w:eastAsia="Courier New" w:hAnsi="Courier New" w:cs="Courier New"/>
-                <w:color w:val="1E3A5F"/>
-                <w:sz w:val="18"/>
-                <w:szCs w:val="18"/>
-              </w:rPr>
-              <w:t>{ add</w:t>
-            </w:r>
-            <w:proofErr w:type="gramEnd"/>
-            <w:r>
-              <w:rPr>
-                <w:rFonts w:ascii="Courier New" w:eastAsia="Courier New" w:hAnsi="Courier New" w:cs="Courier New"/>
-                <w:color w:val="1E3A5F"/>
-                <w:sz w:val="18"/>
-                <w:szCs w:val="18"/>
-              </w:rPr>
-              <w:t xml:space="preserve">, subtract, </w:t>
-            </w:r>
-            <w:proofErr w:type="gramStart"/>
-            <w:r>
-              <w:rPr>
-                <w:rFonts w:ascii="Courier New" w:eastAsia="Courier New" w:hAnsi="Courier New" w:cs="Courier New"/>
-                <w:color w:val="1E3A5F"/>
-                <w:sz w:val="18"/>
-                <w:szCs w:val="18"/>
-              </w:rPr>
-              <w:t>percentage }</w:t>
-            </w:r>
-            <w:proofErr w:type="gramEnd"/>
-            <w:r>
-              <w:rPr>
-                <w:rFonts w:ascii="Courier New" w:eastAsia="Courier New" w:hAnsi="Courier New" w:cs="Courier New"/>
-                <w:color w:val="1E3A5F"/>
-                <w:sz w:val="18"/>
-                <w:szCs w:val="18"/>
-              </w:rPr>
-              <w:t xml:space="preserve"> = require(</w:t>
-            </w:r>
-            <w:proofErr w:type="gramStart"/>
-            <w:r>
-              <w:rPr>
-                <w:rFonts w:ascii="Courier New" w:eastAsia="Courier New" w:hAnsi="Courier New" w:cs="Courier New"/>
-                <w:color w:val="1E3A5F"/>
-                <w:sz w:val="18"/>
-                <w:szCs w:val="18"/>
-              </w:rPr>
-              <w:t>'./</w:t>
-            </w:r>
-            <w:proofErr w:type="gramEnd"/>
-            <w:r>
-              <w:rPr>
-                <w:rFonts w:ascii="Courier New" w:eastAsia="Courier New" w:hAnsi="Courier New" w:cs="Courier New"/>
-                <w:color w:val="1E3A5F"/>
-                <w:sz w:val="18"/>
-                <w:szCs w:val="18"/>
-              </w:rPr>
-              <w:t>utils/math');</w:t>
-            </w:r>
-          </w:p>
-          <w:p>
-            <w:pPr>
-              <w:spacing w:before="18" w:after="18"/>
-            </w:pPr>
-            <w:proofErr w:type="spellStart"/>
-            <w:r>
-              <w:rPr>
-                <w:rFonts w:ascii="Courier New" w:eastAsia="Courier New" w:hAnsi="Courier New" w:cs="Courier New"/>
-                <w:color w:val="1E3A5F"/>
-                <w:sz w:val="18"/>
-                <w:szCs w:val="18"/>
-              </w:rPr>
-              <w:t>const</w:t>
-            </w:r>
-            <w:proofErr w:type="spellEnd"/>
-            <w:r>
-              <w:rPr>
-                <w:rFonts w:ascii="Courier New" w:eastAsia="Courier New" w:hAnsi="Courier New" w:cs="Courier New"/>
-                <w:color w:val="1E3A5F"/>
-                <w:sz w:val="18"/>
-                <w:szCs w:val="18"/>
-              </w:rPr>
-              <w:t xml:space="preserve"> </w:t>
-            </w:r>
-            <w:proofErr w:type="gramStart"/>
-            <w:r>
-              <w:rPr>
-                <w:rFonts w:ascii="Courier New" w:eastAsia="Courier New" w:hAnsi="Courier New" w:cs="Courier New"/>
-                <w:color w:val="1E3A5F"/>
-                <w:sz w:val="18"/>
-                <w:szCs w:val="18"/>
-              </w:rPr>
-              <w:t>{ capitalize</w:t>
-            </w:r>
-            <w:proofErr w:type="gramEnd"/>
-            <w:r>
-              <w:rPr>
-                <w:rFonts w:ascii="Courier New" w:eastAsia="Courier New" w:hAnsi="Courier New" w:cs="Courier New"/>
-                <w:color w:val="1E3A5F"/>
-                <w:sz w:val="18"/>
-                <w:szCs w:val="18"/>
-              </w:rPr>
-              <w:t xml:space="preserve">, truncate, </w:t>
-            </w:r>
-            <w:proofErr w:type="spellStart"/>
-            <w:proofErr w:type="gramStart"/>
-            <w:r>
-              <w:rPr>
-                <w:rFonts w:ascii="Courier New" w:eastAsia="Courier New" w:hAnsi="Courier New" w:cs="Courier New"/>
-                <w:color w:val="1E3A5F"/>
-                <w:sz w:val="18"/>
-                <w:szCs w:val="18"/>
-              </w:rPr>
-              <w:t>slugify</w:t>
-            </w:r>
-            <w:proofErr w:type="spellEnd"/>
-            <w:r>
-              <w:rPr>
-                <w:rFonts w:ascii="Courier New" w:eastAsia="Courier New" w:hAnsi="Courier New" w:cs="Courier New"/>
-                <w:color w:val="1E3A5F"/>
-                <w:sz w:val="18"/>
-                <w:szCs w:val="18"/>
-              </w:rPr>
-              <w:t xml:space="preserve"> }</w:t>
-            </w:r>
-            <w:proofErr w:type="gramEnd"/>
-            <w:r>
-              <w:rPr>
-                <w:rFonts w:ascii="Courier New" w:eastAsia="Courier New" w:hAnsi="Courier New" w:cs="Courier New"/>
-                <w:color w:val="1E3A5F"/>
-                <w:sz w:val="18"/>
-                <w:szCs w:val="18"/>
-              </w:rPr>
-              <w:t xml:space="preserve"> = require(</w:t>
-            </w:r>
-            <w:proofErr w:type="gramStart"/>
-            <w:r>
-              <w:rPr>
-                <w:rFonts w:ascii="Courier New" w:eastAsia="Courier New" w:hAnsi="Courier New" w:cs="Courier New"/>
-                <w:color w:val="1E3A5F"/>
-                <w:sz w:val="18"/>
-                <w:szCs w:val="18"/>
-              </w:rPr>
-              <w:t>'./</w:t>
-            </w:r>
-            <w:proofErr w:type="gramEnd"/>
-            <w:r>
-              <w:rPr>
-                <w:rFonts w:ascii="Courier New" w:eastAsia="Courier New" w:hAnsi="Courier New" w:cs="Courier New"/>
-                <w:color w:val="1E3A5F"/>
-                <w:sz w:val="18"/>
-                <w:szCs w:val="18"/>
-              </w:rPr>
-              <w:t>utils/strings');</w:t>
-            </w:r>
-          </w:p>
-          <w:p>
-            <w:pPr>
-              <w:spacing w:before="18" w:after="18"/>
-            </w:pPr>
-            <w:proofErr w:type="spellStart"/>
-            <w:r>
-              <w:rPr>
-                <w:rFonts w:ascii="Courier New" w:eastAsia="Courier New" w:hAnsi="Courier New" w:cs="Courier New"/>
-                <w:color w:val="1E3A5F"/>
-                <w:sz w:val="18"/>
-                <w:szCs w:val="18"/>
-              </w:rPr>
-              <w:t>const</w:t>
-            </w:r>
-            <w:proofErr w:type="spellEnd"/>
-            <w:r>
-              <w:rPr>
-                <w:rFonts w:ascii="Courier New" w:eastAsia="Courier New" w:hAnsi="Courier New" w:cs="Courier New"/>
-                <w:color w:val="1E3A5F"/>
-                <w:sz w:val="18"/>
-                <w:szCs w:val="18"/>
-              </w:rPr>
-              <w:t xml:space="preserve"> </w:t>
-            </w:r>
-            <w:proofErr w:type="gramStart"/>
-            <w:r>
-              <w:rPr>
-                <w:rFonts w:ascii="Courier New" w:eastAsia="Courier New" w:hAnsi="Courier New" w:cs="Courier New"/>
-                <w:color w:val="1E3A5F"/>
-                <w:sz w:val="18"/>
-                <w:szCs w:val="18"/>
-              </w:rPr>
-              <w:t>{ PORT</w:t>
-            </w:r>
-            <w:proofErr w:type="gramEnd"/>
-            <w:r>
-              <w:rPr>
-                <w:rFonts w:ascii="Courier New" w:eastAsia="Courier New" w:hAnsi="Courier New" w:cs="Courier New"/>
-                <w:color w:val="1E3A5F"/>
-                <w:sz w:val="18"/>
-                <w:szCs w:val="18"/>
-              </w:rPr>
-              <w:t>, NODE_</w:t>
-            </w:r>
-            <w:proofErr w:type="gramStart"/>
-            <w:r>
-              <w:rPr>
-                <w:rFonts w:ascii="Courier New" w:eastAsia="Courier New" w:hAnsi="Courier New" w:cs="Courier New"/>
-                <w:color w:val="1E3A5F"/>
-                <w:sz w:val="18"/>
-                <w:szCs w:val="18"/>
-              </w:rPr>
-              <w:t>ENV }</w:t>
-            </w:r>
-            <w:proofErr w:type="gramEnd"/>
-            <w:r>
-              <w:rPr>
-                <w:rFonts w:ascii="Courier New" w:eastAsia="Courier New" w:hAnsi="Courier New" w:cs="Courier New"/>
-                <w:color w:val="1E3A5F"/>
-                <w:sz w:val="18"/>
-                <w:szCs w:val="18"/>
-              </w:rPr>
-              <w:t xml:space="preserve"> = require(</w:t>
-            </w:r>
-            <w:proofErr w:type="gramStart"/>
-            <w:r>
-              <w:rPr>
-                <w:rFonts w:ascii="Courier New" w:eastAsia="Courier New" w:hAnsi="Courier New" w:cs="Courier New"/>
-                <w:color w:val="1E3A5F"/>
-                <w:sz w:val="18"/>
-                <w:szCs w:val="18"/>
-              </w:rPr>
-              <w:t>'./</w:t>
-            </w:r>
-            <w:proofErr w:type="gramEnd"/>
-            <w:r>
-              <w:rPr>
-                <w:rFonts w:ascii="Courier New" w:eastAsia="Courier New" w:hAnsi="Courier New" w:cs="Courier New"/>
-                <w:color w:val="1E3A5F"/>
-                <w:sz w:val="18"/>
-                <w:szCs w:val="18"/>
-              </w:rPr>
-              <w:t>config/constants');</w:t>
-            </w:r>
-          </w:p>
-          <w:p>
-            <w:pPr>
-              <w:spacing w:before="18" w:after="18"/>
-            </w:pPr>
-          </w:p>
-          <w:p>
-            <w:pPr>
-              <w:spacing w:before="18" w:after="18"/>
-            </w:pPr>
-            <w:r>
-              <w:rPr>
-                <w:rFonts w:ascii="Courier New" w:eastAsia="Courier New" w:hAnsi="Courier New" w:cs="Courier New"/>
-                <w:color w:val="1E3A5F"/>
-                <w:sz w:val="18"/>
-                <w:szCs w:val="18"/>
-              </w:rPr>
-              <w:t>// Math operations</w:t>
-            </w:r>
-          </w:p>
-          <w:p>
-            <w:pPr>
-              <w:spacing w:before="18" w:after="18"/>
-            </w:pPr>
-            <w:proofErr w:type="gramStart"/>
-            <w:r>
-              <w:rPr>
-                <w:rFonts w:ascii="Courier New" w:eastAsia="Courier New" w:hAnsi="Courier New" w:cs="Courier New"/>
-                <w:color w:val="1E3A5F"/>
-                <w:sz w:val="18"/>
-                <w:szCs w:val="18"/>
-              </w:rPr>
-              <w:t>console.log(</w:t>
-            </w:r>
-            <w:proofErr w:type="gramEnd"/>
-            <w:r>
-              <w:rPr>
-                <w:rFonts w:ascii="Courier New" w:eastAsia="Courier New" w:hAnsi="Courier New" w:cs="Courier New"/>
-                <w:color w:val="1E3A5F"/>
-                <w:sz w:val="18"/>
-                <w:szCs w:val="18"/>
-              </w:rPr>
-              <w:t>'</w:t>
-            </w:r>
-            <w:proofErr w:type="gramStart"/>
-            <w:r>
-              <w:rPr>
-                <w:rFonts w:ascii="Courier New" w:eastAsia="Courier New" w:hAnsi="Courier New" w:cs="Courier New"/>
-                <w:color w:val="1E3A5F"/>
-                <w:sz w:val="18"/>
-                <w:szCs w:val="18"/>
-              </w:rPr>
-              <w:t>add(</w:t>
-            </w:r>
-            <w:proofErr w:type="gramEnd"/>
-            <w:r>
-              <w:rPr>
-                <w:rFonts w:ascii="Courier New" w:eastAsia="Courier New" w:hAnsi="Courier New" w:cs="Courier New"/>
-                <w:color w:val="1E3A5F"/>
-                <w:sz w:val="18"/>
-                <w:szCs w:val="18"/>
-              </w:rPr>
-              <w:t xml:space="preserve">10, 5):       ', </w:t>
-            </w:r>
-            <w:proofErr w:type="gramStart"/>
-            <w:r>
-              <w:rPr>
-                <w:rFonts w:ascii="Courier New" w:eastAsia="Courier New" w:hAnsi="Courier New" w:cs="Courier New"/>
-                <w:color w:val="1E3A5F"/>
-                <w:sz w:val="18"/>
-                <w:szCs w:val="18"/>
-              </w:rPr>
-              <w:t>add(</w:t>
-            </w:r>
-            <w:proofErr w:type="gramEnd"/>
-            <w:r>
-              <w:rPr>
-                <w:rFonts w:ascii="Courier New" w:eastAsia="Courier New" w:hAnsi="Courier New" w:cs="Courier New"/>
-                <w:color w:val="1E3A5F"/>
-                <w:sz w:val="18"/>
-                <w:szCs w:val="18"/>
-              </w:rPr>
-              <w:t>10, 5)</w:t>
-            </w:r>
-            <w:proofErr w:type="gramStart"/>
-            <w:r>
-              <w:rPr>
-                <w:rFonts w:ascii="Courier New" w:eastAsia="Courier New" w:hAnsi="Courier New" w:cs="Courier New"/>
-                <w:color w:val="1E3A5F"/>
-                <w:sz w:val="18"/>
-                <w:szCs w:val="18"/>
-              </w:rPr>
-              <w:t xml:space="preserve">);   </w:t>
-            </w:r>
-            <w:proofErr w:type="gramEnd"/>
-            <w:r>
-              <w:rPr>
-                <w:rFonts w:ascii="Courier New" w:eastAsia="Courier New" w:hAnsi="Courier New" w:cs="Courier New"/>
-                <w:color w:val="1E3A5F"/>
-                <w:sz w:val="18"/>
-                <w:szCs w:val="18"/>
-              </w:rPr>
-              <w:t xml:space="preserve">        // 15</w:t>
-            </w:r>
-          </w:p>
-          <w:p>
-            <w:pPr>
-              <w:spacing w:before="18" w:after="18"/>
-            </w:pPr>
-            <w:proofErr w:type="gramStart"/>
-            <w:r>
-              <w:rPr>
-                <w:rFonts w:ascii="Courier New" w:eastAsia="Courier New" w:hAnsi="Courier New" w:cs="Courier New"/>
-                <w:color w:val="1E3A5F"/>
-                <w:sz w:val="18"/>
-                <w:szCs w:val="18"/>
-              </w:rPr>
-              <w:t>console.log(</w:t>
-            </w:r>
-            <w:proofErr w:type="gramEnd"/>
-            <w:r>
-              <w:rPr>
-                <w:rFonts w:ascii="Courier New" w:eastAsia="Courier New" w:hAnsi="Courier New" w:cs="Courier New"/>
-                <w:color w:val="1E3A5F"/>
-                <w:sz w:val="18"/>
-                <w:szCs w:val="18"/>
-              </w:rPr>
-              <w:t>'</w:t>
-            </w:r>
-            <w:proofErr w:type="gramStart"/>
-            <w:r>
-              <w:rPr>
-                <w:rFonts w:ascii="Courier New" w:eastAsia="Courier New" w:hAnsi="Courier New" w:cs="Courier New"/>
-                <w:color w:val="1E3A5F"/>
-                <w:sz w:val="18"/>
-                <w:szCs w:val="18"/>
-              </w:rPr>
-              <w:t>subtract(</w:t>
-            </w:r>
-            <w:proofErr w:type="gramEnd"/>
-            <w:r>
-              <w:rPr>
-                <w:rFonts w:ascii="Courier New" w:eastAsia="Courier New" w:hAnsi="Courier New" w:cs="Courier New"/>
-                <w:color w:val="1E3A5F"/>
-                <w:sz w:val="18"/>
-                <w:szCs w:val="18"/>
-              </w:rPr>
-              <w:t xml:space="preserve">10, 3):  ', </w:t>
-            </w:r>
-            <w:proofErr w:type="gramStart"/>
-            <w:r>
-              <w:rPr>
-                <w:rFonts w:ascii="Courier New" w:eastAsia="Courier New" w:hAnsi="Courier New" w:cs="Courier New"/>
-                <w:color w:val="1E3A5F"/>
-                <w:sz w:val="18"/>
-                <w:szCs w:val="18"/>
-              </w:rPr>
-              <w:t>subtract(</w:t>
-            </w:r>
-            <w:proofErr w:type="gramEnd"/>
-            <w:r>
-              <w:rPr>
-                <w:rFonts w:ascii="Courier New" w:eastAsia="Courier New" w:hAnsi="Courier New" w:cs="Courier New"/>
-                <w:color w:val="1E3A5F"/>
-                <w:sz w:val="18"/>
-                <w:szCs w:val="18"/>
-              </w:rPr>
-              <w:t>10, 3)</w:t>
-            </w:r>
-            <w:proofErr w:type="gramStart"/>
-            <w:r>
-              <w:rPr>
-                <w:rFonts w:ascii="Courier New" w:eastAsia="Courier New" w:hAnsi="Courier New" w:cs="Courier New"/>
-                <w:color w:val="1E3A5F"/>
-                <w:sz w:val="18"/>
-                <w:szCs w:val="18"/>
-              </w:rPr>
-              <w:t xml:space="preserve">);   </w:t>
-            </w:r>
-            <w:proofErr w:type="gramEnd"/>
-            <w:r>
-              <w:rPr>
-                <w:rFonts w:ascii="Courier New" w:eastAsia="Courier New" w:hAnsi="Courier New" w:cs="Courier New"/>
-                <w:color w:val="1E3A5F"/>
-                <w:sz w:val="18"/>
-                <w:szCs w:val="18"/>
-              </w:rPr>
-              <w:t xml:space="preserve">   // 7</w:t>
-            </w:r>
-          </w:p>
-          <w:p>
-            <w:pPr>
-              <w:spacing w:before="18" w:after="18"/>
-            </w:pPr>
-            <w:r>
-              <w:rPr>
-                <w:rFonts w:ascii="Courier New" w:eastAsia="Courier New" w:hAnsi="Courier New" w:cs="Courier New"/>
-                <w:color w:val="1E3A5F"/>
-                <w:sz w:val="18"/>
-                <w:szCs w:val="18"/>
-              </w:rPr>
-              <w:t>console.log('</w:t>
-            </w:r>
-            <w:proofErr w:type="gramStart"/>
-            <w:r>
-              <w:rPr>
-                <w:rFonts w:ascii="Courier New" w:eastAsia="Courier New" w:hAnsi="Courier New" w:cs="Courier New"/>
-                <w:color w:val="1E3A5F"/>
-                <w:sz w:val="18"/>
-                <w:szCs w:val="18"/>
-              </w:rPr>
-              <w:t>percentage(</w:t>
-            </w:r>
-            <w:proofErr w:type="gramEnd"/>
-            <w:r>
-              <w:rPr>
-                <w:rFonts w:ascii="Courier New" w:eastAsia="Courier New" w:hAnsi="Courier New" w:cs="Courier New"/>
-                <w:color w:val="1E3A5F"/>
-                <w:sz w:val="18"/>
-                <w:szCs w:val="18"/>
-              </w:rPr>
-              <w:t xml:space="preserve">45,200):', </w:t>
-            </w:r>
-            <w:proofErr w:type="gramStart"/>
-            <w:r>
-              <w:rPr>
-                <w:rFonts w:ascii="Courier New" w:eastAsia="Courier New" w:hAnsi="Courier New" w:cs="Courier New"/>
-                <w:color w:val="1E3A5F"/>
-                <w:sz w:val="18"/>
-                <w:szCs w:val="18"/>
-              </w:rPr>
-              <w:t>percentage(</w:t>
-            </w:r>
-            <w:proofErr w:type="gramEnd"/>
-            <w:r>
-              <w:rPr>
-                <w:rFonts w:ascii="Courier New" w:eastAsia="Courier New" w:hAnsi="Courier New" w:cs="Courier New"/>
-                <w:color w:val="1E3A5F"/>
-                <w:sz w:val="18"/>
-                <w:szCs w:val="18"/>
-              </w:rPr>
-              <w:t>45, 200)</w:t>
-            </w:r>
-            <w:proofErr w:type="gramStart"/>
-            <w:r>
-              <w:rPr>
-                <w:rFonts w:ascii="Courier New" w:eastAsia="Courier New" w:hAnsi="Courier New" w:cs="Courier New"/>
-                <w:color w:val="1E3A5F"/>
-                <w:sz w:val="18"/>
-                <w:szCs w:val="18"/>
-              </w:rPr>
-              <w:t>);  /</w:t>
-            </w:r>
-            <w:proofErr w:type="gramEnd"/>
-            <w:r>
-              <w:rPr>
-                <w:rFonts w:ascii="Courier New" w:eastAsia="Courier New" w:hAnsi="Courier New" w:cs="Courier New"/>
-                <w:color w:val="1E3A5F"/>
-                <w:sz w:val="18"/>
-                <w:szCs w:val="18"/>
-              </w:rPr>
-              <w:t>/ 22.50</w:t>
-            </w:r>
-          </w:p>
-          <w:p>
-            <w:pPr>
-              <w:spacing w:before="18" w:after="18"/>
-            </w:pPr>
-          </w:p>
-          <w:p>
-            <w:pPr>
-              <w:spacing w:before="18" w:after="18"/>
-            </w:pPr>
-            <w:r>
-              <w:rPr>
-                <w:rFonts w:ascii="Courier New" w:eastAsia="Courier New" w:hAnsi="Courier New" w:cs="Courier New"/>
-                <w:color w:val="1E3A5F"/>
-                <w:sz w:val="18"/>
-                <w:szCs w:val="18"/>
-              </w:rPr>
-              <w:t>// String operations</w:t>
-            </w:r>
-          </w:p>
-          <w:p>
-            <w:pPr>
-              <w:spacing w:before="18" w:after="18"/>
-            </w:pPr>
-            <w:proofErr w:type="gramStart"/>
-            <w:r>
-              <w:rPr>
-                <w:rFonts w:ascii="Courier New" w:eastAsia="Courier New" w:hAnsi="Courier New" w:cs="Courier New"/>
-                <w:color w:val="1E3A5F"/>
-                <w:sz w:val="18"/>
-                <w:szCs w:val="18"/>
-              </w:rPr>
-              <w:t>console.log(</w:t>
-            </w:r>
-            <w:proofErr w:type="gramEnd"/>
-            <w:r>
-              <w:rPr>
-                <w:rFonts w:ascii="Courier New" w:eastAsia="Courier New" w:hAnsi="Courier New" w:cs="Courier New"/>
-                <w:color w:val="1E3A5F"/>
-                <w:sz w:val="18"/>
-                <w:szCs w:val="18"/>
-              </w:rPr>
-              <w:t xml:space="preserve">'capitalize:       ', </w:t>
-            </w:r>
-            <w:proofErr w:type="gramStart"/>
-            <w:r>
-              <w:rPr>
-                <w:rFonts w:ascii="Courier New" w:eastAsia="Courier New" w:hAnsi="Courier New" w:cs="Courier New"/>
-                <w:color w:val="1E3A5F"/>
-                <w:sz w:val="18"/>
-                <w:szCs w:val="18"/>
-              </w:rPr>
-              <w:t>capitalize(</w:t>
-            </w:r>
-            <w:proofErr w:type="gramEnd"/>
-            <w:r>
-              <w:rPr>
-                <w:rFonts w:ascii="Courier New" w:eastAsia="Courier New" w:hAnsi="Courier New" w:cs="Courier New"/>
-                <w:color w:val="1E3A5F"/>
-                <w:sz w:val="18"/>
-                <w:szCs w:val="18"/>
-              </w:rPr>
-              <w:t>'hello world')</w:t>
-            </w:r>
-            <w:proofErr w:type="gramStart"/>
-            <w:r>
-              <w:rPr>
-                <w:rFonts w:ascii="Courier New" w:eastAsia="Courier New" w:hAnsi="Courier New" w:cs="Courier New"/>
-                <w:color w:val="1E3A5F"/>
-                <w:sz w:val="18"/>
-                <w:szCs w:val="18"/>
-              </w:rPr>
-              <w:t>);  /</w:t>
-            </w:r>
-            <w:proofErr w:type="gramEnd"/>
-            <w:r>
-              <w:rPr>
-                <w:rFonts w:ascii="Courier New" w:eastAsia="Courier New" w:hAnsi="Courier New" w:cs="Courier New"/>
-                <w:color w:val="1E3A5F"/>
-                <w:sz w:val="18"/>
-                <w:szCs w:val="18"/>
-              </w:rPr>
-              <w:t>/ Hello world</w:t>
-            </w:r>
-          </w:p>
-          <w:p>
-            <w:pPr>
-              <w:spacing w:before="18" w:after="18"/>
-            </w:pPr>
-            <w:proofErr w:type="gramStart"/>
-            <w:r>
-              <w:rPr>
-                <w:rFonts w:ascii="Courier New" w:eastAsia="Courier New" w:hAnsi="Courier New" w:cs="Courier New"/>
-                <w:color w:val="1E3A5F"/>
-                <w:sz w:val="18"/>
-                <w:szCs w:val="18"/>
-              </w:rPr>
-              <w:t>console.log(</w:t>
-            </w:r>
-            <w:proofErr w:type="gramEnd"/>
-            <w:r>
-              <w:rPr>
-                <w:rFonts w:ascii="Courier New" w:eastAsia="Courier New" w:hAnsi="Courier New" w:cs="Courier New"/>
-                <w:color w:val="1E3A5F"/>
-                <w:sz w:val="18"/>
-                <w:szCs w:val="18"/>
-              </w:rPr>
-              <w:t>'</w:t>
-            </w:r>
-            <w:proofErr w:type="spellStart"/>
-            <w:r>
-              <w:rPr>
-                <w:rFonts w:ascii="Courier New" w:eastAsia="Courier New" w:hAnsi="Courier New" w:cs="Courier New"/>
-                <w:color w:val="1E3A5F"/>
-                <w:sz w:val="18"/>
-                <w:szCs w:val="18"/>
-              </w:rPr>
-              <w:t>slugify</w:t>
-            </w:r>
-            <w:proofErr w:type="spellEnd"/>
-            <w:r>
-              <w:rPr>
-                <w:rFonts w:ascii="Courier New" w:eastAsia="Courier New" w:hAnsi="Courier New" w:cs="Courier New"/>
-                <w:color w:val="1E3A5F"/>
-                <w:sz w:val="18"/>
-                <w:szCs w:val="18"/>
-              </w:rPr>
-              <w:t xml:space="preserve">:          ', </w:t>
-            </w:r>
-            <w:proofErr w:type="spellStart"/>
-            <w:proofErr w:type="gramStart"/>
-            <w:r>
-              <w:rPr>
-                <w:rFonts w:ascii="Courier New" w:eastAsia="Courier New" w:hAnsi="Courier New" w:cs="Courier New"/>
-                <w:color w:val="1E3A5F"/>
-                <w:sz w:val="18"/>
-                <w:szCs w:val="18"/>
-              </w:rPr>
-              <w:t>slugify</w:t>
-            </w:r>
-            <w:proofErr w:type="spellEnd"/>
-            <w:r>
-              <w:rPr>
-                <w:rFonts w:ascii="Courier New" w:eastAsia="Courier New" w:hAnsi="Courier New" w:cs="Courier New"/>
-                <w:color w:val="1E3A5F"/>
-                <w:sz w:val="18"/>
-                <w:szCs w:val="18"/>
-              </w:rPr>
-              <w:t>(</w:t>
-            </w:r>
-            <w:proofErr w:type="gramEnd"/>
-            <w:r>
-              <w:rPr>
-                <w:rFonts w:ascii="Courier New" w:eastAsia="Courier New" w:hAnsi="Courier New" w:cs="Courier New"/>
-                <w:color w:val="1E3A5F"/>
-                <w:sz w:val="18"/>
-                <w:szCs w:val="18"/>
-              </w:rPr>
-              <w:t>'My Blog Post!')</w:t>
-            </w:r>
-            <w:proofErr w:type="gramStart"/>
-            <w:r>
-              <w:rPr>
-                <w:rFonts w:ascii="Courier New" w:eastAsia="Courier New" w:hAnsi="Courier New" w:cs="Courier New"/>
-                <w:color w:val="1E3A5F"/>
-                <w:sz w:val="18"/>
-                <w:szCs w:val="18"/>
-              </w:rPr>
-              <w:t xml:space="preserve">);   </w:t>
-            </w:r>
-            <w:proofErr w:type="gramEnd"/>
-            <w:r>
-              <w:rPr>
-                <w:rFonts w:ascii="Courier New" w:eastAsia="Courier New" w:hAnsi="Courier New" w:cs="Courier New"/>
-                <w:color w:val="1E3A5F"/>
-                <w:sz w:val="18"/>
-                <w:szCs w:val="18"/>
-              </w:rPr>
-              <w:t>// my-blog-post</w:t>
-            </w:r>
-          </w:p>
-          <w:p>
-            <w:pPr>
-              <w:spacing w:before="18" w:after="18"/>
-            </w:pPr>
-            <w:proofErr w:type="gramStart"/>
-            <w:r>
-              <w:rPr>
-                <w:rFonts w:ascii="Courier New" w:eastAsia="Courier New" w:hAnsi="Courier New" w:cs="Courier New"/>
-                <w:color w:val="1E3A5F"/>
-                <w:sz w:val="18"/>
-                <w:szCs w:val="18"/>
-              </w:rPr>
-              <w:lastRenderedPageBreak/>
-              <w:t>console.log(</w:t>
-            </w:r>
-            <w:proofErr w:type="gramEnd"/>
-            <w:r>
-              <w:rPr>
-                <w:rFonts w:ascii="Courier New" w:eastAsia="Courier New" w:hAnsi="Courier New" w:cs="Courier New"/>
-                <w:color w:val="1E3A5F"/>
-                <w:sz w:val="18"/>
-                <w:szCs w:val="18"/>
-              </w:rPr>
-              <w:t xml:space="preserve">'truncate:         ', </w:t>
-            </w:r>
-            <w:proofErr w:type="gramStart"/>
-            <w:r>
-              <w:rPr>
-                <w:rFonts w:ascii="Courier New" w:eastAsia="Courier New" w:hAnsi="Courier New" w:cs="Courier New"/>
-                <w:color w:val="1E3A5F"/>
-                <w:sz w:val="18"/>
-                <w:szCs w:val="18"/>
-              </w:rPr>
-              <w:t>truncate(</w:t>
-            </w:r>
-            <w:proofErr w:type="gramEnd"/>
-            <w:r>
-              <w:rPr>
-                <w:rFonts w:ascii="Courier New" w:eastAsia="Courier New" w:hAnsi="Courier New" w:cs="Courier New"/>
-                <w:color w:val="1E3A5F"/>
-                <w:sz w:val="18"/>
-                <w:szCs w:val="18"/>
-              </w:rPr>
-              <w:t>'Long text here', 8)</w:t>
-            </w:r>
-            <w:proofErr w:type="gramStart"/>
-            <w:r>
-              <w:rPr>
-                <w:rFonts w:ascii="Courier New" w:eastAsia="Courier New" w:hAnsi="Courier New" w:cs="Courier New"/>
-                <w:color w:val="1E3A5F"/>
-                <w:sz w:val="18"/>
-                <w:szCs w:val="18"/>
-              </w:rPr>
-              <w:t>);  /</w:t>
-            </w:r>
-            <w:proofErr w:type="gramEnd"/>
-            <w:r>
-              <w:rPr>
-                <w:rFonts w:ascii="Courier New" w:eastAsia="Courier New" w:hAnsi="Courier New" w:cs="Courier New"/>
-                <w:color w:val="1E3A5F"/>
-                <w:sz w:val="18"/>
-                <w:szCs w:val="18"/>
-              </w:rPr>
-              <w:t>/ Long tex...</w:t>
-            </w:r>
-          </w:p>
-          <w:p>
-            <w:pPr>
-              <w:spacing w:before="18" w:after="18"/>
-            </w:pPr>
-          </w:p>
-          <w:p>
-            <w:pPr>
-              <w:spacing w:before="18" w:after="18"/>
-            </w:pPr>
-            <w:r>
-              <w:rPr>
-                <w:rFonts w:ascii="Courier New" w:eastAsia="Courier New" w:hAnsi="Courier New" w:cs="Courier New"/>
-                <w:color w:val="1E3A5F"/>
-                <w:sz w:val="18"/>
-                <w:szCs w:val="18"/>
-              </w:rPr>
-              <w:t>// Config</w:t>
-            </w:r>
-          </w:p>
-          <w:p>
-            <w:pPr>
-              <w:spacing w:before="18" w:after="18"/>
-            </w:pPr>
-            <w:proofErr w:type="gramStart"/>
-            <w:r>
-              <w:rPr>
-                <w:rFonts w:ascii="Courier New" w:eastAsia="Courier New" w:hAnsi="Courier New" w:cs="Courier New"/>
-                <w:color w:val="1E3A5F"/>
-                <w:sz w:val="18"/>
-                <w:szCs w:val="18"/>
-              </w:rPr>
-              <w:t>console.log(</w:t>
-            </w:r>
-            <w:proofErr w:type="gramEnd"/>
-            <w:r>
-              <w:rPr>
-                <w:rFonts w:ascii="Courier New" w:eastAsia="Courier New" w:hAnsi="Courier New" w:cs="Courier New"/>
-                <w:color w:val="1E3A5F"/>
-                <w:sz w:val="18"/>
-                <w:szCs w:val="18"/>
-              </w:rPr>
-              <w:t>`App in ${NODE_ENV} mode on port ${PORT}`);</w:t>
-            </w:r>
-          </w:p>
-        </w:tc>
-      </w:tr>
-    </w:tbl>
-    <w:p>
-      <w:pPr>
-        <w:spacing w:before="100"/>
-      </w:pPr>
-    </w:p>
-    <w:p>
-      <w:pPr>
-        <w:spacing w:before="200" w:after="80"/>
-      </w:pPr>
-      <w:r>
-        <w:rPr>
-          <w:b/>
-          <w:bCs/>
-          <w:color w:val="5A2D80"/>
-          <w:sz w:val="24"/>
-          <w:szCs w:val="24"/>
-        </w:rPr>
-        <w:t>Run it:</w:t>
-      </w:r>
-    </w:p>
-    <w:tbl>
-      <w:tblPr>
-        <w:tblW w:w="9360" w:type="dxa"/>
-        <w:tblBorders>
-          <w:top w:val="single" w:sz="4" w:space="0" w:color="auto"/>
-          <w:left w:val="single" w:sz="4" w:space="0" w:color="auto"/>
-          <w:bottom w:val="single" w:sz="4" w:space="0" w:color="auto"/>
-          <w:right w:val="single" w:sz="4" w:space="0" w:color="auto"/>
-          <w:insideH w:val="single" w:sz="4" w:space="0" w:color="auto"/>
-          <w:insideV w:val="single" w:sz="4" w:space="0" w:color="auto"/>
-        </w:tblBorders>
-        <w:tblCellMar>
-          <w:left w:w="10" w:type="dxa"/>
-          <w:right w:w="10" w:type="dxa"/>
-        </w:tblCellMar>
-        <w:tblLook w:val="04A0" w:firstRow="1" w:lastRow="0" w:firstColumn="1" w:lastColumn="0" w:noHBand="0" w:noVBand="1"/>
-      </w:tblPr>
-      <w:tblGrid>
-        <w:gridCol w:w="9360"/>
-      </w:tblGrid>
-      <w:tr>
-        <w:tblPrEx>
-          <w:tblCellMar>
-            <w:top w:w="0" w:type="dxa"/>
-            <w:bottom w:w="0" w:type="dxa"/>
-          </w:tblCellMar>
-        </w:tblPrEx>
-        <w:tc>
-          <w:tcPr>
-            <w:tcW w:w="9360" w:type="dxa"/>
-            <w:tcBorders>
-              <w:top w:val="single" w:sz="1" w:space="0" w:color="CCCCCC"/>
-              <w:left w:val="single" w:sz="2" w:space="0" w:color="7B3FA0"/>
-              <w:bottom w:val="single" w:sz="1" w:space="0" w:color="CCCCCC"/>
-              <w:right w:val="none" w:sz="0" w:space="0" w:color="FFFFFF"/>
-            </w:tcBorders>
-            <w:shd w:val="clear" w:color="auto" w:fill="F3F4F6"/>
-            <w:tcMar>
-              <w:top w:w="140" w:type="dxa"/>
-              <w:left w:w="240" w:type="dxa"/>
-              <w:bottom w:w="140" w:type="dxa"/>
-              <w:right w:w="240" w:type="dxa"/>
-            </w:tcMar>
-          </w:tcPr>
-          <w:p>
-            <w:pPr>
-              <w:spacing w:before="18" w:after="18"/>
-            </w:pPr>
-            <w:r>
-              <w:rPr>
-                <w:rFonts w:ascii="Courier New" w:eastAsia="Courier New" w:hAnsi="Courier New" w:cs="Courier New"/>
-                <w:color w:val="1E3A5F"/>
-                <w:sz w:val="18"/>
-                <w:szCs w:val="18"/>
-              </w:rPr>
-              <w:t>node app.js</w:t>
-            </w:r>
-          </w:p>
-          <w:p>
-            <w:pPr>
-              <w:spacing w:before="18" w:after="18"/>
-            </w:pPr>
-          </w:p>
-          <w:p>
-            <w:pPr>
-              <w:spacing w:before="18" w:after="18"/>
-            </w:pPr>
-            <w:r>
-              <w:rPr>
-                <w:rFonts w:ascii="Courier New" w:eastAsia="Courier New" w:hAnsi="Courier New" w:cs="Courier New"/>
-                <w:color w:val="1E3A5F"/>
-                <w:sz w:val="18"/>
-                <w:szCs w:val="18"/>
-              </w:rPr>
-              <w:t># Output:</w:t>
-            </w:r>
-          </w:p>
-          <w:p>
-            <w:pPr>
-              <w:spacing w:before="18" w:after="18"/>
-            </w:pPr>
-            <w:r>
-              <w:rPr>
-                <w:rFonts w:ascii="Courier New" w:eastAsia="Courier New" w:hAnsi="Courier New" w:cs="Courier New"/>
-                <w:color w:val="1E3A5F"/>
-                <w:sz w:val="18"/>
-                <w:szCs w:val="18"/>
-              </w:rPr>
-              <w:t xml:space="preserve"># </w:t>
-            </w:r>
-            <w:proofErr w:type="gramStart"/>
-            <w:r>
-              <w:rPr>
-                <w:rFonts w:ascii="Courier New" w:eastAsia="Courier New" w:hAnsi="Courier New" w:cs="Courier New"/>
-                <w:color w:val="1E3A5F"/>
-                <w:sz w:val="18"/>
-                <w:szCs w:val="18"/>
-              </w:rPr>
-              <w:t>add(</w:t>
-            </w:r>
-            <w:proofErr w:type="gramEnd"/>
-            <w:r>
-              <w:rPr>
-                <w:rFonts w:ascii="Courier New" w:eastAsia="Courier New" w:hAnsi="Courier New" w:cs="Courier New"/>
-                <w:color w:val="1E3A5F"/>
-                <w:sz w:val="18"/>
-                <w:szCs w:val="18"/>
-              </w:rPr>
-              <w:t>10, 5):        15</w:t>
-            </w:r>
-          </w:p>
-          <w:p>
-            <w:pPr>
-              <w:spacing w:before="18" w:after="18"/>
-            </w:pPr>
-            <w:r>
-              <w:rPr>
-                <w:rFonts w:ascii="Courier New" w:eastAsia="Courier New" w:hAnsi="Courier New" w:cs="Courier New"/>
-                <w:color w:val="1E3A5F"/>
-                <w:sz w:val="18"/>
-                <w:szCs w:val="18"/>
-              </w:rPr>
-              <w:t xml:space="preserve"># </w:t>
-            </w:r>
-            <w:proofErr w:type="gramStart"/>
-            <w:r>
-              <w:rPr>
-                <w:rFonts w:ascii="Courier New" w:eastAsia="Courier New" w:hAnsi="Courier New" w:cs="Courier New"/>
-                <w:color w:val="1E3A5F"/>
-                <w:sz w:val="18"/>
-                <w:szCs w:val="18"/>
-              </w:rPr>
-              <w:t>subtract(</w:t>
-            </w:r>
-            <w:proofErr w:type="gramEnd"/>
-            <w:r>
-              <w:rPr>
-                <w:rFonts w:ascii="Courier New" w:eastAsia="Courier New" w:hAnsi="Courier New" w:cs="Courier New"/>
-                <w:color w:val="1E3A5F"/>
-                <w:sz w:val="18"/>
-                <w:szCs w:val="18"/>
-              </w:rPr>
-              <w:t>10, 3):   7</w:t>
-            </w:r>
-          </w:p>
-          <w:p>
-            <w:pPr>
-              <w:spacing w:before="18" w:after="18"/>
-            </w:pPr>
-            <w:r>
-              <w:rPr>
-                <w:rFonts w:ascii="Courier New" w:eastAsia="Courier New" w:hAnsi="Courier New" w:cs="Courier New"/>
-                <w:color w:val="1E3A5F"/>
-                <w:sz w:val="18"/>
-                <w:szCs w:val="18"/>
-              </w:rPr>
-              <w:t xml:space="preserve"># </w:t>
-            </w:r>
-            <w:proofErr w:type="gramStart"/>
-            <w:r>
-              <w:rPr>
-                <w:rFonts w:ascii="Courier New" w:eastAsia="Courier New" w:hAnsi="Courier New" w:cs="Courier New"/>
-                <w:color w:val="1E3A5F"/>
-                <w:sz w:val="18"/>
-                <w:szCs w:val="18"/>
-              </w:rPr>
-              <w:t>percentage(</w:t>
-            </w:r>
-            <w:proofErr w:type="gramEnd"/>
-            <w:r>
-              <w:rPr>
-                <w:rFonts w:ascii="Courier New" w:eastAsia="Courier New" w:hAnsi="Courier New" w:cs="Courier New"/>
-                <w:color w:val="1E3A5F"/>
-                <w:sz w:val="18"/>
-                <w:szCs w:val="18"/>
-              </w:rPr>
-              <w:t>45,200): 22.50</w:t>
-            </w:r>
-          </w:p>
-          <w:p>
-            <w:pPr>
-              <w:spacing w:before="18" w:after="18"/>
-            </w:pPr>
-            <w:r>
-              <w:rPr>
-                <w:rFonts w:ascii="Courier New" w:eastAsia="Courier New" w:hAnsi="Courier New" w:cs="Courier New"/>
-                <w:color w:val="1E3A5F"/>
-                <w:sz w:val="18"/>
-                <w:szCs w:val="18"/>
-              </w:rPr>
-              <w:t xml:space="preserve"># </w:t>
-            </w:r>
-            <w:proofErr w:type="gramStart"/>
-            <w:r>
-              <w:rPr>
-                <w:rFonts w:ascii="Courier New" w:eastAsia="Courier New" w:hAnsi="Courier New" w:cs="Courier New"/>
-                <w:color w:val="1E3A5F"/>
-                <w:sz w:val="18"/>
-                <w:szCs w:val="18"/>
-              </w:rPr>
-              <w:t>capitalize</w:t>
-            </w:r>
-            <w:proofErr w:type="gramEnd"/>
-            <w:r>
-              <w:rPr>
-                <w:rFonts w:ascii="Courier New" w:eastAsia="Courier New" w:hAnsi="Courier New" w:cs="Courier New"/>
-                <w:color w:val="1E3A5F"/>
-                <w:sz w:val="18"/>
-                <w:szCs w:val="18"/>
-              </w:rPr>
-              <w:t>:        Hello world</w:t>
-            </w:r>
-          </w:p>
-          <w:p>
-            <w:pPr>
-              <w:spacing w:before="18" w:after="18"/>
-            </w:pPr>
-            <w:r>
-              <w:rPr>
-                <w:rFonts w:ascii="Courier New" w:eastAsia="Courier New" w:hAnsi="Courier New" w:cs="Courier New"/>
-                <w:color w:val="1E3A5F"/>
-                <w:sz w:val="18"/>
-                <w:szCs w:val="18"/>
-              </w:rPr>
-              <w:t xml:space="preserve"># </w:t>
-            </w:r>
-            <w:proofErr w:type="spellStart"/>
-            <w:r>
-              <w:rPr>
-                <w:rFonts w:ascii="Courier New" w:eastAsia="Courier New" w:hAnsi="Courier New" w:cs="Courier New"/>
-                <w:color w:val="1E3A5F"/>
-                <w:sz w:val="18"/>
-                <w:szCs w:val="18"/>
-              </w:rPr>
-              <w:t>slugify</w:t>
-            </w:r>
-            <w:proofErr w:type="spellEnd"/>
-            <w:r>
-              <w:rPr>
-                <w:rFonts w:ascii="Courier New" w:eastAsia="Courier New" w:hAnsi="Courier New" w:cs="Courier New"/>
-                <w:color w:val="1E3A5F"/>
-                <w:sz w:val="18"/>
-                <w:szCs w:val="18"/>
-              </w:rPr>
-              <w:t>:           my-blog-post</w:t>
-            </w:r>
-          </w:p>
-          <w:p>
-            <w:pPr>
-              <w:spacing w:before="18" w:after="18"/>
-            </w:pPr>
-            <w:r>
-              <w:rPr>
-                <w:rFonts w:ascii="Courier New" w:eastAsia="Courier New" w:hAnsi="Courier New" w:cs="Courier New"/>
-                <w:color w:val="1E3A5F"/>
-                <w:sz w:val="18"/>
-                <w:szCs w:val="18"/>
-              </w:rPr>
-              <w:t># truncate:          Long tex...</w:t>
-            </w:r>
-          </w:p>
-          <w:p>
-            <w:pPr>
-              <w:spacing w:before="18" w:after="18"/>
-            </w:pPr>
-            <w:r>
-              <w:rPr>
-                <w:rFonts w:ascii="Courier New" w:eastAsia="Courier New" w:hAnsi="Courier New" w:cs="Courier New"/>
-                <w:color w:val="1E3A5F"/>
-                <w:sz w:val="18"/>
-                <w:szCs w:val="18"/>
-              </w:rPr>
-              <w:t># App in development mode on port 3000</w:t>
-            </w:r>
-          </w:p>
-        </w:tc>
-      </w:tr>
-    </w:tbl>
-    <w:p>
-      <w:pPr>
-        <w:spacing w:before="200"/>
-      </w:pPr>
-    </w:p>
-    <w:p>
-      <w:pPr>
-        <w:pBdr>
-          <w:bottom w:val="single" w:sz="4" w:space="6" w:color="7B3FA0"/>
-        </w:pBdr>
-        <w:spacing w:before="340" w:after="120"/>
-      </w:pPr>
+        <w:t>1</w:t>
+      </w:r>
       <w:r>
         <w:rPr>
           <w:b/>
@@ -15363,961 +11783,8 @@
           <w:sz w:val="30"/>
           <w:szCs w:val="30"/>
         </w:rPr>
-        <w:t xml:space="preserve">11. </w:t>
-      </w:r>
-      <w:r>
-        <w:rPr>
-          <w:b/>
-          <w:bCs/>
-          <w:color w:val="1A1A1A"/>
-          <w:sz w:val="30"/>
-          <w:szCs w:val="30"/>
-        </w:rPr>
-        <w:t>Real-World Project Structure Using Modules</w:t>
-      </w:r>
-    </w:p>
-    <w:p>
-      <w:pPr>
-        <w:spacing w:before="80" w:after="80"/>
-      </w:pPr>
-      <w:r>
-        <w:rPr>
-          <w:color w:val="555555"/>
-        </w:rPr>
-        <w:t>This is the folder structure you will use from Day 15 onward. Every folder is a group of modules.</w:t>
-      </w:r>
-    </w:p>
-    <w:p>
-      <w:pPr>
-        <w:spacing w:before="80"/>
-      </w:pPr>
-    </w:p>
-    <w:tbl>
-      <w:tblPr>
-        <w:tblW w:w="9360" w:type="dxa"/>
-        <w:tblBorders>
-          <w:top w:val="single" w:sz="4" w:space="0" w:color="auto"/>
-          <w:left w:val="single" w:sz="4" w:space="0" w:color="auto"/>
-          <w:bottom w:val="single" w:sz="4" w:space="0" w:color="auto"/>
-          <w:right w:val="single" w:sz="4" w:space="0" w:color="auto"/>
-          <w:insideH w:val="single" w:sz="4" w:space="0" w:color="auto"/>
-          <w:insideV w:val="single" w:sz="4" w:space="0" w:color="auto"/>
-        </w:tblBorders>
-        <w:tblCellMar>
-          <w:left w:w="10" w:type="dxa"/>
-          <w:right w:w="10" w:type="dxa"/>
-        </w:tblCellMar>
-        <w:tblLook w:val="04A0" w:firstRow="1" w:lastRow="0" w:firstColumn="1" w:lastColumn="0" w:noHBand="0" w:noVBand="1"/>
-      </w:tblPr>
-      <w:tblGrid>
-        <w:gridCol w:w="9360"/>
-      </w:tblGrid>
-      <w:tr>
-        <w:tblPrEx>
-          <w:tblCellMar>
-            <w:top w:w="0" w:type="dxa"/>
-            <w:bottom w:w="0" w:type="dxa"/>
-          </w:tblCellMar>
-        </w:tblPrEx>
-        <w:tc>
-          <w:tcPr>
-            <w:tcW w:w="9360" w:type="dxa"/>
-            <w:tcBorders>
-              <w:top w:val="single" w:sz="1" w:space="0" w:color="CCCCCC"/>
-              <w:left w:val="single" w:sz="2" w:space="0" w:color="7B3FA0"/>
-              <w:bottom w:val="single" w:sz="1" w:space="0" w:color="CCCCCC"/>
-              <w:right w:val="none" w:sz="0" w:space="0" w:color="FFFFFF"/>
-            </w:tcBorders>
-            <w:shd w:val="clear" w:color="auto" w:fill="F3F4F6"/>
-            <w:tcMar>
-              <w:top w:w="140" w:type="dxa"/>
-              <w:left w:w="240" w:type="dxa"/>
-              <w:bottom w:w="140" w:type="dxa"/>
-              <w:right w:w="240" w:type="dxa"/>
-            </w:tcMar>
-          </w:tcPr>
-          <w:p>
-            <w:pPr>
-              <w:spacing w:before="18" w:after="18"/>
-            </w:pPr>
-            <w:r>
-              <w:rPr>
-                <w:rFonts w:ascii="Courier New" w:eastAsia="Courier New" w:hAnsi="Courier New" w:cs="Courier New"/>
-                <w:color w:val="1E3A5F"/>
-                <w:sz w:val="18"/>
-                <w:szCs w:val="18"/>
-              </w:rPr>
-              <w:t>my-backend/</w:t>
-            </w:r>
-          </w:p>
-          <w:p>
-            <w:pPr>
-              <w:spacing w:before="18" w:after="18"/>
-            </w:pPr>
-            <w:r>
-              <w:rPr>
-                <w:rFonts w:ascii="Courier New" w:eastAsia="Courier New" w:hAnsi="Courier New" w:cs="Courier New"/>
-                <w:color w:val="1E3A5F"/>
-                <w:sz w:val="18"/>
-                <w:szCs w:val="18"/>
-              </w:rPr>
-              <w:t>├── app.js                 ← entry point, imports everything else</w:t>
-            </w:r>
-          </w:p>
-          <w:p>
-            <w:pPr>
-              <w:spacing w:before="18" w:after="18"/>
-            </w:pPr>
-            <w:r>
-              <w:rPr>
-                <w:rFonts w:ascii="Courier New" w:eastAsia="Courier New" w:hAnsi="Courier New" w:cs="Courier New"/>
-                <w:color w:val="1E3A5F"/>
-                <w:sz w:val="18"/>
-                <w:szCs w:val="18"/>
-              </w:rPr>
-              <w:t xml:space="preserve">├── </w:t>
-            </w:r>
-            <w:proofErr w:type="spellStart"/>
-            <w:proofErr w:type="gramStart"/>
-            <w:r>
-              <w:rPr>
-                <w:rFonts w:ascii="Courier New" w:eastAsia="Courier New" w:hAnsi="Courier New" w:cs="Courier New"/>
-                <w:color w:val="1E3A5F"/>
-                <w:sz w:val="18"/>
-                <w:szCs w:val="18"/>
-              </w:rPr>
-              <w:t>package.json</w:t>
-            </w:r>
-            <w:proofErr w:type="spellEnd"/>
-            <w:proofErr w:type="gramEnd"/>
-          </w:p>
-          <w:p>
-            <w:pPr>
-              <w:spacing w:before="18" w:after="18"/>
-            </w:pPr>
-            <w:r>
-              <w:rPr>
-                <w:rFonts w:ascii="Courier New" w:eastAsia="Courier New" w:hAnsi="Courier New" w:cs="Courier New"/>
-                <w:color w:val="1E3A5F"/>
-                <w:sz w:val="18"/>
-                <w:szCs w:val="18"/>
-              </w:rPr>
-              <w:t>├─</w:t>
-            </w:r>
-            <w:proofErr w:type="gramStart"/>
-            <w:r>
-              <w:rPr>
-                <w:rFonts w:ascii="Courier New" w:eastAsia="Courier New" w:hAnsi="Courier New" w:cs="Courier New"/>
-                <w:color w:val="1E3A5F"/>
-                <w:sz w:val="18"/>
-                <w:szCs w:val="18"/>
-              </w:rPr>
-              <w:t>─ .env</w:t>
-            </w:r>
-            <w:proofErr w:type="gramEnd"/>
-            <w:r>
-              <w:rPr>
-                <w:rFonts w:ascii="Courier New" w:eastAsia="Courier New" w:hAnsi="Courier New" w:cs="Courier New"/>
-                <w:color w:val="1E3A5F"/>
-                <w:sz w:val="18"/>
-                <w:szCs w:val="18"/>
-              </w:rPr>
-              <w:t xml:space="preserve">                   ← secrets (NEVER commit to GitHub)</w:t>
-            </w:r>
-          </w:p>
-          <w:p>
-            <w:pPr>
-              <w:spacing w:before="18" w:after="18"/>
-            </w:pPr>
-            <w:r>
-              <w:rPr>
-                <w:rFonts w:ascii="Courier New" w:eastAsia="Courier New" w:hAnsi="Courier New" w:cs="Courier New"/>
-                <w:color w:val="1E3A5F"/>
-                <w:sz w:val="18"/>
-                <w:szCs w:val="18"/>
-              </w:rPr>
-              <w:t>├─</w:t>
-            </w:r>
-            <w:proofErr w:type="gramStart"/>
-            <w:r>
-              <w:rPr>
-                <w:rFonts w:ascii="Courier New" w:eastAsia="Courier New" w:hAnsi="Courier New" w:cs="Courier New"/>
-                <w:color w:val="1E3A5F"/>
-                <w:sz w:val="18"/>
-                <w:szCs w:val="18"/>
-              </w:rPr>
-              <w:t>─ .</w:t>
-            </w:r>
-            <w:proofErr w:type="spellStart"/>
-            <w:r>
-              <w:rPr>
-                <w:rFonts w:ascii="Courier New" w:eastAsia="Courier New" w:hAnsi="Courier New" w:cs="Courier New"/>
-                <w:color w:val="1E3A5F"/>
-                <w:sz w:val="18"/>
-                <w:szCs w:val="18"/>
-              </w:rPr>
-              <w:t>gitignore</w:t>
-            </w:r>
-            <w:proofErr w:type="spellEnd"/>
-            <w:proofErr w:type="gramEnd"/>
-          </w:p>
-          <w:p>
-            <w:pPr>
-              <w:spacing w:before="18" w:after="18"/>
-            </w:pPr>
-            <w:r>
-              <w:rPr>
-                <w:rFonts w:ascii="Courier New" w:eastAsia="Courier New" w:hAnsi="Courier New" w:cs="Courier New"/>
-                <w:color w:val="1E3A5F"/>
-                <w:sz w:val="18"/>
-                <w:szCs w:val="18"/>
-              </w:rPr>
-              <w:t>│</w:t>
-            </w:r>
-          </w:p>
-          <w:p>
-            <w:pPr>
-              <w:spacing w:before="18" w:after="18"/>
-            </w:pPr>
-            <w:r>
-              <w:rPr>
-                <w:rFonts w:ascii="Courier New" w:eastAsia="Courier New" w:hAnsi="Courier New" w:cs="Courier New"/>
-                <w:color w:val="1E3A5F"/>
-                <w:sz w:val="18"/>
-                <w:szCs w:val="18"/>
-              </w:rPr>
-              <w:t>├── routes/                ← each file = one resource's routes</w:t>
-            </w:r>
-          </w:p>
-          <w:p>
-            <w:pPr>
-              <w:spacing w:before="18" w:after="18"/>
-            </w:pPr>
-            <w:r>
-              <w:rPr>
-                <w:rFonts w:ascii="Courier New" w:eastAsia="Courier New" w:hAnsi="Courier New" w:cs="Courier New"/>
-                <w:color w:val="1E3A5F"/>
-                <w:sz w:val="18"/>
-                <w:szCs w:val="18"/>
-              </w:rPr>
-              <w:t xml:space="preserve">│   ├── userRoutes.js      </w:t>
-            </w:r>
-            <w:proofErr w:type="spellStart"/>
-            <w:proofErr w:type="gramStart"/>
-            <w:r>
-              <w:rPr>
-                <w:rFonts w:ascii="Courier New" w:eastAsia="Courier New" w:hAnsi="Courier New" w:cs="Courier New"/>
-                <w:color w:val="1E3A5F"/>
-                <w:sz w:val="18"/>
-                <w:szCs w:val="18"/>
-              </w:rPr>
-              <w:t>module.exports</w:t>
-            </w:r>
-            <w:proofErr w:type="spellEnd"/>
-            <w:proofErr w:type="gramEnd"/>
-            <w:r>
-              <w:rPr>
-                <w:rFonts w:ascii="Courier New" w:eastAsia="Courier New" w:hAnsi="Courier New" w:cs="Courier New"/>
-                <w:color w:val="1E3A5F"/>
-                <w:sz w:val="18"/>
-                <w:szCs w:val="18"/>
-              </w:rPr>
-              <w:t xml:space="preserve"> = router</w:t>
-            </w:r>
-          </w:p>
-          <w:p>
-            <w:pPr>
-              <w:spacing w:before="18" w:after="18"/>
-            </w:pPr>
-            <w:r>
-              <w:rPr>
-                <w:rFonts w:ascii="Courier New" w:eastAsia="Courier New" w:hAnsi="Courier New" w:cs="Courier New"/>
-                <w:color w:val="1E3A5F"/>
-                <w:sz w:val="18"/>
-                <w:szCs w:val="18"/>
-              </w:rPr>
-              <w:t xml:space="preserve">│   ├── postRoutes.js      </w:t>
-            </w:r>
-            <w:proofErr w:type="spellStart"/>
-            <w:proofErr w:type="gramStart"/>
-            <w:r>
-              <w:rPr>
-                <w:rFonts w:ascii="Courier New" w:eastAsia="Courier New" w:hAnsi="Courier New" w:cs="Courier New"/>
-                <w:color w:val="1E3A5F"/>
-                <w:sz w:val="18"/>
-                <w:szCs w:val="18"/>
-              </w:rPr>
-              <w:t>module.exports</w:t>
-            </w:r>
-            <w:proofErr w:type="spellEnd"/>
-            <w:proofErr w:type="gramEnd"/>
-            <w:r>
-              <w:rPr>
-                <w:rFonts w:ascii="Courier New" w:eastAsia="Courier New" w:hAnsi="Courier New" w:cs="Courier New"/>
-                <w:color w:val="1E3A5F"/>
-                <w:sz w:val="18"/>
-                <w:szCs w:val="18"/>
-              </w:rPr>
-              <w:t xml:space="preserve"> = router</w:t>
-            </w:r>
-          </w:p>
-          <w:p>
-            <w:pPr>
-              <w:spacing w:before="18" w:after="18"/>
-            </w:pPr>
-            <w:r>
-              <w:rPr>
-                <w:rFonts w:ascii="Courier New" w:eastAsia="Courier New" w:hAnsi="Courier New" w:cs="Courier New"/>
-                <w:color w:val="1E3A5F"/>
-                <w:sz w:val="18"/>
-                <w:szCs w:val="18"/>
-              </w:rPr>
-              <w:t xml:space="preserve">│   └── authRoutes.js      </w:t>
-            </w:r>
-            <w:proofErr w:type="spellStart"/>
-            <w:proofErr w:type="gramStart"/>
-            <w:r>
-              <w:rPr>
-                <w:rFonts w:ascii="Courier New" w:eastAsia="Courier New" w:hAnsi="Courier New" w:cs="Courier New"/>
-                <w:color w:val="1E3A5F"/>
-                <w:sz w:val="18"/>
-                <w:szCs w:val="18"/>
-              </w:rPr>
-              <w:t>module.exports</w:t>
-            </w:r>
-            <w:proofErr w:type="spellEnd"/>
-            <w:proofErr w:type="gramEnd"/>
-            <w:r>
-              <w:rPr>
-                <w:rFonts w:ascii="Courier New" w:eastAsia="Courier New" w:hAnsi="Courier New" w:cs="Courier New"/>
-                <w:color w:val="1E3A5F"/>
-                <w:sz w:val="18"/>
-                <w:szCs w:val="18"/>
-              </w:rPr>
-              <w:t xml:space="preserve"> = router</w:t>
-            </w:r>
-          </w:p>
-          <w:p>
-            <w:pPr>
-              <w:spacing w:before="18" w:after="18"/>
-            </w:pPr>
-            <w:r>
-              <w:rPr>
-                <w:rFonts w:ascii="Courier New" w:eastAsia="Courier New" w:hAnsi="Courier New" w:cs="Courier New"/>
-                <w:color w:val="1E3A5F"/>
-                <w:sz w:val="18"/>
-                <w:szCs w:val="18"/>
-              </w:rPr>
-              <w:t>│</w:t>
-            </w:r>
-          </w:p>
-          <w:p>
-            <w:pPr>
-              <w:spacing w:before="18" w:after="18"/>
-            </w:pPr>
-            <w:r>
-              <w:rPr>
-                <w:rFonts w:ascii="Courier New" w:eastAsia="Courier New" w:hAnsi="Courier New" w:cs="Courier New"/>
-                <w:color w:val="1E3A5F"/>
-                <w:sz w:val="18"/>
-                <w:szCs w:val="18"/>
-              </w:rPr>
-              <w:t>├── controllers/           ← business logic (called by routes)</w:t>
-            </w:r>
-          </w:p>
-          <w:p>
-            <w:pPr>
-              <w:spacing w:before="18" w:after="18"/>
-            </w:pPr>
-            <w:r>
-              <w:rPr>
-                <w:rFonts w:ascii="Courier New" w:eastAsia="Courier New" w:hAnsi="Courier New" w:cs="Courier New"/>
-                <w:color w:val="1E3A5F"/>
-                <w:sz w:val="18"/>
-                <w:szCs w:val="18"/>
-              </w:rPr>
-              <w:t xml:space="preserve">│   ├── </w:t>
-            </w:r>
-            <w:proofErr w:type="gramStart"/>
-            <w:r>
-              <w:rPr>
-                <w:rFonts w:ascii="Courier New" w:eastAsia="Courier New" w:hAnsi="Courier New" w:cs="Courier New"/>
-                <w:color w:val="1E3A5F"/>
-                <w:sz w:val="18"/>
-                <w:szCs w:val="18"/>
-              </w:rPr>
-              <w:t xml:space="preserve">userController.js  </w:t>
-            </w:r>
-            <w:proofErr w:type="spellStart"/>
-            <w:r>
-              <w:rPr>
-                <w:rFonts w:ascii="Courier New" w:eastAsia="Courier New" w:hAnsi="Courier New" w:cs="Courier New"/>
-                <w:color w:val="1E3A5F"/>
-                <w:sz w:val="18"/>
-                <w:szCs w:val="18"/>
-              </w:rPr>
-              <w:t>module</w:t>
-            </w:r>
-            <w:proofErr w:type="gramEnd"/>
-            <w:r>
-              <w:rPr>
-                <w:rFonts w:ascii="Courier New" w:eastAsia="Courier New" w:hAnsi="Courier New" w:cs="Courier New"/>
-                <w:color w:val="1E3A5F"/>
-                <w:sz w:val="18"/>
-                <w:szCs w:val="18"/>
-              </w:rPr>
-              <w:t>.exports</w:t>
-            </w:r>
-            <w:proofErr w:type="spellEnd"/>
-            <w:r>
-              <w:rPr>
-                <w:rFonts w:ascii="Courier New" w:eastAsia="Courier New" w:hAnsi="Courier New" w:cs="Courier New"/>
-                <w:color w:val="1E3A5F"/>
-                <w:sz w:val="18"/>
-                <w:szCs w:val="18"/>
-              </w:rPr>
-              <w:t xml:space="preserve"> = </w:t>
-            </w:r>
-            <w:proofErr w:type="gramStart"/>
-            <w:r>
-              <w:rPr>
-                <w:rFonts w:ascii="Courier New" w:eastAsia="Courier New" w:hAnsi="Courier New" w:cs="Courier New"/>
-                <w:color w:val="1E3A5F"/>
-                <w:sz w:val="18"/>
-                <w:szCs w:val="18"/>
-              </w:rPr>
-              <w:t xml:space="preserve">{ </w:t>
-            </w:r>
-            <w:proofErr w:type="spellStart"/>
-            <w:r>
-              <w:rPr>
-                <w:rFonts w:ascii="Courier New" w:eastAsia="Courier New" w:hAnsi="Courier New" w:cs="Courier New"/>
-                <w:color w:val="1E3A5F"/>
-                <w:sz w:val="18"/>
-                <w:szCs w:val="18"/>
-              </w:rPr>
-              <w:t>getUsers</w:t>
-            </w:r>
-            <w:proofErr w:type="spellEnd"/>
-            <w:proofErr w:type="gramEnd"/>
-            <w:r>
-              <w:rPr>
-                <w:rFonts w:ascii="Courier New" w:eastAsia="Courier New" w:hAnsi="Courier New" w:cs="Courier New"/>
-                <w:color w:val="1E3A5F"/>
-                <w:sz w:val="18"/>
-                <w:szCs w:val="18"/>
-              </w:rPr>
-              <w:t xml:space="preserve">, </w:t>
-            </w:r>
-            <w:proofErr w:type="spellStart"/>
-            <w:proofErr w:type="gramStart"/>
-            <w:r>
-              <w:rPr>
-                <w:rFonts w:ascii="Courier New" w:eastAsia="Courier New" w:hAnsi="Courier New" w:cs="Courier New"/>
-                <w:color w:val="1E3A5F"/>
-                <w:sz w:val="18"/>
-                <w:szCs w:val="18"/>
-              </w:rPr>
-              <w:t>createUser</w:t>
-            </w:r>
-            <w:proofErr w:type="spellEnd"/>
-            <w:r>
-              <w:rPr>
-                <w:rFonts w:ascii="Courier New" w:eastAsia="Courier New" w:hAnsi="Courier New" w:cs="Courier New"/>
-                <w:color w:val="1E3A5F"/>
-                <w:sz w:val="18"/>
-                <w:szCs w:val="18"/>
-              </w:rPr>
-              <w:t xml:space="preserve"> }</w:t>
-            </w:r>
-            <w:proofErr w:type="gramEnd"/>
-          </w:p>
-          <w:p>
-            <w:pPr>
-              <w:spacing w:before="18" w:after="18"/>
-            </w:pPr>
-            <w:r>
-              <w:rPr>
-                <w:rFonts w:ascii="Courier New" w:eastAsia="Courier New" w:hAnsi="Courier New" w:cs="Courier New"/>
-                <w:color w:val="1E3A5F"/>
-                <w:sz w:val="18"/>
-                <w:szCs w:val="18"/>
-              </w:rPr>
-              <w:t xml:space="preserve">│   └── </w:t>
-            </w:r>
-            <w:proofErr w:type="gramStart"/>
-            <w:r>
-              <w:rPr>
-                <w:rFonts w:ascii="Courier New" w:eastAsia="Courier New" w:hAnsi="Courier New" w:cs="Courier New"/>
-                <w:color w:val="1E3A5F"/>
-                <w:sz w:val="18"/>
-                <w:szCs w:val="18"/>
-              </w:rPr>
-              <w:t xml:space="preserve">postController.js  </w:t>
-            </w:r>
-            <w:proofErr w:type="spellStart"/>
-            <w:r>
-              <w:rPr>
-                <w:rFonts w:ascii="Courier New" w:eastAsia="Courier New" w:hAnsi="Courier New" w:cs="Courier New"/>
-                <w:color w:val="1E3A5F"/>
-                <w:sz w:val="18"/>
-                <w:szCs w:val="18"/>
-              </w:rPr>
-              <w:t>module</w:t>
-            </w:r>
-            <w:proofErr w:type="gramEnd"/>
-            <w:r>
-              <w:rPr>
-                <w:rFonts w:ascii="Courier New" w:eastAsia="Courier New" w:hAnsi="Courier New" w:cs="Courier New"/>
-                <w:color w:val="1E3A5F"/>
-                <w:sz w:val="18"/>
-                <w:szCs w:val="18"/>
-              </w:rPr>
-              <w:t>.exports</w:t>
-            </w:r>
-            <w:proofErr w:type="spellEnd"/>
-            <w:r>
-              <w:rPr>
-                <w:rFonts w:ascii="Courier New" w:eastAsia="Courier New" w:hAnsi="Courier New" w:cs="Courier New"/>
-                <w:color w:val="1E3A5F"/>
-                <w:sz w:val="18"/>
-                <w:szCs w:val="18"/>
-              </w:rPr>
-              <w:t xml:space="preserve"> = </w:t>
-            </w:r>
-            <w:proofErr w:type="gramStart"/>
-            <w:r>
-              <w:rPr>
-                <w:rFonts w:ascii="Courier New" w:eastAsia="Courier New" w:hAnsi="Courier New" w:cs="Courier New"/>
-                <w:color w:val="1E3A5F"/>
-                <w:sz w:val="18"/>
-                <w:szCs w:val="18"/>
-              </w:rPr>
-              <w:t xml:space="preserve">{ </w:t>
-            </w:r>
-            <w:proofErr w:type="spellStart"/>
-            <w:r>
-              <w:rPr>
-                <w:rFonts w:ascii="Courier New" w:eastAsia="Courier New" w:hAnsi="Courier New" w:cs="Courier New"/>
-                <w:color w:val="1E3A5F"/>
-                <w:sz w:val="18"/>
-                <w:szCs w:val="18"/>
-              </w:rPr>
-              <w:t>getPosts</w:t>
-            </w:r>
-            <w:proofErr w:type="spellEnd"/>
-            <w:proofErr w:type="gramEnd"/>
-            <w:r>
-              <w:rPr>
-                <w:rFonts w:ascii="Courier New" w:eastAsia="Courier New" w:hAnsi="Courier New" w:cs="Courier New"/>
-                <w:color w:val="1E3A5F"/>
-                <w:sz w:val="18"/>
-                <w:szCs w:val="18"/>
-              </w:rPr>
-              <w:t xml:space="preserve">, </w:t>
-            </w:r>
-            <w:proofErr w:type="spellStart"/>
-            <w:proofErr w:type="gramStart"/>
-            <w:r>
-              <w:rPr>
-                <w:rFonts w:ascii="Courier New" w:eastAsia="Courier New" w:hAnsi="Courier New" w:cs="Courier New"/>
-                <w:color w:val="1E3A5F"/>
-                <w:sz w:val="18"/>
-                <w:szCs w:val="18"/>
-              </w:rPr>
-              <w:t>createPost</w:t>
-            </w:r>
-            <w:proofErr w:type="spellEnd"/>
-            <w:r>
-              <w:rPr>
-                <w:rFonts w:ascii="Courier New" w:eastAsia="Courier New" w:hAnsi="Courier New" w:cs="Courier New"/>
-                <w:color w:val="1E3A5F"/>
-                <w:sz w:val="18"/>
-                <w:szCs w:val="18"/>
-              </w:rPr>
-              <w:t xml:space="preserve"> }</w:t>
-            </w:r>
-            <w:proofErr w:type="gramEnd"/>
-          </w:p>
-          <w:p>
-            <w:pPr>
-              <w:spacing w:before="18" w:after="18"/>
-            </w:pPr>
-            <w:r>
-              <w:rPr>
-                <w:rFonts w:ascii="Courier New" w:eastAsia="Courier New" w:hAnsi="Courier New" w:cs="Courier New"/>
-                <w:color w:val="1E3A5F"/>
-                <w:sz w:val="18"/>
-                <w:szCs w:val="18"/>
-              </w:rPr>
-              <w:t>│</w:t>
-            </w:r>
-          </w:p>
-          <w:p>
-            <w:pPr>
-              <w:spacing w:before="18" w:after="18"/>
-            </w:pPr>
-            <w:r>
-              <w:rPr>
-                <w:rFonts w:ascii="Courier New" w:eastAsia="Courier New" w:hAnsi="Courier New" w:cs="Courier New"/>
-                <w:color w:val="1E3A5F"/>
-                <w:sz w:val="18"/>
-                <w:szCs w:val="18"/>
-              </w:rPr>
-              <w:t>├── models/                ← database schemas</w:t>
-            </w:r>
-          </w:p>
-          <w:p>
-            <w:pPr>
-              <w:spacing w:before="18" w:after="18"/>
-            </w:pPr>
-            <w:r>
-              <w:rPr>
-                <w:rFonts w:ascii="Courier New" w:eastAsia="Courier New" w:hAnsi="Courier New" w:cs="Courier New"/>
-                <w:color w:val="1E3A5F"/>
-                <w:sz w:val="18"/>
-                <w:szCs w:val="18"/>
-              </w:rPr>
-              <w:t xml:space="preserve">│   ├── User.js            </w:t>
-            </w:r>
-            <w:proofErr w:type="spellStart"/>
-            <w:proofErr w:type="gramStart"/>
-            <w:r>
-              <w:rPr>
-                <w:rFonts w:ascii="Courier New" w:eastAsia="Courier New" w:hAnsi="Courier New" w:cs="Courier New"/>
-                <w:color w:val="1E3A5F"/>
-                <w:sz w:val="18"/>
-                <w:szCs w:val="18"/>
-              </w:rPr>
-              <w:t>module.exports</w:t>
-            </w:r>
-            <w:proofErr w:type="spellEnd"/>
-            <w:proofErr w:type="gramEnd"/>
-            <w:r>
-              <w:rPr>
-                <w:rFonts w:ascii="Courier New" w:eastAsia="Courier New" w:hAnsi="Courier New" w:cs="Courier New"/>
-                <w:color w:val="1E3A5F"/>
-                <w:sz w:val="18"/>
-                <w:szCs w:val="18"/>
-              </w:rPr>
-              <w:t xml:space="preserve"> = </w:t>
-            </w:r>
-            <w:proofErr w:type="spellStart"/>
-            <w:proofErr w:type="gramStart"/>
-            <w:r>
-              <w:rPr>
-                <w:rFonts w:ascii="Courier New" w:eastAsia="Courier New" w:hAnsi="Courier New" w:cs="Courier New"/>
-                <w:color w:val="1E3A5F"/>
-                <w:sz w:val="18"/>
-                <w:szCs w:val="18"/>
-              </w:rPr>
-              <w:t>mongoose.model</w:t>
-            </w:r>
-            <w:proofErr w:type="spellEnd"/>
-            <w:proofErr w:type="gramEnd"/>
-            <w:r>
-              <w:rPr>
-                <w:rFonts w:ascii="Courier New" w:eastAsia="Courier New" w:hAnsi="Courier New" w:cs="Courier New"/>
-                <w:color w:val="1E3A5F"/>
-                <w:sz w:val="18"/>
-                <w:szCs w:val="18"/>
-              </w:rPr>
-              <w:t>('User', schema)</w:t>
-            </w:r>
-          </w:p>
-          <w:p>
-            <w:pPr>
-              <w:spacing w:before="18" w:after="18"/>
-            </w:pPr>
-            <w:r>
-              <w:rPr>
-                <w:rFonts w:ascii="Courier New" w:eastAsia="Courier New" w:hAnsi="Courier New" w:cs="Courier New"/>
-                <w:color w:val="1E3A5F"/>
-                <w:sz w:val="18"/>
-                <w:szCs w:val="18"/>
-              </w:rPr>
-              <w:t xml:space="preserve">│   └── Post.js            </w:t>
-            </w:r>
-            <w:proofErr w:type="spellStart"/>
-            <w:proofErr w:type="gramStart"/>
-            <w:r>
-              <w:rPr>
-                <w:rFonts w:ascii="Courier New" w:eastAsia="Courier New" w:hAnsi="Courier New" w:cs="Courier New"/>
-                <w:color w:val="1E3A5F"/>
-                <w:sz w:val="18"/>
-                <w:szCs w:val="18"/>
-              </w:rPr>
-              <w:t>module.exports</w:t>
-            </w:r>
-            <w:proofErr w:type="spellEnd"/>
-            <w:proofErr w:type="gramEnd"/>
-            <w:r>
-              <w:rPr>
-                <w:rFonts w:ascii="Courier New" w:eastAsia="Courier New" w:hAnsi="Courier New" w:cs="Courier New"/>
-                <w:color w:val="1E3A5F"/>
-                <w:sz w:val="18"/>
-                <w:szCs w:val="18"/>
-              </w:rPr>
-              <w:t xml:space="preserve"> = </w:t>
-            </w:r>
-            <w:proofErr w:type="spellStart"/>
-            <w:proofErr w:type="gramStart"/>
-            <w:r>
-              <w:rPr>
-                <w:rFonts w:ascii="Courier New" w:eastAsia="Courier New" w:hAnsi="Courier New" w:cs="Courier New"/>
-                <w:color w:val="1E3A5F"/>
-                <w:sz w:val="18"/>
-                <w:szCs w:val="18"/>
-              </w:rPr>
-              <w:t>mongoose.model</w:t>
-            </w:r>
-            <w:proofErr w:type="spellEnd"/>
-            <w:proofErr w:type="gramEnd"/>
-            <w:r>
-              <w:rPr>
-                <w:rFonts w:ascii="Courier New" w:eastAsia="Courier New" w:hAnsi="Courier New" w:cs="Courier New"/>
-                <w:color w:val="1E3A5F"/>
-                <w:sz w:val="18"/>
-                <w:szCs w:val="18"/>
-              </w:rPr>
-              <w:t>('Post', schema)</w:t>
-            </w:r>
-          </w:p>
-          <w:p>
-            <w:pPr>
-              <w:spacing w:before="18" w:after="18"/>
-            </w:pPr>
-            <w:r>
-              <w:rPr>
-                <w:rFonts w:ascii="Courier New" w:eastAsia="Courier New" w:hAnsi="Courier New" w:cs="Courier New"/>
-                <w:color w:val="1E3A5F"/>
-                <w:sz w:val="18"/>
-                <w:szCs w:val="18"/>
-              </w:rPr>
-              <w:t>│</w:t>
-            </w:r>
-          </w:p>
-          <w:p>
-            <w:pPr>
-              <w:spacing w:before="18" w:after="18"/>
-            </w:pPr>
-            <w:r>
-              <w:rPr>
-                <w:rFonts w:ascii="Courier New" w:eastAsia="Courier New" w:hAnsi="Courier New" w:cs="Courier New"/>
-                <w:color w:val="1E3A5F"/>
-                <w:sz w:val="18"/>
-                <w:szCs w:val="18"/>
-              </w:rPr>
-              <w:t>├── middleware/            ← reusable middleware functions</w:t>
-            </w:r>
-          </w:p>
-          <w:p>
-            <w:pPr>
-              <w:spacing w:before="18" w:after="18"/>
-            </w:pPr>
-            <w:r>
-              <w:rPr>
-                <w:rFonts w:ascii="Courier New" w:eastAsia="Courier New" w:hAnsi="Courier New" w:cs="Courier New"/>
-                <w:color w:val="1E3A5F"/>
-                <w:sz w:val="18"/>
-                <w:szCs w:val="18"/>
-              </w:rPr>
-              <w:t xml:space="preserve">│   ├── auth.js            </w:t>
-            </w:r>
-            <w:proofErr w:type="spellStart"/>
-            <w:proofErr w:type="gramStart"/>
-            <w:r>
-              <w:rPr>
-                <w:rFonts w:ascii="Courier New" w:eastAsia="Courier New" w:hAnsi="Courier New" w:cs="Courier New"/>
-                <w:color w:val="1E3A5F"/>
-                <w:sz w:val="18"/>
-                <w:szCs w:val="18"/>
-              </w:rPr>
-              <w:t>module.exports</w:t>
-            </w:r>
-            <w:proofErr w:type="spellEnd"/>
-            <w:proofErr w:type="gramEnd"/>
-            <w:r>
-              <w:rPr>
-                <w:rFonts w:ascii="Courier New" w:eastAsia="Courier New" w:hAnsi="Courier New" w:cs="Courier New"/>
-                <w:color w:val="1E3A5F"/>
-                <w:sz w:val="18"/>
-                <w:szCs w:val="18"/>
-              </w:rPr>
-              <w:t xml:space="preserve"> = </w:t>
-            </w:r>
-            <w:proofErr w:type="spellStart"/>
-            <w:r>
-              <w:rPr>
-                <w:rFonts w:ascii="Courier New" w:eastAsia="Courier New" w:hAnsi="Courier New" w:cs="Courier New"/>
-                <w:color w:val="1E3A5F"/>
-                <w:sz w:val="18"/>
-                <w:szCs w:val="18"/>
-              </w:rPr>
-              <w:t>authMiddleware</w:t>
-            </w:r>
-            <w:proofErr w:type="spellEnd"/>
-          </w:p>
-          <w:p>
-            <w:pPr>
-              <w:spacing w:before="18" w:after="18"/>
-            </w:pPr>
-            <w:r>
-              <w:rPr>
-                <w:rFonts w:ascii="Courier New" w:eastAsia="Courier New" w:hAnsi="Courier New" w:cs="Courier New"/>
-                <w:color w:val="1E3A5F"/>
-                <w:sz w:val="18"/>
-                <w:szCs w:val="18"/>
-              </w:rPr>
-              <w:t xml:space="preserve">│   └── errorHandler.js   </w:t>
-            </w:r>
-            <w:proofErr w:type="spellStart"/>
-            <w:proofErr w:type="gramStart"/>
-            <w:r>
-              <w:rPr>
-                <w:rFonts w:ascii="Courier New" w:eastAsia="Courier New" w:hAnsi="Courier New" w:cs="Courier New"/>
-                <w:color w:val="1E3A5F"/>
-                <w:sz w:val="18"/>
-                <w:szCs w:val="18"/>
-              </w:rPr>
-              <w:t>module.exports</w:t>
-            </w:r>
-            <w:proofErr w:type="spellEnd"/>
-            <w:proofErr w:type="gramEnd"/>
-            <w:r>
-              <w:rPr>
-                <w:rFonts w:ascii="Courier New" w:eastAsia="Courier New" w:hAnsi="Courier New" w:cs="Courier New"/>
-                <w:color w:val="1E3A5F"/>
-                <w:sz w:val="18"/>
-                <w:szCs w:val="18"/>
-              </w:rPr>
-              <w:t xml:space="preserve"> = </w:t>
-            </w:r>
-            <w:proofErr w:type="spellStart"/>
-            <w:r>
-              <w:rPr>
-                <w:rFonts w:ascii="Courier New" w:eastAsia="Courier New" w:hAnsi="Courier New" w:cs="Courier New"/>
-                <w:color w:val="1E3A5F"/>
-                <w:sz w:val="18"/>
-                <w:szCs w:val="18"/>
-              </w:rPr>
-              <w:t>globalErrorHandler</w:t>
-            </w:r>
-            <w:proofErr w:type="spellEnd"/>
-          </w:p>
-          <w:p>
-            <w:pPr>
-              <w:spacing w:before="18" w:after="18"/>
-            </w:pPr>
-            <w:r>
-              <w:rPr>
-                <w:rFonts w:ascii="Courier New" w:eastAsia="Courier New" w:hAnsi="Courier New" w:cs="Courier New"/>
-                <w:color w:val="1E3A5F"/>
-                <w:sz w:val="18"/>
-                <w:szCs w:val="18"/>
-              </w:rPr>
-              <w:t>│</w:t>
-            </w:r>
-          </w:p>
-          <w:p>
-            <w:pPr>
-              <w:spacing w:before="18" w:after="18"/>
-            </w:pPr>
-            <w:r>
-              <w:rPr>
-                <w:rFonts w:ascii="Courier New" w:eastAsia="Courier New" w:hAnsi="Courier New" w:cs="Courier New"/>
-                <w:color w:val="1E3A5F"/>
-                <w:sz w:val="18"/>
-                <w:szCs w:val="18"/>
-              </w:rPr>
-              <w:t>├── utils/                 ← helper functions, no Express dependency</w:t>
-            </w:r>
-          </w:p>
-          <w:p>
-            <w:pPr>
-              <w:spacing w:before="18" w:after="18"/>
-            </w:pPr>
-            <w:r>
-              <w:rPr>
-                <w:rFonts w:ascii="Courier New" w:eastAsia="Courier New" w:hAnsi="Courier New" w:cs="Courier New"/>
-                <w:color w:val="1E3A5F"/>
-                <w:sz w:val="18"/>
-                <w:szCs w:val="18"/>
-              </w:rPr>
-              <w:t>│   ├── math.js</w:t>
-            </w:r>
-          </w:p>
-          <w:p>
-            <w:pPr>
-              <w:spacing w:before="18" w:after="18"/>
-            </w:pPr>
-            <w:r>
-              <w:rPr>
-                <w:rFonts w:ascii="Courier New" w:eastAsia="Courier New" w:hAnsi="Courier New" w:cs="Courier New"/>
-                <w:color w:val="1E3A5F"/>
-                <w:sz w:val="18"/>
-                <w:szCs w:val="18"/>
-              </w:rPr>
-              <w:t>│   └── strings.js</w:t>
-            </w:r>
-          </w:p>
-          <w:p>
-            <w:pPr>
-              <w:spacing w:before="18" w:after="18"/>
-            </w:pPr>
-            <w:r>
-              <w:rPr>
-                <w:rFonts w:ascii="Courier New" w:eastAsia="Courier New" w:hAnsi="Courier New" w:cs="Courier New"/>
-                <w:color w:val="1E3A5F"/>
-                <w:sz w:val="18"/>
-                <w:szCs w:val="18"/>
-              </w:rPr>
-              <w:t>│</w:t>
-            </w:r>
-          </w:p>
-          <w:p>
-            <w:pPr>
-              <w:spacing w:before="18" w:after="18"/>
-            </w:pPr>
-            <w:r>
-              <w:rPr>
-                <w:rFonts w:ascii="Courier New" w:eastAsia="Courier New" w:hAnsi="Courier New" w:cs="Courier New"/>
-                <w:color w:val="1E3A5F"/>
-                <w:sz w:val="18"/>
-                <w:szCs w:val="18"/>
-              </w:rPr>
-              <w:t>└── config/                ← configuration and constants</w:t>
-            </w:r>
-          </w:p>
-          <w:p>
-            <w:pPr>
-              <w:spacing w:before="18" w:after="18"/>
-            </w:pPr>
-            <w:r>
-              <w:rPr>
-                <w:rFonts w:ascii="Courier New" w:eastAsia="Courier New" w:hAnsi="Courier New" w:cs="Courier New"/>
-                <w:color w:val="1E3A5F"/>
-                <w:sz w:val="18"/>
-                <w:szCs w:val="18"/>
-              </w:rPr>
-              <w:t xml:space="preserve">    └── constants.js</w:t>
-            </w:r>
-          </w:p>
-        </w:tc>
-      </w:tr>
-    </w:tbl>
-    <w:p>
-      <w:pPr>
-        <w:spacing w:before="200"/>
-      </w:pPr>
-    </w:p>
-    <w:p>
-      <w:pPr>
-        <w:pBdr>
-          <w:bottom w:val="single" w:sz="4" w:space="6" w:color="7B3FA0"/>
-        </w:pBdr>
-        <w:spacing w:before="340" w:after="120"/>
-      </w:pPr>
+        <w:t>0</w:t>
+      </w:r>
       <w:r>
         <w:rPr>
           <w:b/>
@@ -16326,2295 +11793,7 @@
           <w:sz w:val="30"/>
           <w:szCs w:val="30"/>
         </w:rPr>
-        <w:t xml:space="preserve">12. </w:t>
-      </w:r>
-      <w:r>
-        <w:rPr>
-          <w:b/>
-          <w:bCs/>
-          <w:color w:val="1A1A1A"/>
-          <w:sz w:val="30"/>
-          <w:szCs w:val="30"/>
-        </w:rPr>
-        <w:t>Common Mistakes and How to Fix Them</w:t>
-      </w:r>
-    </w:p>
-    <w:p>
-      <w:pPr>
-        <w:spacing w:before="80"/>
-      </w:pPr>
-    </w:p>
-    <w:tbl>
-      <w:tblPr>
-        <w:tblW w:w="9360" w:type="dxa"/>
-        <w:tblBorders>
-          <w:top w:val="single" w:sz="4" w:space="0" w:color="auto"/>
-          <w:left w:val="single" w:sz="4" w:space="0" w:color="auto"/>
-          <w:bottom w:val="single" w:sz="4" w:space="0" w:color="auto"/>
-          <w:right w:val="single" w:sz="4" w:space="0" w:color="auto"/>
-          <w:insideH w:val="single" w:sz="4" w:space="0" w:color="auto"/>
-          <w:insideV w:val="single" w:sz="4" w:space="0" w:color="auto"/>
-        </w:tblBorders>
-        <w:tblCellMar>
-          <w:left w:w="10" w:type="dxa"/>
-          <w:right w:w="10" w:type="dxa"/>
-        </w:tblCellMar>
-        <w:tblLook w:val="04A0" w:firstRow="1" w:lastRow="0" w:firstColumn="1" w:lastColumn="0" w:noHBand="0" w:noVBand="1"/>
-      </w:tblPr>
-      <w:tblGrid>
-        <w:gridCol w:w="432"/>
-        <w:gridCol w:w="4165"/>
-        <w:gridCol w:w="4763"/>
-      </w:tblGrid>
-      <w:tr>
-        <w:tblPrEx>
-          <w:tblCellMar>
-            <w:top w:w="0" w:type="dxa"/>
-            <w:bottom w:w="0" w:type="dxa"/>
-          </w:tblCellMar>
-        </w:tblPrEx>
-        <w:trPr>
-          <w:tblHeader/>
-        </w:trPr>
-        <w:tc>
-          <w:tcPr>
-            <w:tcW w:w="200" w:type="dxa"/>
-            <w:tcBorders>
-              <w:top w:val="single" w:sz="1" w:space="0" w:color="CCCCCC"/>
-              <w:left w:val="single" w:sz="1" w:space="0" w:color="CCCCCC"/>
-              <w:bottom w:val="single" w:sz="1" w:space="0" w:color="CCCCCC"/>
-              <w:right w:val="single" w:sz="1" w:space="0" w:color="CCCCCC"/>
-            </w:tcBorders>
-            <w:shd w:val="clear" w:color="auto" w:fill="7B3FA0"/>
-            <w:tcMar>
-              <w:top w:w="80" w:type="dxa"/>
-              <w:left w:w="160" w:type="dxa"/>
-              <w:bottom w:w="80" w:type="dxa"/>
-              <w:right w:w="160" w:type="dxa"/>
-            </w:tcMar>
-          </w:tcPr>
-          <w:p>
-            <w:r>
-              <w:rPr>
-                <w:b/>
-                <w:bCs/>
-                <w:color w:val="FFFFFF"/>
-                <w:sz w:val="20"/>
-                <w:szCs w:val="20"/>
-              </w:rPr>
-              <w:t>#</w:t>
-            </w:r>
-          </w:p>
-        </w:tc>
-        <w:tc>
-          <w:tcPr>
-            <w:tcW w:w="4280" w:type="dxa"/>
-            <w:tcBorders>
-              <w:top w:val="single" w:sz="1" w:space="0" w:color="CCCCCC"/>
-              <w:left w:val="single" w:sz="1" w:space="0" w:color="CCCCCC"/>
-              <w:bottom w:val="single" w:sz="1" w:space="0" w:color="CCCCCC"/>
-              <w:right w:val="single" w:sz="1" w:space="0" w:color="CCCCCC"/>
-            </w:tcBorders>
-            <w:shd w:val="clear" w:color="auto" w:fill="7B3FA0"/>
-            <w:tcMar>
-              <w:top w:w="80" w:type="dxa"/>
-              <w:left w:w="160" w:type="dxa"/>
-              <w:bottom w:w="80" w:type="dxa"/>
-              <w:right w:w="160" w:type="dxa"/>
-            </w:tcMar>
-          </w:tcPr>
-          <w:p>
-            <w:r>
-              <w:rPr>
-                <w:b/>
-                <w:bCs/>
-                <w:color w:val="FFFFFF"/>
-                <w:sz w:val="20"/>
-                <w:szCs w:val="20"/>
-              </w:rPr>
-              <w:t>Mistake</w:t>
-            </w:r>
-          </w:p>
-        </w:tc>
-        <w:tc>
-          <w:tcPr>
-            <w:tcW w:w="4880" w:type="dxa"/>
-            <w:tcBorders>
-              <w:top w:val="single" w:sz="1" w:space="0" w:color="CCCCCC"/>
-              <w:left w:val="single" w:sz="1" w:space="0" w:color="CCCCCC"/>
-              <w:bottom w:val="single" w:sz="1" w:space="0" w:color="CCCCCC"/>
-              <w:right w:val="single" w:sz="1" w:space="0" w:color="CCCCCC"/>
-            </w:tcBorders>
-            <w:shd w:val="clear" w:color="auto" w:fill="7B3FA0"/>
-            <w:tcMar>
-              <w:top w:w="80" w:type="dxa"/>
-              <w:left w:w="160" w:type="dxa"/>
-              <w:bottom w:w="80" w:type="dxa"/>
-              <w:right w:w="160" w:type="dxa"/>
-            </w:tcMar>
-          </w:tcPr>
-          <w:p>
-            <w:r>
-              <w:rPr>
-                <w:b/>
-                <w:bCs/>
-                <w:color w:val="FFFFFF"/>
-                <w:sz w:val="20"/>
-                <w:szCs w:val="20"/>
-              </w:rPr>
-              <w:t>Fix</w:t>
-            </w:r>
-          </w:p>
-        </w:tc>
-      </w:tr>
-      <w:tr>
-        <w:tblPrEx>
-          <w:tblCellMar>
-            <w:top w:w="0" w:type="dxa"/>
-            <w:bottom w:w="0" w:type="dxa"/>
-          </w:tblCellMar>
-        </w:tblPrEx>
-        <w:tc>
-          <w:tcPr>
-            <w:tcW w:w="200" w:type="dxa"/>
-            <w:tcBorders>
-              <w:top w:val="single" w:sz="1" w:space="0" w:color="CCCCCC"/>
-              <w:left w:val="single" w:sz="1" w:space="0" w:color="CCCCCC"/>
-              <w:bottom w:val="single" w:sz="1" w:space="0" w:color="CCCCCC"/>
-              <w:right w:val="single" w:sz="1" w:space="0" w:color="CCCCCC"/>
-            </w:tcBorders>
-            <w:tcMar>
-              <w:top w:w="80" w:type="dxa"/>
-              <w:left w:w="160" w:type="dxa"/>
-              <w:bottom w:w="80" w:type="dxa"/>
-              <w:right w:w="160" w:type="dxa"/>
-            </w:tcMar>
-          </w:tcPr>
-          <w:p>
-            <w:r>
-              <w:rPr>
-                <w:b/>
-                <w:bCs/>
-                <w:color w:val="1A1A1A"/>
-                <w:sz w:val="20"/>
-                <w:szCs w:val="20"/>
-              </w:rPr>
-              <w:t>1</w:t>
-            </w:r>
-          </w:p>
-        </w:tc>
-        <w:tc>
-          <w:tcPr>
-            <w:tcW w:w="4280" w:type="dxa"/>
-            <w:tcBorders>
-              <w:top w:val="single" w:sz="1" w:space="0" w:color="CCCCCC"/>
-              <w:left w:val="single" w:sz="1" w:space="0" w:color="CCCCCC"/>
-              <w:bottom w:val="single" w:sz="1" w:space="0" w:color="CCCCCC"/>
-              <w:right w:val="single" w:sz="1" w:space="0" w:color="CCCCCC"/>
-            </w:tcBorders>
-            <w:tcMar>
-              <w:top w:w="80" w:type="dxa"/>
-              <w:left w:w="160" w:type="dxa"/>
-              <w:bottom w:w="80" w:type="dxa"/>
-              <w:right w:w="160" w:type="dxa"/>
-            </w:tcMar>
-          </w:tcPr>
-          <w:p>
-            <w:r>
-              <w:rPr>
-                <w:color w:val="1A1A1A"/>
-                <w:sz w:val="20"/>
-                <w:szCs w:val="20"/>
-              </w:rPr>
-              <w:t xml:space="preserve">exports = </w:t>
-            </w:r>
-            <w:proofErr w:type="gramStart"/>
-            <w:r>
-              <w:rPr>
-                <w:color w:val="1A1A1A"/>
-                <w:sz w:val="20"/>
-                <w:szCs w:val="20"/>
-              </w:rPr>
-              <w:t>{ add</w:t>
-            </w:r>
-            <w:proofErr w:type="gramEnd"/>
-            <w:r>
-              <w:rPr>
-                <w:color w:val="1A1A1A"/>
-                <w:sz w:val="20"/>
-                <w:szCs w:val="20"/>
-              </w:rPr>
-              <w:t xml:space="preserve"> </w:t>
-            </w:r>
-            <w:proofErr w:type="gramStart"/>
-            <w:r>
-              <w:rPr>
-                <w:color w:val="1A1A1A"/>
-                <w:sz w:val="20"/>
-                <w:szCs w:val="20"/>
-              </w:rPr>
-              <w:t>}  —</w:t>
-            </w:r>
-            <w:proofErr w:type="gramEnd"/>
-            <w:r>
-              <w:rPr>
-                <w:color w:val="1A1A1A"/>
-                <w:sz w:val="20"/>
-                <w:szCs w:val="20"/>
-              </w:rPr>
-              <w:t xml:space="preserve"> breaks the reference completely, exports nothing</w:t>
-            </w:r>
-          </w:p>
-        </w:tc>
-        <w:tc>
-          <w:tcPr>
-            <w:tcW w:w="4880" w:type="dxa"/>
-            <w:tcBorders>
-              <w:top w:val="single" w:sz="1" w:space="0" w:color="CCCCCC"/>
-              <w:left w:val="single" w:sz="1" w:space="0" w:color="CCCCCC"/>
-              <w:bottom w:val="single" w:sz="1" w:space="0" w:color="CCCCCC"/>
-              <w:right w:val="single" w:sz="1" w:space="0" w:color="CCCCCC"/>
-            </w:tcBorders>
-            <w:tcMar>
-              <w:top w:w="80" w:type="dxa"/>
-              <w:left w:w="160" w:type="dxa"/>
-              <w:bottom w:w="80" w:type="dxa"/>
-              <w:right w:w="160" w:type="dxa"/>
-            </w:tcMar>
-          </w:tcPr>
-          <w:p>
-            <w:r>
-              <w:rPr>
-                <w:color w:val="1A1A1A"/>
-                <w:sz w:val="20"/>
-                <w:szCs w:val="20"/>
-              </w:rPr>
-              <w:t xml:space="preserve">Use </w:t>
-            </w:r>
-            <w:proofErr w:type="spellStart"/>
-            <w:proofErr w:type="gramStart"/>
-            <w:r>
-              <w:rPr>
-                <w:color w:val="1A1A1A"/>
-                <w:sz w:val="20"/>
-                <w:szCs w:val="20"/>
-              </w:rPr>
-              <w:t>module.exports</w:t>
-            </w:r>
-            <w:proofErr w:type="spellEnd"/>
-            <w:proofErr w:type="gramEnd"/>
-            <w:r>
-              <w:rPr>
-                <w:color w:val="1A1A1A"/>
-                <w:sz w:val="20"/>
-                <w:szCs w:val="20"/>
-              </w:rPr>
-              <w:t xml:space="preserve"> = </w:t>
-            </w:r>
-            <w:proofErr w:type="gramStart"/>
-            <w:r>
-              <w:rPr>
-                <w:color w:val="1A1A1A"/>
-                <w:sz w:val="20"/>
-                <w:szCs w:val="20"/>
-              </w:rPr>
-              <w:t>{ add</w:t>
-            </w:r>
-            <w:proofErr w:type="gramEnd"/>
-            <w:r>
-              <w:rPr>
-                <w:color w:val="1A1A1A"/>
-                <w:sz w:val="20"/>
-                <w:szCs w:val="20"/>
-              </w:rPr>
-              <w:t xml:space="preserve"> } or </w:t>
-            </w:r>
-            <w:proofErr w:type="spellStart"/>
-            <w:r>
-              <w:rPr>
-                <w:color w:val="1A1A1A"/>
-                <w:sz w:val="20"/>
-                <w:szCs w:val="20"/>
-              </w:rPr>
-              <w:t>exports.add</w:t>
-            </w:r>
-            <w:proofErr w:type="spellEnd"/>
-            <w:r>
-              <w:rPr>
-                <w:color w:val="1A1A1A"/>
-                <w:sz w:val="20"/>
-                <w:szCs w:val="20"/>
-              </w:rPr>
-              <w:t xml:space="preserve"> = add (never reassign exports itself)</w:t>
-            </w:r>
-          </w:p>
-        </w:tc>
-      </w:tr>
-      <w:tr>
-        <w:tblPrEx>
-          <w:tblCellMar>
-            <w:top w:w="0" w:type="dxa"/>
-            <w:bottom w:w="0" w:type="dxa"/>
-          </w:tblCellMar>
-        </w:tblPrEx>
-        <w:tc>
-          <w:tcPr>
-            <w:tcW w:w="200" w:type="dxa"/>
-            <w:tcBorders>
-              <w:top w:val="single" w:sz="1" w:space="0" w:color="CCCCCC"/>
-              <w:left w:val="single" w:sz="1" w:space="0" w:color="CCCCCC"/>
-              <w:bottom w:val="single" w:sz="1" w:space="0" w:color="CCCCCC"/>
-              <w:right w:val="single" w:sz="1" w:space="0" w:color="CCCCCC"/>
-            </w:tcBorders>
-            <w:shd w:val="clear" w:color="auto" w:fill="F3EAF9"/>
-            <w:tcMar>
-              <w:top w:w="80" w:type="dxa"/>
-              <w:left w:w="160" w:type="dxa"/>
-              <w:bottom w:w="80" w:type="dxa"/>
-              <w:right w:w="160" w:type="dxa"/>
-            </w:tcMar>
-          </w:tcPr>
-          <w:p>
-            <w:r>
-              <w:rPr>
-                <w:b/>
-                <w:bCs/>
-                <w:color w:val="1A1A1A"/>
-                <w:sz w:val="20"/>
-                <w:szCs w:val="20"/>
-              </w:rPr>
-              <w:t>2</w:t>
-            </w:r>
-          </w:p>
-        </w:tc>
-        <w:tc>
-          <w:tcPr>
-            <w:tcW w:w="4280" w:type="dxa"/>
-            <w:tcBorders>
-              <w:top w:val="single" w:sz="1" w:space="0" w:color="CCCCCC"/>
-              <w:left w:val="single" w:sz="1" w:space="0" w:color="CCCCCC"/>
-              <w:bottom w:val="single" w:sz="1" w:space="0" w:color="CCCCCC"/>
-              <w:right w:val="single" w:sz="1" w:space="0" w:color="CCCCCC"/>
-            </w:tcBorders>
-            <w:shd w:val="clear" w:color="auto" w:fill="F3EAF9"/>
-            <w:tcMar>
-              <w:top w:w="80" w:type="dxa"/>
-              <w:left w:w="160" w:type="dxa"/>
-              <w:bottom w:w="80" w:type="dxa"/>
-              <w:right w:w="160" w:type="dxa"/>
-            </w:tcMar>
-          </w:tcPr>
-          <w:p>
-            <w:r>
-              <w:rPr>
-                <w:color w:val="1A1A1A"/>
-                <w:sz w:val="20"/>
-                <w:szCs w:val="20"/>
-              </w:rPr>
-              <w:t xml:space="preserve">require('math') — Node treats this as </w:t>
-            </w:r>
-            <w:proofErr w:type="gramStart"/>
-            <w:r>
-              <w:rPr>
-                <w:color w:val="1A1A1A"/>
-                <w:sz w:val="20"/>
-                <w:szCs w:val="20"/>
-              </w:rPr>
-              <w:t>an</w:t>
-            </w:r>
-            <w:proofErr w:type="gramEnd"/>
-            <w:r>
-              <w:rPr>
-                <w:color w:val="1A1A1A"/>
-                <w:sz w:val="20"/>
-                <w:szCs w:val="20"/>
-              </w:rPr>
-              <w:t xml:space="preserve"> </w:t>
-            </w:r>
-            <w:proofErr w:type="spellStart"/>
-            <w:r>
-              <w:rPr>
-                <w:color w:val="1A1A1A"/>
-                <w:sz w:val="20"/>
-                <w:szCs w:val="20"/>
-              </w:rPr>
-              <w:t>npm</w:t>
-            </w:r>
-            <w:proofErr w:type="spellEnd"/>
-            <w:r>
-              <w:rPr>
-                <w:color w:val="1A1A1A"/>
-                <w:sz w:val="20"/>
-                <w:szCs w:val="20"/>
-              </w:rPr>
-              <w:t xml:space="preserve"> package, not your local file</w:t>
-            </w:r>
-          </w:p>
-        </w:tc>
-        <w:tc>
-          <w:tcPr>
-            <w:tcW w:w="4880" w:type="dxa"/>
-            <w:tcBorders>
-              <w:top w:val="single" w:sz="1" w:space="0" w:color="CCCCCC"/>
-              <w:left w:val="single" w:sz="1" w:space="0" w:color="CCCCCC"/>
-              <w:bottom w:val="single" w:sz="1" w:space="0" w:color="CCCCCC"/>
-              <w:right w:val="single" w:sz="1" w:space="0" w:color="CCCCCC"/>
-            </w:tcBorders>
-            <w:shd w:val="clear" w:color="auto" w:fill="F3EAF9"/>
-            <w:tcMar>
-              <w:top w:w="80" w:type="dxa"/>
-              <w:left w:w="160" w:type="dxa"/>
-              <w:bottom w:w="80" w:type="dxa"/>
-              <w:right w:w="160" w:type="dxa"/>
-            </w:tcMar>
-          </w:tcPr>
-          <w:p>
-            <w:r>
-              <w:rPr>
-                <w:color w:val="1A1A1A"/>
-                <w:sz w:val="20"/>
-                <w:szCs w:val="20"/>
-              </w:rPr>
-              <w:t>Always use require(</w:t>
-            </w:r>
-            <w:proofErr w:type="gramStart"/>
-            <w:r>
-              <w:rPr>
-                <w:color w:val="1A1A1A"/>
-                <w:sz w:val="20"/>
-                <w:szCs w:val="20"/>
-              </w:rPr>
-              <w:t>'./</w:t>
-            </w:r>
-            <w:proofErr w:type="gramEnd"/>
-            <w:r>
-              <w:rPr>
-                <w:color w:val="1A1A1A"/>
-                <w:sz w:val="20"/>
-                <w:szCs w:val="20"/>
-              </w:rPr>
-              <w:t xml:space="preserve">math') </w:t>
-            </w:r>
-            <w:proofErr w:type="gramStart"/>
-            <w:r>
-              <w:rPr>
-                <w:color w:val="1A1A1A"/>
-                <w:sz w:val="20"/>
-                <w:szCs w:val="20"/>
-              </w:rPr>
-              <w:t>with .</w:t>
-            </w:r>
-            <w:proofErr w:type="gramEnd"/>
-            <w:r>
-              <w:rPr>
-                <w:color w:val="1A1A1A"/>
-                <w:sz w:val="20"/>
-                <w:szCs w:val="20"/>
-              </w:rPr>
-              <w:t>/ prefix for local files</w:t>
-            </w:r>
-          </w:p>
-        </w:tc>
-      </w:tr>
-      <w:tr>
-        <w:tblPrEx>
-          <w:tblCellMar>
-            <w:top w:w="0" w:type="dxa"/>
-            <w:bottom w:w="0" w:type="dxa"/>
-          </w:tblCellMar>
-        </w:tblPrEx>
-        <w:tc>
-          <w:tcPr>
-            <w:tcW w:w="200" w:type="dxa"/>
-            <w:tcBorders>
-              <w:top w:val="single" w:sz="1" w:space="0" w:color="CCCCCC"/>
-              <w:left w:val="single" w:sz="1" w:space="0" w:color="CCCCCC"/>
-              <w:bottom w:val="single" w:sz="1" w:space="0" w:color="CCCCCC"/>
-              <w:right w:val="single" w:sz="1" w:space="0" w:color="CCCCCC"/>
-            </w:tcBorders>
-            <w:tcMar>
-              <w:top w:w="80" w:type="dxa"/>
-              <w:left w:w="160" w:type="dxa"/>
-              <w:bottom w:w="80" w:type="dxa"/>
-              <w:right w:w="160" w:type="dxa"/>
-            </w:tcMar>
-          </w:tcPr>
-          <w:p>
-            <w:r>
-              <w:rPr>
-                <w:b/>
-                <w:bCs/>
-                <w:color w:val="1A1A1A"/>
-                <w:sz w:val="20"/>
-                <w:szCs w:val="20"/>
-              </w:rPr>
-              <w:t>3</w:t>
-            </w:r>
-          </w:p>
-        </w:tc>
-        <w:tc>
-          <w:tcPr>
-            <w:tcW w:w="4280" w:type="dxa"/>
-            <w:tcBorders>
-              <w:top w:val="single" w:sz="1" w:space="0" w:color="CCCCCC"/>
-              <w:left w:val="single" w:sz="1" w:space="0" w:color="CCCCCC"/>
-              <w:bottom w:val="single" w:sz="1" w:space="0" w:color="CCCCCC"/>
-              <w:right w:val="single" w:sz="1" w:space="0" w:color="CCCCCC"/>
-            </w:tcBorders>
-            <w:tcMar>
-              <w:top w:w="80" w:type="dxa"/>
-              <w:left w:w="160" w:type="dxa"/>
-              <w:bottom w:w="80" w:type="dxa"/>
-              <w:right w:w="160" w:type="dxa"/>
-            </w:tcMar>
-          </w:tcPr>
-          <w:p>
-            <w:r>
-              <w:rPr>
-                <w:color w:val="1A1A1A"/>
-                <w:sz w:val="20"/>
-                <w:szCs w:val="20"/>
-              </w:rPr>
-              <w:t xml:space="preserve">Mutating required objects — </w:t>
-            </w:r>
-            <w:proofErr w:type="spellStart"/>
-            <w:proofErr w:type="gramStart"/>
-            <w:r>
-              <w:rPr>
-                <w:color w:val="1A1A1A"/>
-                <w:sz w:val="20"/>
-                <w:szCs w:val="20"/>
-              </w:rPr>
-              <w:t>config.port</w:t>
-            </w:r>
-            <w:proofErr w:type="spellEnd"/>
-            <w:proofErr w:type="gramEnd"/>
-            <w:r>
-              <w:rPr>
-                <w:color w:val="1A1A1A"/>
-                <w:sz w:val="20"/>
-                <w:szCs w:val="20"/>
-              </w:rPr>
-              <w:t xml:space="preserve"> = 9999 affects ALL files that require config</w:t>
-            </w:r>
-          </w:p>
-        </w:tc>
-        <w:tc>
-          <w:tcPr>
-            <w:tcW w:w="4880" w:type="dxa"/>
-            <w:tcBorders>
-              <w:top w:val="single" w:sz="1" w:space="0" w:color="CCCCCC"/>
-              <w:left w:val="single" w:sz="1" w:space="0" w:color="CCCCCC"/>
-              <w:bottom w:val="single" w:sz="1" w:space="0" w:color="CCCCCC"/>
-              <w:right w:val="single" w:sz="1" w:space="0" w:color="CCCCCC"/>
-            </w:tcBorders>
-            <w:tcMar>
-              <w:top w:w="80" w:type="dxa"/>
-              <w:left w:w="160" w:type="dxa"/>
-              <w:bottom w:w="80" w:type="dxa"/>
-              <w:right w:w="160" w:type="dxa"/>
-            </w:tcMar>
-          </w:tcPr>
-          <w:p>
-            <w:r>
-              <w:rPr>
-                <w:color w:val="1A1A1A"/>
-                <w:sz w:val="20"/>
-                <w:szCs w:val="20"/>
-              </w:rPr>
-              <w:t>Never mutate. Return new objects or use a getter function instead</w:t>
-            </w:r>
-          </w:p>
-        </w:tc>
-      </w:tr>
-      <w:tr>
-        <w:tblPrEx>
-          <w:tblCellMar>
-            <w:top w:w="0" w:type="dxa"/>
-            <w:bottom w:w="0" w:type="dxa"/>
-          </w:tblCellMar>
-        </w:tblPrEx>
-        <w:tc>
-          <w:tcPr>
-            <w:tcW w:w="200" w:type="dxa"/>
-            <w:tcBorders>
-              <w:top w:val="single" w:sz="1" w:space="0" w:color="CCCCCC"/>
-              <w:left w:val="single" w:sz="1" w:space="0" w:color="CCCCCC"/>
-              <w:bottom w:val="single" w:sz="1" w:space="0" w:color="CCCCCC"/>
-              <w:right w:val="single" w:sz="1" w:space="0" w:color="CCCCCC"/>
-            </w:tcBorders>
-            <w:shd w:val="clear" w:color="auto" w:fill="F3EAF9"/>
-            <w:tcMar>
-              <w:top w:w="80" w:type="dxa"/>
-              <w:left w:w="160" w:type="dxa"/>
-              <w:bottom w:w="80" w:type="dxa"/>
-              <w:right w:w="160" w:type="dxa"/>
-            </w:tcMar>
-          </w:tcPr>
-          <w:p>
-            <w:r>
-              <w:rPr>
-                <w:b/>
-                <w:bCs/>
-                <w:color w:val="1A1A1A"/>
-                <w:sz w:val="20"/>
-                <w:szCs w:val="20"/>
-              </w:rPr>
-              <w:t>4</w:t>
-            </w:r>
-          </w:p>
-        </w:tc>
-        <w:tc>
-          <w:tcPr>
-            <w:tcW w:w="4280" w:type="dxa"/>
-            <w:tcBorders>
-              <w:top w:val="single" w:sz="1" w:space="0" w:color="CCCCCC"/>
-              <w:left w:val="single" w:sz="1" w:space="0" w:color="CCCCCC"/>
-              <w:bottom w:val="single" w:sz="1" w:space="0" w:color="CCCCCC"/>
-              <w:right w:val="single" w:sz="1" w:space="0" w:color="CCCCCC"/>
-            </w:tcBorders>
-            <w:shd w:val="clear" w:color="auto" w:fill="F3EAF9"/>
-            <w:tcMar>
-              <w:top w:w="80" w:type="dxa"/>
-              <w:left w:w="160" w:type="dxa"/>
-              <w:bottom w:w="80" w:type="dxa"/>
-              <w:right w:w="160" w:type="dxa"/>
-            </w:tcMar>
-          </w:tcPr>
-          <w:p>
-            <w:r>
-              <w:rPr>
-                <w:color w:val="1A1A1A"/>
-                <w:sz w:val="20"/>
-                <w:szCs w:val="20"/>
-              </w:rPr>
-              <w:t>__</w:t>
-            </w:r>
-            <w:proofErr w:type="spellStart"/>
-            <w:r>
-              <w:rPr>
-                <w:color w:val="1A1A1A"/>
-                <w:sz w:val="20"/>
-                <w:szCs w:val="20"/>
-              </w:rPr>
-              <w:t>dirname</w:t>
-            </w:r>
-            <w:proofErr w:type="spellEnd"/>
-            <w:r>
-              <w:rPr>
-                <w:color w:val="1A1A1A"/>
-                <w:sz w:val="20"/>
-                <w:szCs w:val="20"/>
-              </w:rPr>
-              <w:t xml:space="preserve"> + '/public' — breaks on Windows due to backslash vs forward slash</w:t>
-            </w:r>
-          </w:p>
-        </w:tc>
-        <w:tc>
-          <w:tcPr>
-            <w:tcW w:w="4880" w:type="dxa"/>
-            <w:tcBorders>
-              <w:top w:val="single" w:sz="1" w:space="0" w:color="CCCCCC"/>
-              <w:left w:val="single" w:sz="1" w:space="0" w:color="CCCCCC"/>
-              <w:bottom w:val="single" w:sz="1" w:space="0" w:color="CCCCCC"/>
-              <w:right w:val="single" w:sz="1" w:space="0" w:color="CCCCCC"/>
-            </w:tcBorders>
-            <w:shd w:val="clear" w:color="auto" w:fill="F3EAF9"/>
-            <w:tcMar>
-              <w:top w:w="80" w:type="dxa"/>
-              <w:left w:w="160" w:type="dxa"/>
-              <w:bottom w:w="80" w:type="dxa"/>
-              <w:right w:w="160" w:type="dxa"/>
-            </w:tcMar>
-          </w:tcPr>
-          <w:p>
-            <w:r>
-              <w:rPr>
-                <w:color w:val="1A1A1A"/>
-                <w:sz w:val="20"/>
-                <w:szCs w:val="20"/>
-              </w:rPr>
-              <w:t xml:space="preserve">Always use </w:t>
-            </w:r>
-            <w:proofErr w:type="spellStart"/>
-            <w:proofErr w:type="gramStart"/>
-            <w:r>
-              <w:rPr>
-                <w:color w:val="1A1A1A"/>
-                <w:sz w:val="20"/>
-                <w:szCs w:val="20"/>
-              </w:rPr>
-              <w:t>path.join</w:t>
-            </w:r>
-            <w:proofErr w:type="spellEnd"/>
-            <w:proofErr w:type="gramEnd"/>
-            <w:r>
-              <w:rPr>
-                <w:color w:val="1A1A1A"/>
-                <w:sz w:val="20"/>
-                <w:szCs w:val="20"/>
-              </w:rPr>
-              <w:t>(__</w:t>
-            </w:r>
-            <w:proofErr w:type="spellStart"/>
-            <w:r>
-              <w:rPr>
-                <w:color w:val="1A1A1A"/>
-                <w:sz w:val="20"/>
-                <w:szCs w:val="20"/>
-              </w:rPr>
-              <w:t>dirname</w:t>
-            </w:r>
-            <w:proofErr w:type="spellEnd"/>
-            <w:r>
-              <w:rPr>
-                <w:color w:val="1A1A1A"/>
-                <w:sz w:val="20"/>
-                <w:szCs w:val="20"/>
-              </w:rPr>
-              <w:t>, 'public') for cross-platform compatibility</w:t>
-            </w:r>
-          </w:p>
-        </w:tc>
-      </w:tr>
-      <w:tr>
-        <w:tblPrEx>
-          <w:tblCellMar>
-            <w:top w:w="0" w:type="dxa"/>
-            <w:bottom w:w="0" w:type="dxa"/>
-          </w:tblCellMar>
-        </w:tblPrEx>
-        <w:tc>
-          <w:tcPr>
-            <w:tcW w:w="200" w:type="dxa"/>
-            <w:tcBorders>
-              <w:top w:val="single" w:sz="1" w:space="0" w:color="CCCCCC"/>
-              <w:left w:val="single" w:sz="1" w:space="0" w:color="CCCCCC"/>
-              <w:bottom w:val="single" w:sz="1" w:space="0" w:color="CCCCCC"/>
-              <w:right w:val="single" w:sz="1" w:space="0" w:color="CCCCCC"/>
-            </w:tcBorders>
-            <w:tcMar>
-              <w:top w:w="80" w:type="dxa"/>
-              <w:left w:w="160" w:type="dxa"/>
-              <w:bottom w:w="80" w:type="dxa"/>
-              <w:right w:w="160" w:type="dxa"/>
-            </w:tcMar>
-          </w:tcPr>
-          <w:p>
-            <w:r>
-              <w:rPr>
-                <w:b/>
-                <w:bCs/>
-                <w:color w:val="1A1A1A"/>
-                <w:sz w:val="20"/>
-                <w:szCs w:val="20"/>
-              </w:rPr>
-              <w:t>5</w:t>
-            </w:r>
-          </w:p>
-        </w:tc>
-        <w:tc>
-          <w:tcPr>
-            <w:tcW w:w="4280" w:type="dxa"/>
-            <w:tcBorders>
-              <w:top w:val="single" w:sz="1" w:space="0" w:color="CCCCCC"/>
-              <w:left w:val="single" w:sz="1" w:space="0" w:color="CCCCCC"/>
-              <w:bottom w:val="single" w:sz="1" w:space="0" w:color="CCCCCC"/>
-              <w:right w:val="single" w:sz="1" w:space="0" w:color="CCCCCC"/>
-            </w:tcBorders>
-            <w:tcMar>
-              <w:top w:w="80" w:type="dxa"/>
-              <w:left w:w="160" w:type="dxa"/>
-              <w:bottom w:w="80" w:type="dxa"/>
-              <w:right w:w="160" w:type="dxa"/>
-            </w:tcMar>
-          </w:tcPr>
-          <w:p>
-            <w:r>
-              <w:rPr>
-                <w:color w:val="1A1A1A"/>
-                <w:sz w:val="20"/>
-                <w:szCs w:val="20"/>
-              </w:rPr>
-              <w:t>Circular dependencies — a.js requires b.js AND b.js requires a.js</w:t>
-            </w:r>
-          </w:p>
-        </w:tc>
-        <w:tc>
-          <w:tcPr>
-            <w:tcW w:w="4880" w:type="dxa"/>
-            <w:tcBorders>
-              <w:top w:val="single" w:sz="1" w:space="0" w:color="CCCCCC"/>
-              <w:left w:val="single" w:sz="1" w:space="0" w:color="CCCCCC"/>
-              <w:bottom w:val="single" w:sz="1" w:space="0" w:color="CCCCCC"/>
-              <w:right w:val="single" w:sz="1" w:space="0" w:color="CCCCCC"/>
-            </w:tcBorders>
-            <w:tcMar>
-              <w:top w:w="80" w:type="dxa"/>
-              <w:left w:w="160" w:type="dxa"/>
-              <w:bottom w:w="80" w:type="dxa"/>
-              <w:right w:w="160" w:type="dxa"/>
-            </w:tcMar>
-          </w:tcPr>
-          <w:p>
-            <w:r>
-              <w:rPr>
-                <w:color w:val="1A1A1A"/>
-                <w:sz w:val="20"/>
-                <w:szCs w:val="20"/>
-              </w:rPr>
-              <w:t>Extract shared code into a third file c.js that both can require</w:t>
-            </w:r>
-          </w:p>
-        </w:tc>
-      </w:tr>
-      <w:tr>
-        <w:tblPrEx>
-          <w:tblCellMar>
-            <w:top w:w="0" w:type="dxa"/>
-            <w:bottom w:w="0" w:type="dxa"/>
-          </w:tblCellMar>
-        </w:tblPrEx>
-        <w:tc>
-          <w:tcPr>
-            <w:tcW w:w="200" w:type="dxa"/>
-            <w:tcBorders>
-              <w:top w:val="single" w:sz="1" w:space="0" w:color="CCCCCC"/>
-              <w:left w:val="single" w:sz="1" w:space="0" w:color="CCCCCC"/>
-              <w:bottom w:val="single" w:sz="1" w:space="0" w:color="CCCCCC"/>
-              <w:right w:val="single" w:sz="1" w:space="0" w:color="CCCCCC"/>
-            </w:tcBorders>
-            <w:shd w:val="clear" w:color="auto" w:fill="F3EAF9"/>
-            <w:tcMar>
-              <w:top w:w="80" w:type="dxa"/>
-              <w:left w:w="160" w:type="dxa"/>
-              <w:bottom w:w="80" w:type="dxa"/>
-              <w:right w:w="160" w:type="dxa"/>
-            </w:tcMar>
-          </w:tcPr>
-          <w:p>
-            <w:r>
-              <w:rPr>
-                <w:b/>
-                <w:bCs/>
-                <w:color w:val="1A1A1A"/>
-                <w:sz w:val="20"/>
-                <w:szCs w:val="20"/>
-              </w:rPr>
-              <w:t>6</w:t>
-            </w:r>
-          </w:p>
-        </w:tc>
-        <w:tc>
-          <w:tcPr>
-            <w:tcW w:w="4280" w:type="dxa"/>
-            <w:tcBorders>
-              <w:top w:val="single" w:sz="1" w:space="0" w:color="CCCCCC"/>
-              <w:left w:val="single" w:sz="1" w:space="0" w:color="CCCCCC"/>
-              <w:bottom w:val="single" w:sz="1" w:space="0" w:color="CCCCCC"/>
-              <w:right w:val="single" w:sz="1" w:space="0" w:color="CCCCCC"/>
-            </w:tcBorders>
-            <w:shd w:val="clear" w:color="auto" w:fill="F3EAF9"/>
-            <w:tcMar>
-              <w:top w:w="80" w:type="dxa"/>
-              <w:left w:w="160" w:type="dxa"/>
-              <w:bottom w:w="80" w:type="dxa"/>
-              <w:right w:w="160" w:type="dxa"/>
-            </w:tcMar>
-          </w:tcPr>
-          <w:p>
-            <w:r>
-              <w:rPr>
-                <w:color w:val="1A1A1A"/>
-                <w:sz w:val="20"/>
-                <w:szCs w:val="20"/>
-              </w:rPr>
-              <w:t>Forgetting .</w:t>
-            </w:r>
-            <w:proofErr w:type="spellStart"/>
-            <w:r>
-              <w:rPr>
-                <w:color w:val="1A1A1A"/>
-                <w:sz w:val="20"/>
-                <w:szCs w:val="20"/>
-              </w:rPr>
-              <w:t>js</w:t>
-            </w:r>
-            <w:proofErr w:type="spellEnd"/>
-            <w:r>
-              <w:rPr>
-                <w:color w:val="1A1A1A"/>
-                <w:sz w:val="20"/>
-                <w:szCs w:val="20"/>
-              </w:rPr>
-              <w:t xml:space="preserve"> extension in ES Module imports</w:t>
-            </w:r>
-          </w:p>
-        </w:tc>
-        <w:tc>
-          <w:tcPr>
-            <w:tcW w:w="4880" w:type="dxa"/>
-            <w:tcBorders>
-              <w:top w:val="single" w:sz="1" w:space="0" w:color="CCCCCC"/>
-              <w:left w:val="single" w:sz="1" w:space="0" w:color="CCCCCC"/>
-              <w:bottom w:val="single" w:sz="1" w:space="0" w:color="CCCCCC"/>
-              <w:right w:val="single" w:sz="1" w:space="0" w:color="CCCCCC"/>
-            </w:tcBorders>
-            <w:shd w:val="clear" w:color="auto" w:fill="F3EAF9"/>
-            <w:tcMar>
-              <w:top w:w="80" w:type="dxa"/>
-              <w:left w:w="160" w:type="dxa"/>
-              <w:bottom w:w="80" w:type="dxa"/>
-              <w:right w:w="160" w:type="dxa"/>
-            </w:tcMar>
-          </w:tcPr>
-          <w:p>
-            <w:r>
-              <w:rPr>
-                <w:color w:val="1A1A1A"/>
-                <w:sz w:val="20"/>
-                <w:szCs w:val="20"/>
-              </w:rPr>
-              <w:t>In ESM you must write import x from './file.js' — the extension is required</w:t>
-            </w:r>
-          </w:p>
-        </w:tc>
-      </w:tr>
-    </w:tbl>
-    <w:p>
-      <w:pPr>
-        <w:spacing w:before="200"/>
-      </w:pPr>
-    </w:p>
-    <w:p>
-      <w:pPr>
-        <w:pBdr>
-          <w:bottom w:val="single" w:sz="4" w:space="6" w:color="7B3FA0"/>
-        </w:pBdr>
-        <w:spacing w:before="340" w:after="120"/>
-      </w:pPr>
-      <w:r>
-        <w:rPr>
-          <w:b/>
-          <w:bCs/>
-          <w:color w:val="7B3FA0"/>
-          <w:sz w:val="30"/>
-          <w:szCs w:val="30"/>
-        </w:rPr>
-        <w:t xml:space="preserve">13. </w:t>
-      </w:r>
-      <w:r>
-        <w:rPr>
-          <w:b/>
-          <w:bCs/>
-          <w:color w:val="1A1A1A"/>
-          <w:sz w:val="30"/>
-          <w:szCs w:val="30"/>
-        </w:rPr>
-        <w:t>Today's Practice Task</w:t>
-      </w:r>
-    </w:p>
-    <w:p>
-      <w:pPr>
-        <w:spacing w:before="80"/>
-      </w:pPr>
-    </w:p>
-    <w:tbl>
-      <w:tblPr>
-        <w:tblW w:w="9360" w:type="dxa"/>
-        <w:tblBorders>
-          <w:top w:val="single" w:sz="4" w:space="0" w:color="auto"/>
-          <w:left w:val="single" w:sz="4" w:space="0" w:color="auto"/>
-          <w:bottom w:val="single" w:sz="4" w:space="0" w:color="auto"/>
-          <w:right w:val="single" w:sz="4" w:space="0" w:color="auto"/>
-          <w:insideH w:val="single" w:sz="4" w:space="0" w:color="auto"/>
-          <w:insideV w:val="single" w:sz="4" w:space="0" w:color="auto"/>
-        </w:tblBorders>
-        <w:tblCellMar>
-          <w:left w:w="10" w:type="dxa"/>
-          <w:right w:w="10" w:type="dxa"/>
-        </w:tblCellMar>
-        <w:tblLook w:val="04A0" w:firstRow="1" w:lastRow="0" w:firstColumn="1" w:lastColumn="0" w:noHBand="0" w:noVBand="1"/>
-      </w:tblPr>
-      <w:tblGrid>
-        <w:gridCol w:w="9360"/>
-      </w:tblGrid>
-      <w:tr>
-        <w:tblPrEx>
-          <w:tblCellMar>
-            <w:top w:w="0" w:type="dxa"/>
-            <w:bottom w:w="0" w:type="dxa"/>
-          </w:tblCellMar>
-        </w:tblPrEx>
-        <w:tc>
-          <w:tcPr>
-            <w:tcW w:w="9360" w:type="dxa"/>
-            <w:tcBorders>
-              <w:top w:val="single" w:sz="1" w:space="0" w:color="7B3FA0"/>
-              <w:left w:val="single" w:sz="8" w:space="0" w:color="7B3FA0"/>
-              <w:bottom w:val="single" w:sz="1" w:space="0" w:color="7B3FA0"/>
-              <w:right w:val="none" w:sz="0" w:space="0" w:color="FFFFFF"/>
-            </w:tcBorders>
-            <w:shd w:val="clear" w:color="auto" w:fill="EEE0FF"/>
-            <w:tcMar>
-              <w:top w:w="120" w:type="dxa"/>
-              <w:left w:w="240" w:type="dxa"/>
-              <w:bottom w:w="120" w:type="dxa"/>
-              <w:right w:w="200" w:type="dxa"/>
-            </w:tcMar>
-          </w:tcPr>
-          <w:p>
-            <w:pPr>
-              <w:spacing w:after="60"/>
-            </w:pPr>
-            <w:r>
-              <w:rPr>
-                <w:b/>
-                <w:bCs/>
-                <w:color w:val="5A2D80"/>
-                <w:sz w:val="20"/>
-                <w:szCs w:val="20"/>
-              </w:rPr>
-              <w:t>Goal</w:t>
-            </w:r>
-          </w:p>
-          <w:p>
-            <w:r>
-              <w:rPr>
-                <w:color w:val="5A2D80"/>
-                <w:sz w:val="20"/>
-                <w:szCs w:val="20"/>
-              </w:rPr>
-              <w:t xml:space="preserve">Build a multi-file Node.js project from scratch using only modules — no Express yet. This practice locks in </w:t>
-            </w:r>
-            <w:proofErr w:type="spellStart"/>
-            <w:r>
-              <w:rPr>
-                <w:color w:val="5A2D80"/>
-                <w:sz w:val="20"/>
-                <w:szCs w:val="20"/>
-              </w:rPr>
-              <w:t>CommonJS</w:t>
-            </w:r>
-            <w:proofErr w:type="spellEnd"/>
-            <w:r>
-              <w:rPr>
-                <w:color w:val="5A2D80"/>
-                <w:sz w:val="20"/>
-                <w:szCs w:val="20"/>
-              </w:rPr>
-              <w:t xml:space="preserve"> exports/imports, module privacy, and project structure.</w:t>
-            </w:r>
-          </w:p>
-        </w:tc>
-      </w:tr>
-    </w:tbl>
-    <w:p>
-      <w:pPr>
-        <w:spacing w:before="100"/>
-      </w:pPr>
-    </w:p>
-    <w:p>
-      <w:pPr>
-        <w:spacing w:before="200" w:after="80"/>
-      </w:pPr>
-      <w:r>
-        <w:rPr>
-          <w:b/>
-          <w:bCs/>
-          <w:color w:val="5A2D80"/>
-          <w:sz w:val="24"/>
-          <w:szCs w:val="24"/>
-        </w:rPr>
-        <w:t>Task steps:</w:t>
-      </w:r>
-    </w:p>
-    <w:p>
-      <w:pPr>
-        <w:spacing w:before="60"/>
-      </w:pPr>
-    </w:p>
-    <w:tbl>
-      <w:tblPr>
-        <w:tblW w:w="9360" w:type="dxa"/>
-        <w:tblBorders>
-          <w:top w:val="single" w:sz="4" w:space="0" w:color="auto"/>
-          <w:left w:val="single" w:sz="4" w:space="0" w:color="auto"/>
-          <w:bottom w:val="single" w:sz="4" w:space="0" w:color="auto"/>
-          <w:right w:val="single" w:sz="4" w:space="0" w:color="auto"/>
-          <w:insideH w:val="single" w:sz="4" w:space="0" w:color="auto"/>
-          <w:insideV w:val="single" w:sz="4" w:space="0" w:color="auto"/>
-        </w:tblBorders>
-        <w:tblCellMar>
-          <w:left w:w="10" w:type="dxa"/>
-          <w:right w:w="10" w:type="dxa"/>
-        </w:tblCellMar>
-        <w:tblLook w:val="04A0" w:firstRow="1" w:lastRow="0" w:firstColumn="1" w:lastColumn="0" w:noHBand="0" w:noVBand="1"/>
-      </w:tblPr>
-      <w:tblGrid>
-        <w:gridCol w:w="640"/>
-        <w:gridCol w:w="2400"/>
-        <w:gridCol w:w="6320"/>
-      </w:tblGrid>
-      <w:tr>
-        <w:tblPrEx>
-          <w:tblCellMar>
-            <w:top w:w="0" w:type="dxa"/>
-            <w:bottom w:w="0" w:type="dxa"/>
-          </w:tblCellMar>
-        </w:tblPrEx>
-        <w:trPr>
-          <w:tblHeader/>
-        </w:trPr>
-        <w:tc>
-          <w:tcPr>
-            <w:tcW w:w="640" w:type="dxa"/>
-            <w:tcBorders>
-              <w:top w:val="single" w:sz="1" w:space="0" w:color="CCCCCC"/>
-              <w:left w:val="single" w:sz="1" w:space="0" w:color="CCCCCC"/>
-              <w:bottom w:val="single" w:sz="1" w:space="0" w:color="CCCCCC"/>
-              <w:right w:val="single" w:sz="1" w:space="0" w:color="CCCCCC"/>
-            </w:tcBorders>
-            <w:shd w:val="clear" w:color="auto" w:fill="7B3FA0"/>
-            <w:tcMar>
-              <w:top w:w="80" w:type="dxa"/>
-              <w:left w:w="160" w:type="dxa"/>
-              <w:bottom w:w="80" w:type="dxa"/>
-              <w:right w:w="160" w:type="dxa"/>
-            </w:tcMar>
-          </w:tcPr>
-          <w:p>
-            <w:r>
-              <w:rPr>
-                <w:b/>
-                <w:bCs/>
-                <w:color w:val="FFFFFF"/>
-                <w:sz w:val="20"/>
-                <w:szCs w:val="20"/>
-              </w:rPr>
-              <w:t>#</w:t>
-            </w:r>
-          </w:p>
-        </w:tc>
-        <w:tc>
-          <w:tcPr>
-            <w:tcW w:w="2400" w:type="dxa"/>
-            <w:tcBorders>
-              <w:top w:val="single" w:sz="1" w:space="0" w:color="CCCCCC"/>
-              <w:left w:val="single" w:sz="1" w:space="0" w:color="CCCCCC"/>
-              <w:bottom w:val="single" w:sz="1" w:space="0" w:color="CCCCCC"/>
-              <w:right w:val="single" w:sz="1" w:space="0" w:color="CCCCCC"/>
-            </w:tcBorders>
-            <w:shd w:val="clear" w:color="auto" w:fill="7B3FA0"/>
-            <w:tcMar>
-              <w:top w:w="80" w:type="dxa"/>
-              <w:left w:w="160" w:type="dxa"/>
-              <w:bottom w:w="80" w:type="dxa"/>
-              <w:right w:w="160" w:type="dxa"/>
-            </w:tcMar>
-          </w:tcPr>
-          <w:p>
-            <w:r>
-              <w:rPr>
-                <w:b/>
-                <w:bCs/>
-                <w:color w:val="FFFFFF"/>
-                <w:sz w:val="20"/>
-                <w:szCs w:val="20"/>
-              </w:rPr>
-              <w:t>Task</w:t>
-            </w:r>
-          </w:p>
-        </w:tc>
-        <w:tc>
-          <w:tcPr>
-            <w:tcW w:w="6320" w:type="dxa"/>
-            <w:tcBorders>
-              <w:top w:val="single" w:sz="1" w:space="0" w:color="CCCCCC"/>
-              <w:left w:val="single" w:sz="1" w:space="0" w:color="CCCCCC"/>
-              <w:bottom w:val="single" w:sz="1" w:space="0" w:color="CCCCCC"/>
-              <w:right w:val="single" w:sz="1" w:space="0" w:color="CCCCCC"/>
-            </w:tcBorders>
-            <w:shd w:val="clear" w:color="auto" w:fill="7B3FA0"/>
-            <w:tcMar>
-              <w:top w:w="80" w:type="dxa"/>
-              <w:left w:w="160" w:type="dxa"/>
-              <w:bottom w:w="80" w:type="dxa"/>
-              <w:right w:w="160" w:type="dxa"/>
-            </w:tcMar>
-          </w:tcPr>
-          <w:p>
-            <w:r>
-              <w:rPr>
-                <w:b/>
-                <w:bCs/>
-                <w:color w:val="FFFFFF"/>
-                <w:sz w:val="20"/>
-                <w:szCs w:val="20"/>
-              </w:rPr>
-              <w:t>What to do</w:t>
-            </w:r>
-          </w:p>
-        </w:tc>
-      </w:tr>
-      <w:tr>
-        <w:tblPrEx>
-          <w:tblCellMar>
-            <w:top w:w="0" w:type="dxa"/>
-            <w:bottom w:w="0" w:type="dxa"/>
-          </w:tblCellMar>
-        </w:tblPrEx>
-        <w:tc>
-          <w:tcPr>
-            <w:tcW w:w="640" w:type="dxa"/>
-            <w:tcBorders>
-              <w:top w:val="single" w:sz="1" w:space="0" w:color="CCCCCC"/>
-              <w:left w:val="single" w:sz="1" w:space="0" w:color="CCCCCC"/>
-              <w:bottom w:val="single" w:sz="1" w:space="0" w:color="CCCCCC"/>
-              <w:right w:val="single" w:sz="1" w:space="0" w:color="CCCCCC"/>
-            </w:tcBorders>
-            <w:tcMar>
-              <w:top w:w="80" w:type="dxa"/>
-              <w:left w:w="160" w:type="dxa"/>
-              <w:bottom w:w="80" w:type="dxa"/>
-              <w:right w:w="160" w:type="dxa"/>
-            </w:tcMar>
-          </w:tcPr>
-          <w:p>
-            <w:r>
-              <w:rPr>
-                <w:color w:val="1A1A1A"/>
-                <w:sz w:val="20"/>
-                <w:szCs w:val="20"/>
-              </w:rPr>
-              <w:t>1</w:t>
-            </w:r>
-          </w:p>
-        </w:tc>
-        <w:tc>
-          <w:tcPr>
-            <w:tcW w:w="2400" w:type="dxa"/>
-            <w:tcBorders>
-              <w:top w:val="single" w:sz="1" w:space="0" w:color="CCCCCC"/>
-              <w:left w:val="single" w:sz="1" w:space="0" w:color="CCCCCC"/>
-              <w:bottom w:val="single" w:sz="1" w:space="0" w:color="CCCCCC"/>
-              <w:right w:val="single" w:sz="1" w:space="0" w:color="CCCCCC"/>
-            </w:tcBorders>
-            <w:tcMar>
-              <w:top w:w="80" w:type="dxa"/>
-              <w:left w:w="160" w:type="dxa"/>
-              <w:bottom w:w="80" w:type="dxa"/>
-              <w:right w:w="160" w:type="dxa"/>
-            </w:tcMar>
-          </w:tcPr>
-          <w:p>
-            <w:r>
-              <w:rPr>
-                <w:color w:val="1A1A1A"/>
-                <w:sz w:val="20"/>
-                <w:szCs w:val="20"/>
-              </w:rPr>
-              <w:t>Create project</w:t>
-            </w:r>
-          </w:p>
-        </w:tc>
-        <w:tc>
-          <w:tcPr>
-            <w:tcW w:w="6320" w:type="dxa"/>
-            <w:tcBorders>
-              <w:top w:val="single" w:sz="1" w:space="0" w:color="CCCCCC"/>
-              <w:left w:val="single" w:sz="1" w:space="0" w:color="CCCCCC"/>
-              <w:bottom w:val="single" w:sz="1" w:space="0" w:color="CCCCCC"/>
-              <w:right w:val="single" w:sz="1" w:space="0" w:color="CCCCCC"/>
-            </w:tcBorders>
-            <w:tcMar>
-              <w:top w:w="80" w:type="dxa"/>
-              <w:left w:w="160" w:type="dxa"/>
-              <w:bottom w:w="80" w:type="dxa"/>
-              <w:right w:w="160" w:type="dxa"/>
-            </w:tcMar>
-          </w:tcPr>
-          <w:p>
-            <w:proofErr w:type="spellStart"/>
-            <w:r>
-              <w:rPr>
-                <w:color w:val="1A1A1A"/>
-                <w:sz w:val="20"/>
-                <w:szCs w:val="20"/>
-              </w:rPr>
-              <w:t>mkdir</w:t>
-            </w:r>
-            <w:proofErr w:type="spellEnd"/>
-            <w:r>
-              <w:rPr>
-                <w:color w:val="1A1A1A"/>
-                <w:sz w:val="20"/>
-                <w:szCs w:val="20"/>
-              </w:rPr>
-              <w:t xml:space="preserve"> day3-modules &amp;&amp; cd day3-modules &amp;&amp; </w:t>
-            </w:r>
-            <w:proofErr w:type="spellStart"/>
-            <w:r>
-              <w:rPr>
-                <w:color w:val="1A1A1A"/>
-                <w:sz w:val="20"/>
-                <w:szCs w:val="20"/>
-              </w:rPr>
-              <w:t>npm</w:t>
-            </w:r>
-            <w:proofErr w:type="spellEnd"/>
-            <w:r>
-              <w:rPr>
-                <w:color w:val="1A1A1A"/>
-                <w:sz w:val="20"/>
-                <w:szCs w:val="20"/>
-              </w:rPr>
-              <w:t xml:space="preserve"> </w:t>
-            </w:r>
-            <w:proofErr w:type="spellStart"/>
-            <w:r>
-              <w:rPr>
-                <w:color w:val="1A1A1A"/>
-                <w:sz w:val="20"/>
-                <w:szCs w:val="20"/>
-              </w:rPr>
-              <w:t>init</w:t>
-            </w:r>
-            <w:proofErr w:type="spellEnd"/>
-            <w:r>
-              <w:rPr>
-                <w:color w:val="1A1A1A"/>
-                <w:sz w:val="20"/>
-                <w:szCs w:val="20"/>
-              </w:rPr>
-              <w:t xml:space="preserve"> -y</w:t>
-            </w:r>
-          </w:p>
-        </w:tc>
-      </w:tr>
-      <w:tr>
-        <w:tblPrEx>
-          <w:tblCellMar>
-            <w:top w:w="0" w:type="dxa"/>
-            <w:bottom w:w="0" w:type="dxa"/>
-          </w:tblCellMar>
-        </w:tblPrEx>
-        <w:tc>
-          <w:tcPr>
-            <w:tcW w:w="640" w:type="dxa"/>
-            <w:tcBorders>
-              <w:top w:val="single" w:sz="1" w:space="0" w:color="CCCCCC"/>
-              <w:left w:val="single" w:sz="1" w:space="0" w:color="CCCCCC"/>
-              <w:bottom w:val="single" w:sz="1" w:space="0" w:color="CCCCCC"/>
-              <w:right w:val="single" w:sz="1" w:space="0" w:color="CCCCCC"/>
-            </w:tcBorders>
-            <w:shd w:val="clear" w:color="auto" w:fill="F3EAF9"/>
-            <w:tcMar>
-              <w:top w:w="80" w:type="dxa"/>
-              <w:left w:w="160" w:type="dxa"/>
-              <w:bottom w:w="80" w:type="dxa"/>
-              <w:right w:w="160" w:type="dxa"/>
-            </w:tcMar>
-          </w:tcPr>
-          <w:p>
-            <w:r>
-              <w:rPr>
-                <w:color w:val="1A1A1A"/>
-                <w:sz w:val="20"/>
-                <w:szCs w:val="20"/>
-              </w:rPr>
-              <w:t>2</w:t>
-            </w:r>
-          </w:p>
-        </w:tc>
-        <w:tc>
-          <w:tcPr>
-            <w:tcW w:w="2400" w:type="dxa"/>
-            <w:tcBorders>
-              <w:top w:val="single" w:sz="1" w:space="0" w:color="CCCCCC"/>
-              <w:left w:val="single" w:sz="1" w:space="0" w:color="CCCCCC"/>
-              <w:bottom w:val="single" w:sz="1" w:space="0" w:color="CCCCCC"/>
-              <w:right w:val="single" w:sz="1" w:space="0" w:color="CCCCCC"/>
-            </w:tcBorders>
-            <w:shd w:val="clear" w:color="auto" w:fill="F3EAF9"/>
-            <w:tcMar>
-              <w:top w:w="80" w:type="dxa"/>
-              <w:left w:w="160" w:type="dxa"/>
-              <w:bottom w:w="80" w:type="dxa"/>
-              <w:right w:w="160" w:type="dxa"/>
-            </w:tcMar>
-          </w:tcPr>
-          <w:p>
-            <w:r>
-              <w:rPr>
-                <w:color w:val="1A1A1A"/>
-                <w:sz w:val="20"/>
-                <w:szCs w:val="20"/>
-              </w:rPr>
-              <w:t>Create folders</w:t>
-            </w:r>
-          </w:p>
-        </w:tc>
-        <w:tc>
-          <w:tcPr>
-            <w:tcW w:w="6320" w:type="dxa"/>
-            <w:tcBorders>
-              <w:top w:val="single" w:sz="1" w:space="0" w:color="CCCCCC"/>
-              <w:left w:val="single" w:sz="1" w:space="0" w:color="CCCCCC"/>
-              <w:bottom w:val="single" w:sz="1" w:space="0" w:color="CCCCCC"/>
-              <w:right w:val="single" w:sz="1" w:space="0" w:color="CCCCCC"/>
-            </w:tcBorders>
-            <w:shd w:val="clear" w:color="auto" w:fill="F3EAF9"/>
-            <w:tcMar>
-              <w:top w:w="80" w:type="dxa"/>
-              <w:left w:w="160" w:type="dxa"/>
-              <w:bottom w:w="80" w:type="dxa"/>
-              <w:right w:w="160" w:type="dxa"/>
-            </w:tcMar>
-          </w:tcPr>
-          <w:p>
-            <w:r>
-              <w:rPr>
-                <w:color w:val="1A1A1A"/>
-                <w:sz w:val="20"/>
-                <w:szCs w:val="20"/>
-              </w:rPr>
-              <w:t>Create utils/ and config/ folders inside the project</w:t>
-            </w:r>
-          </w:p>
-        </w:tc>
-      </w:tr>
-      <w:tr>
-        <w:tblPrEx>
-          <w:tblCellMar>
-            <w:top w:w="0" w:type="dxa"/>
-            <w:bottom w:w="0" w:type="dxa"/>
-          </w:tblCellMar>
-        </w:tblPrEx>
-        <w:tc>
-          <w:tcPr>
-            <w:tcW w:w="640" w:type="dxa"/>
-            <w:tcBorders>
-              <w:top w:val="single" w:sz="1" w:space="0" w:color="CCCCCC"/>
-              <w:left w:val="single" w:sz="1" w:space="0" w:color="CCCCCC"/>
-              <w:bottom w:val="single" w:sz="1" w:space="0" w:color="CCCCCC"/>
-              <w:right w:val="single" w:sz="1" w:space="0" w:color="CCCCCC"/>
-            </w:tcBorders>
-            <w:tcMar>
-              <w:top w:w="80" w:type="dxa"/>
-              <w:left w:w="160" w:type="dxa"/>
-              <w:bottom w:w="80" w:type="dxa"/>
-              <w:right w:w="160" w:type="dxa"/>
-            </w:tcMar>
-          </w:tcPr>
-          <w:p>
-            <w:r>
-              <w:rPr>
-                <w:color w:val="1A1A1A"/>
-                <w:sz w:val="20"/>
-                <w:szCs w:val="20"/>
-              </w:rPr>
-              <w:t>3</w:t>
-            </w:r>
-          </w:p>
-        </w:tc>
-        <w:tc>
-          <w:tcPr>
-            <w:tcW w:w="2400" w:type="dxa"/>
-            <w:tcBorders>
-              <w:top w:val="single" w:sz="1" w:space="0" w:color="CCCCCC"/>
-              <w:left w:val="single" w:sz="1" w:space="0" w:color="CCCCCC"/>
-              <w:bottom w:val="single" w:sz="1" w:space="0" w:color="CCCCCC"/>
-              <w:right w:val="single" w:sz="1" w:space="0" w:color="CCCCCC"/>
-            </w:tcBorders>
-            <w:tcMar>
-              <w:top w:w="80" w:type="dxa"/>
-              <w:left w:w="160" w:type="dxa"/>
-              <w:bottom w:w="80" w:type="dxa"/>
-              <w:right w:w="160" w:type="dxa"/>
-            </w:tcMar>
-          </w:tcPr>
-          <w:p>
-            <w:r>
-              <w:rPr>
-                <w:color w:val="1A1A1A"/>
-                <w:sz w:val="20"/>
-                <w:szCs w:val="20"/>
-              </w:rPr>
-              <w:t>Write modules</w:t>
-            </w:r>
-          </w:p>
-        </w:tc>
-        <w:tc>
-          <w:tcPr>
-            <w:tcW w:w="6320" w:type="dxa"/>
-            <w:tcBorders>
-              <w:top w:val="single" w:sz="1" w:space="0" w:color="CCCCCC"/>
-              <w:left w:val="single" w:sz="1" w:space="0" w:color="CCCCCC"/>
-              <w:bottom w:val="single" w:sz="1" w:space="0" w:color="CCCCCC"/>
-              <w:right w:val="single" w:sz="1" w:space="0" w:color="CCCCCC"/>
-            </w:tcBorders>
-            <w:tcMar>
-              <w:top w:w="80" w:type="dxa"/>
-              <w:left w:w="160" w:type="dxa"/>
-              <w:bottom w:w="80" w:type="dxa"/>
-              <w:right w:w="160" w:type="dxa"/>
-            </w:tcMar>
-          </w:tcPr>
-          <w:p>
-            <w:r>
-              <w:rPr>
-                <w:color w:val="1A1A1A"/>
-                <w:sz w:val="20"/>
-                <w:szCs w:val="20"/>
-              </w:rPr>
-              <w:t>Create utils/math.js, utils/strings.js, config/constants.js using the code from Section 10</w:t>
-            </w:r>
-          </w:p>
-        </w:tc>
-      </w:tr>
-      <w:tr>
-        <w:tblPrEx>
-          <w:tblCellMar>
-            <w:top w:w="0" w:type="dxa"/>
-            <w:bottom w:w="0" w:type="dxa"/>
-          </w:tblCellMar>
-        </w:tblPrEx>
-        <w:tc>
-          <w:tcPr>
-            <w:tcW w:w="640" w:type="dxa"/>
-            <w:tcBorders>
-              <w:top w:val="single" w:sz="1" w:space="0" w:color="CCCCCC"/>
-              <w:left w:val="single" w:sz="1" w:space="0" w:color="CCCCCC"/>
-              <w:bottom w:val="single" w:sz="1" w:space="0" w:color="CCCCCC"/>
-              <w:right w:val="single" w:sz="1" w:space="0" w:color="CCCCCC"/>
-            </w:tcBorders>
-            <w:shd w:val="clear" w:color="auto" w:fill="F3EAF9"/>
-            <w:tcMar>
-              <w:top w:w="80" w:type="dxa"/>
-              <w:left w:w="160" w:type="dxa"/>
-              <w:bottom w:w="80" w:type="dxa"/>
-              <w:right w:w="160" w:type="dxa"/>
-            </w:tcMar>
-          </w:tcPr>
-          <w:p>
-            <w:r>
-              <w:rPr>
-                <w:color w:val="1A1A1A"/>
-                <w:sz w:val="20"/>
-                <w:szCs w:val="20"/>
-              </w:rPr>
-              <w:t>4</w:t>
-            </w:r>
-          </w:p>
-        </w:tc>
-        <w:tc>
-          <w:tcPr>
-            <w:tcW w:w="2400" w:type="dxa"/>
-            <w:tcBorders>
-              <w:top w:val="single" w:sz="1" w:space="0" w:color="CCCCCC"/>
-              <w:left w:val="single" w:sz="1" w:space="0" w:color="CCCCCC"/>
-              <w:bottom w:val="single" w:sz="1" w:space="0" w:color="CCCCCC"/>
-              <w:right w:val="single" w:sz="1" w:space="0" w:color="CCCCCC"/>
-            </w:tcBorders>
-            <w:shd w:val="clear" w:color="auto" w:fill="F3EAF9"/>
-            <w:tcMar>
-              <w:top w:w="80" w:type="dxa"/>
-              <w:left w:w="160" w:type="dxa"/>
-              <w:bottom w:w="80" w:type="dxa"/>
-              <w:right w:w="160" w:type="dxa"/>
-            </w:tcMar>
-          </w:tcPr>
-          <w:p>
-            <w:r>
-              <w:rPr>
-                <w:color w:val="1A1A1A"/>
-                <w:sz w:val="20"/>
-                <w:szCs w:val="20"/>
-              </w:rPr>
-              <w:t>Write app.js</w:t>
-            </w:r>
-          </w:p>
-        </w:tc>
-        <w:tc>
-          <w:tcPr>
-            <w:tcW w:w="6320" w:type="dxa"/>
-            <w:tcBorders>
-              <w:top w:val="single" w:sz="1" w:space="0" w:color="CCCCCC"/>
-              <w:left w:val="single" w:sz="1" w:space="0" w:color="CCCCCC"/>
-              <w:bottom w:val="single" w:sz="1" w:space="0" w:color="CCCCCC"/>
-              <w:right w:val="single" w:sz="1" w:space="0" w:color="CCCCCC"/>
-            </w:tcBorders>
-            <w:shd w:val="clear" w:color="auto" w:fill="F3EAF9"/>
-            <w:tcMar>
-              <w:top w:w="80" w:type="dxa"/>
-              <w:left w:w="160" w:type="dxa"/>
-              <w:bottom w:w="80" w:type="dxa"/>
-              <w:right w:w="160" w:type="dxa"/>
-            </w:tcMar>
-          </w:tcPr>
-          <w:p>
-            <w:r>
-              <w:rPr>
-                <w:color w:val="1A1A1A"/>
-                <w:sz w:val="20"/>
-                <w:szCs w:val="20"/>
-              </w:rPr>
-              <w:t>Import all three modules and call every exported function at least once</w:t>
-            </w:r>
-          </w:p>
-        </w:tc>
-      </w:tr>
-      <w:tr>
-        <w:tblPrEx>
-          <w:tblCellMar>
-            <w:top w:w="0" w:type="dxa"/>
-            <w:bottom w:w="0" w:type="dxa"/>
-          </w:tblCellMar>
-        </w:tblPrEx>
-        <w:tc>
-          <w:tcPr>
-            <w:tcW w:w="640" w:type="dxa"/>
-            <w:tcBorders>
-              <w:top w:val="single" w:sz="1" w:space="0" w:color="CCCCCC"/>
-              <w:left w:val="single" w:sz="1" w:space="0" w:color="CCCCCC"/>
-              <w:bottom w:val="single" w:sz="1" w:space="0" w:color="CCCCCC"/>
-              <w:right w:val="single" w:sz="1" w:space="0" w:color="CCCCCC"/>
-            </w:tcBorders>
-            <w:tcMar>
-              <w:top w:w="80" w:type="dxa"/>
-              <w:left w:w="160" w:type="dxa"/>
-              <w:bottom w:w="80" w:type="dxa"/>
-              <w:right w:w="160" w:type="dxa"/>
-            </w:tcMar>
-          </w:tcPr>
-          <w:p>
-            <w:r>
-              <w:rPr>
-                <w:color w:val="1A1A1A"/>
-                <w:sz w:val="20"/>
-                <w:szCs w:val="20"/>
-              </w:rPr>
-              <w:t>5</w:t>
-            </w:r>
-          </w:p>
-        </w:tc>
-        <w:tc>
-          <w:tcPr>
-            <w:tcW w:w="2400" w:type="dxa"/>
-            <w:tcBorders>
-              <w:top w:val="single" w:sz="1" w:space="0" w:color="CCCCCC"/>
-              <w:left w:val="single" w:sz="1" w:space="0" w:color="CCCCCC"/>
-              <w:bottom w:val="single" w:sz="1" w:space="0" w:color="CCCCCC"/>
-              <w:right w:val="single" w:sz="1" w:space="0" w:color="CCCCCC"/>
-            </w:tcBorders>
-            <w:tcMar>
-              <w:top w:w="80" w:type="dxa"/>
-              <w:left w:w="160" w:type="dxa"/>
-              <w:bottom w:w="80" w:type="dxa"/>
-              <w:right w:w="160" w:type="dxa"/>
-            </w:tcMar>
-          </w:tcPr>
-          <w:p>
-            <w:r>
-              <w:rPr>
-                <w:color w:val="1A1A1A"/>
-                <w:sz w:val="20"/>
-                <w:szCs w:val="20"/>
-              </w:rPr>
-              <w:t>Test privacy</w:t>
-            </w:r>
-          </w:p>
-        </w:tc>
-        <w:tc>
-          <w:tcPr>
-            <w:tcW w:w="6320" w:type="dxa"/>
-            <w:tcBorders>
-              <w:top w:val="single" w:sz="1" w:space="0" w:color="CCCCCC"/>
-              <w:left w:val="single" w:sz="1" w:space="0" w:color="CCCCCC"/>
-              <w:bottom w:val="single" w:sz="1" w:space="0" w:color="CCCCCC"/>
-              <w:right w:val="single" w:sz="1" w:space="0" w:color="CCCCCC"/>
-            </w:tcBorders>
-            <w:tcMar>
-              <w:top w:w="80" w:type="dxa"/>
-              <w:left w:w="160" w:type="dxa"/>
-              <w:bottom w:w="80" w:type="dxa"/>
-              <w:right w:w="160" w:type="dxa"/>
-            </w:tcMar>
-          </w:tcPr>
-          <w:p>
-            <w:r>
-              <w:rPr>
-                <w:color w:val="1A1A1A"/>
-                <w:sz w:val="20"/>
-                <w:szCs w:val="20"/>
-              </w:rPr>
-              <w:t xml:space="preserve">Try to access </w:t>
-            </w:r>
-            <w:proofErr w:type="spellStart"/>
-            <w:r>
-              <w:rPr>
-                <w:color w:val="1A1A1A"/>
-                <w:sz w:val="20"/>
-                <w:szCs w:val="20"/>
-              </w:rPr>
-              <w:t>validateNumbers</w:t>
-            </w:r>
-            <w:proofErr w:type="spellEnd"/>
-            <w:r>
-              <w:rPr>
-                <w:color w:val="1A1A1A"/>
-                <w:sz w:val="20"/>
-                <w:szCs w:val="20"/>
-              </w:rPr>
-              <w:t xml:space="preserve"> from app.js — observe that it is undefined (private!)</w:t>
-            </w:r>
-          </w:p>
-        </w:tc>
-      </w:tr>
-      <w:tr>
-        <w:tblPrEx>
-          <w:tblCellMar>
-            <w:top w:w="0" w:type="dxa"/>
-            <w:bottom w:w="0" w:type="dxa"/>
-          </w:tblCellMar>
-        </w:tblPrEx>
-        <w:tc>
-          <w:tcPr>
-            <w:tcW w:w="640" w:type="dxa"/>
-            <w:tcBorders>
-              <w:top w:val="single" w:sz="1" w:space="0" w:color="CCCCCC"/>
-              <w:left w:val="single" w:sz="1" w:space="0" w:color="CCCCCC"/>
-              <w:bottom w:val="single" w:sz="1" w:space="0" w:color="CCCCCC"/>
-              <w:right w:val="single" w:sz="1" w:space="0" w:color="CCCCCC"/>
-            </w:tcBorders>
-            <w:shd w:val="clear" w:color="auto" w:fill="F3EAF9"/>
-            <w:tcMar>
-              <w:top w:w="80" w:type="dxa"/>
-              <w:left w:w="160" w:type="dxa"/>
-              <w:bottom w:w="80" w:type="dxa"/>
-              <w:right w:w="160" w:type="dxa"/>
-            </w:tcMar>
-          </w:tcPr>
-          <w:p>
-            <w:r>
-              <w:rPr>
-                <w:color w:val="1A1A1A"/>
-                <w:sz w:val="20"/>
-                <w:szCs w:val="20"/>
-              </w:rPr>
-              <w:t>6</w:t>
-            </w:r>
-          </w:p>
-        </w:tc>
-        <w:tc>
-          <w:tcPr>
-            <w:tcW w:w="2400" w:type="dxa"/>
-            <w:tcBorders>
-              <w:top w:val="single" w:sz="1" w:space="0" w:color="CCCCCC"/>
-              <w:left w:val="single" w:sz="1" w:space="0" w:color="CCCCCC"/>
-              <w:bottom w:val="single" w:sz="1" w:space="0" w:color="CCCCCC"/>
-              <w:right w:val="single" w:sz="1" w:space="0" w:color="CCCCCC"/>
-            </w:tcBorders>
-            <w:shd w:val="clear" w:color="auto" w:fill="F3EAF9"/>
-            <w:tcMar>
-              <w:top w:w="80" w:type="dxa"/>
-              <w:left w:w="160" w:type="dxa"/>
-              <w:bottom w:w="80" w:type="dxa"/>
-              <w:right w:w="160" w:type="dxa"/>
-            </w:tcMar>
-          </w:tcPr>
-          <w:p>
-            <w:r>
-              <w:rPr>
-                <w:color w:val="1A1A1A"/>
-                <w:sz w:val="20"/>
-                <w:szCs w:val="20"/>
-              </w:rPr>
-              <w:t>Run it</w:t>
-            </w:r>
-          </w:p>
-        </w:tc>
-        <w:tc>
-          <w:tcPr>
-            <w:tcW w:w="6320" w:type="dxa"/>
-            <w:tcBorders>
-              <w:top w:val="single" w:sz="1" w:space="0" w:color="CCCCCC"/>
-              <w:left w:val="single" w:sz="1" w:space="0" w:color="CCCCCC"/>
-              <w:bottom w:val="single" w:sz="1" w:space="0" w:color="CCCCCC"/>
-              <w:right w:val="single" w:sz="1" w:space="0" w:color="CCCCCC"/>
-            </w:tcBorders>
-            <w:shd w:val="clear" w:color="auto" w:fill="F3EAF9"/>
-            <w:tcMar>
-              <w:top w:w="80" w:type="dxa"/>
-              <w:left w:w="160" w:type="dxa"/>
-              <w:bottom w:w="80" w:type="dxa"/>
-              <w:right w:w="160" w:type="dxa"/>
-            </w:tcMar>
-          </w:tcPr>
-          <w:p>
-            <w:r>
-              <w:rPr>
-                <w:color w:val="1A1A1A"/>
-                <w:sz w:val="20"/>
-                <w:szCs w:val="20"/>
-              </w:rPr>
-              <w:t>node app.js — verify all output is correct</w:t>
-            </w:r>
-          </w:p>
-        </w:tc>
-      </w:tr>
-    </w:tbl>
-    <w:p>
-      <w:pPr>
-        <w:spacing w:before="100"/>
-      </w:pPr>
-    </w:p>
-    <w:p>
-      <w:pPr>
-        <w:spacing w:before="200" w:after="80"/>
-      </w:pPr>
-      <w:r>
-        <w:rPr>
-          <w:b/>
-          <w:bCs/>
-          <w:color w:val="5A2D80"/>
-          <w:sz w:val="24"/>
-          <w:szCs w:val="24"/>
-        </w:rPr>
-        <w:lastRenderedPageBreak/>
-        <w:t>Bonus challenge — ES Modules version:</w:t>
-      </w:r>
-    </w:p>
-    <w:tbl>
-      <w:tblPr>
-        <w:tblW w:w="9360" w:type="dxa"/>
-        <w:tblBorders>
-          <w:top w:val="single" w:sz="4" w:space="0" w:color="auto"/>
-          <w:left w:val="single" w:sz="4" w:space="0" w:color="auto"/>
-          <w:bottom w:val="single" w:sz="4" w:space="0" w:color="auto"/>
-          <w:right w:val="single" w:sz="4" w:space="0" w:color="auto"/>
-          <w:insideH w:val="single" w:sz="4" w:space="0" w:color="auto"/>
-          <w:insideV w:val="single" w:sz="4" w:space="0" w:color="auto"/>
-        </w:tblBorders>
-        <w:tblCellMar>
-          <w:left w:w="10" w:type="dxa"/>
-          <w:right w:w="10" w:type="dxa"/>
-        </w:tblCellMar>
-        <w:tblLook w:val="04A0" w:firstRow="1" w:lastRow="0" w:firstColumn="1" w:lastColumn="0" w:noHBand="0" w:noVBand="1"/>
-      </w:tblPr>
-      <w:tblGrid>
-        <w:gridCol w:w="9360"/>
-      </w:tblGrid>
-      <w:tr>
-        <w:tblPrEx>
-          <w:tblCellMar>
-            <w:top w:w="0" w:type="dxa"/>
-            <w:bottom w:w="0" w:type="dxa"/>
-          </w:tblCellMar>
-        </w:tblPrEx>
-        <w:tc>
-          <w:tcPr>
-            <w:tcW w:w="9360" w:type="dxa"/>
-            <w:tcBorders>
-              <w:top w:val="single" w:sz="1" w:space="0" w:color="CCCCCC"/>
-              <w:left w:val="single" w:sz="2" w:space="0" w:color="7B3FA0"/>
-              <w:bottom w:val="single" w:sz="1" w:space="0" w:color="CCCCCC"/>
-              <w:right w:val="none" w:sz="0" w:space="0" w:color="FFFFFF"/>
-            </w:tcBorders>
-            <w:shd w:val="clear" w:color="auto" w:fill="F3F4F6"/>
-            <w:tcMar>
-              <w:top w:w="140" w:type="dxa"/>
-              <w:left w:w="240" w:type="dxa"/>
-              <w:bottom w:w="140" w:type="dxa"/>
-              <w:right w:w="240" w:type="dxa"/>
-            </w:tcMar>
-          </w:tcPr>
-          <w:p>
-            <w:pPr>
-              <w:spacing w:before="18" w:after="18"/>
-            </w:pPr>
-            <w:r>
-              <w:rPr>
-                <w:rFonts w:ascii="Courier New" w:eastAsia="Courier New" w:hAnsi="Courier New" w:cs="Courier New"/>
-                <w:color w:val="1E3A5F"/>
-                <w:sz w:val="18"/>
-                <w:szCs w:val="18"/>
-              </w:rPr>
-              <w:t xml:space="preserve">// 1. Add to </w:t>
-            </w:r>
-            <w:proofErr w:type="spellStart"/>
-            <w:proofErr w:type="gramStart"/>
-            <w:r>
-              <w:rPr>
-                <w:rFonts w:ascii="Courier New" w:eastAsia="Courier New" w:hAnsi="Courier New" w:cs="Courier New"/>
-                <w:color w:val="1E3A5F"/>
-                <w:sz w:val="18"/>
-                <w:szCs w:val="18"/>
-              </w:rPr>
-              <w:t>package.json</w:t>
-            </w:r>
-            <w:proofErr w:type="spellEnd"/>
-            <w:proofErr w:type="gramEnd"/>
-            <w:r>
-              <w:rPr>
-                <w:rFonts w:ascii="Courier New" w:eastAsia="Courier New" w:hAnsi="Courier New" w:cs="Courier New"/>
-                <w:color w:val="1E3A5F"/>
-                <w:sz w:val="18"/>
-                <w:szCs w:val="18"/>
-              </w:rPr>
-              <w:t>:</w:t>
-            </w:r>
-          </w:p>
-          <w:p>
-            <w:pPr>
-              <w:spacing w:before="18" w:after="18"/>
-            </w:pPr>
-            <w:proofErr w:type="gramStart"/>
-            <w:r>
-              <w:rPr>
-                <w:rFonts w:ascii="Courier New" w:eastAsia="Courier New" w:hAnsi="Courier New" w:cs="Courier New"/>
-                <w:color w:val="1E3A5F"/>
-                <w:sz w:val="18"/>
-                <w:szCs w:val="18"/>
-              </w:rPr>
-              <w:t>{ "</w:t>
-            </w:r>
-            <w:proofErr w:type="gramEnd"/>
-            <w:r>
-              <w:rPr>
-                <w:rFonts w:ascii="Courier New" w:eastAsia="Courier New" w:hAnsi="Courier New" w:cs="Courier New"/>
-                <w:color w:val="1E3A5F"/>
-                <w:sz w:val="18"/>
-                <w:szCs w:val="18"/>
-              </w:rPr>
-              <w:t>type": "module</w:t>
-            </w:r>
-            <w:proofErr w:type="gramStart"/>
-            <w:r>
-              <w:rPr>
-                <w:rFonts w:ascii="Courier New" w:eastAsia="Courier New" w:hAnsi="Courier New" w:cs="Courier New"/>
-                <w:color w:val="1E3A5F"/>
-                <w:sz w:val="18"/>
-                <w:szCs w:val="18"/>
-              </w:rPr>
-              <w:t>" }</w:t>
-            </w:r>
-            <w:proofErr w:type="gramEnd"/>
-          </w:p>
-          <w:p>
-            <w:pPr>
-              <w:spacing w:before="18" w:after="18"/>
-            </w:pPr>
-          </w:p>
-          <w:p>
-            <w:pPr>
-              <w:spacing w:before="18" w:after="18"/>
-            </w:pPr>
-            <w:r>
-              <w:rPr>
-                <w:rFonts w:ascii="Courier New" w:eastAsia="Courier New" w:hAnsi="Courier New" w:cs="Courier New"/>
-                <w:color w:val="1E3A5F"/>
-                <w:sz w:val="18"/>
-                <w:szCs w:val="18"/>
-              </w:rPr>
-              <w:t>// 2. Rewrite math.js using named exports:</w:t>
-            </w:r>
-          </w:p>
-          <w:p>
-            <w:pPr>
-              <w:spacing w:before="18" w:after="18"/>
-            </w:pPr>
-            <w:r>
-              <w:rPr>
-                <w:rFonts w:ascii="Courier New" w:eastAsia="Courier New" w:hAnsi="Courier New" w:cs="Courier New"/>
-                <w:color w:val="1E3A5F"/>
-                <w:sz w:val="18"/>
-                <w:szCs w:val="18"/>
-              </w:rPr>
-              <w:t xml:space="preserve">export function </w:t>
-            </w:r>
-            <w:proofErr w:type="gramStart"/>
-            <w:r>
-              <w:rPr>
-                <w:rFonts w:ascii="Courier New" w:eastAsia="Courier New" w:hAnsi="Courier New" w:cs="Courier New"/>
-                <w:color w:val="1E3A5F"/>
-                <w:sz w:val="18"/>
-                <w:szCs w:val="18"/>
-              </w:rPr>
-              <w:t>add(</w:t>
-            </w:r>
-            <w:proofErr w:type="gramEnd"/>
-            <w:r>
-              <w:rPr>
-                <w:rFonts w:ascii="Courier New" w:eastAsia="Courier New" w:hAnsi="Courier New" w:cs="Courier New"/>
-                <w:color w:val="1E3A5F"/>
-                <w:sz w:val="18"/>
-                <w:szCs w:val="18"/>
-              </w:rPr>
-              <w:t xml:space="preserve">a, b) </w:t>
-            </w:r>
-            <w:proofErr w:type="gramStart"/>
-            <w:r>
-              <w:rPr>
-                <w:rFonts w:ascii="Courier New" w:eastAsia="Courier New" w:hAnsi="Courier New" w:cs="Courier New"/>
-                <w:color w:val="1E3A5F"/>
-                <w:sz w:val="18"/>
-                <w:szCs w:val="18"/>
-              </w:rPr>
-              <w:t>{ return</w:t>
-            </w:r>
-            <w:proofErr w:type="gramEnd"/>
-            <w:r>
-              <w:rPr>
-                <w:rFonts w:ascii="Courier New" w:eastAsia="Courier New" w:hAnsi="Courier New" w:cs="Courier New"/>
-                <w:color w:val="1E3A5F"/>
-                <w:sz w:val="18"/>
-                <w:szCs w:val="18"/>
-              </w:rPr>
-              <w:t xml:space="preserve"> a + b</w:t>
-            </w:r>
-            <w:proofErr w:type="gramStart"/>
-            <w:r>
-              <w:rPr>
-                <w:rFonts w:ascii="Courier New" w:eastAsia="Courier New" w:hAnsi="Courier New" w:cs="Courier New"/>
-                <w:color w:val="1E3A5F"/>
-                <w:sz w:val="18"/>
-                <w:szCs w:val="18"/>
-              </w:rPr>
-              <w:t>; }</w:t>
-            </w:r>
-            <w:proofErr w:type="gramEnd"/>
-          </w:p>
-          <w:p>
-            <w:pPr>
-              <w:spacing w:before="18" w:after="18"/>
-            </w:pPr>
-            <w:r>
-              <w:rPr>
-                <w:rFonts w:ascii="Courier New" w:eastAsia="Courier New" w:hAnsi="Courier New" w:cs="Courier New"/>
-                <w:color w:val="1E3A5F"/>
-                <w:sz w:val="18"/>
-                <w:szCs w:val="18"/>
-              </w:rPr>
-              <w:t xml:space="preserve">export function </w:t>
-            </w:r>
-            <w:proofErr w:type="gramStart"/>
-            <w:r>
-              <w:rPr>
-                <w:rFonts w:ascii="Courier New" w:eastAsia="Courier New" w:hAnsi="Courier New" w:cs="Courier New"/>
-                <w:color w:val="1E3A5F"/>
-                <w:sz w:val="18"/>
-                <w:szCs w:val="18"/>
-              </w:rPr>
-              <w:t>subtract(</w:t>
-            </w:r>
-            <w:proofErr w:type="gramEnd"/>
-            <w:r>
-              <w:rPr>
-                <w:rFonts w:ascii="Courier New" w:eastAsia="Courier New" w:hAnsi="Courier New" w:cs="Courier New"/>
-                <w:color w:val="1E3A5F"/>
-                <w:sz w:val="18"/>
-                <w:szCs w:val="18"/>
-              </w:rPr>
-              <w:t xml:space="preserve">a, b) </w:t>
-            </w:r>
-            <w:proofErr w:type="gramStart"/>
-            <w:r>
-              <w:rPr>
-                <w:rFonts w:ascii="Courier New" w:eastAsia="Courier New" w:hAnsi="Courier New" w:cs="Courier New"/>
-                <w:color w:val="1E3A5F"/>
-                <w:sz w:val="18"/>
-                <w:szCs w:val="18"/>
-              </w:rPr>
-              <w:t>{ return</w:t>
-            </w:r>
-            <w:proofErr w:type="gramEnd"/>
-            <w:r>
-              <w:rPr>
-                <w:rFonts w:ascii="Courier New" w:eastAsia="Courier New" w:hAnsi="Courier New" w:cs="Courier New"/>
-                <w:color w:val="1E3A5F"/>
-                <w:sz w:val="18"/>
-                <w:szCs w:val="18"/>
-              </w:rPr>
-              <w:t xml:space="preserve"> a - b</w:t>
-            </w:r>
-            <w:proofErr w:type="gramStart"/>
-            <w:r>
-              <w:rPr>
-                <w:rFonts w:ascii="Courier New" w:eastAsia="Courier New" w:hAnsi="Courier New" w:cs="Courier New"/>
-                <w:color w:val="1E3A5F"/>
-                <w:sz w:val="18"/>
-                <w:szCs w:val="18"/>
-              </w:rPr>
-              <w:t>; }</w:t>
-            </w:r>
-            <w:proofErr w:type="gramEnd"/>
-          </w:p>
-          <w:p>
-            <w:pPr>
-              <w:spacing w:before="18" w:after="18"/>
-            </w:pPr>
-          </w:p>
-          <w:p>
-            <w:pPr>
-              <w:spacing w:before="18" w:after="18"/>
-            </w:pPr>
-            <w:r>
-              <w:rPr>
-                <w:rFonts w:ascii="Courier New" w:eastAsia="Courier New" w:hAnsi="Courier New" w:cs="Courier New"/>
-                <w:color w:val="1E3A5F"/>
-                <w:sz w:val="18"/>
-                <w:szCs w:val="18"/>
-              </w:rPr>
-              <w:t>// 3. Rewrite app.js using imports:</w:t>
-            </w:r>
-          </w:p>
-          <w:p>
-            <w:pPr>
-              <w:spacing w:before="18" w:after="18"/>
-            </w:pPr>
-            <w:r>
-              <w:rPr>
-                <w:rFonts w:ascii="Courier New" w:eastAsia="Courier New" w:hAnsi="Courier New" w:cs="Courier New"/>
-                <w:color w:val="1E3A5F"/>
-                <w:sz w:val="18"/>
-                <w:szCs w:val="18"/>
-              </w:rPr>
-              <w:t xml:space="preserve">import </w:t>
-            </w:r>
-            <w:proofErr w:type="gramStart"/>
-            <w:r>
-              <w:rPr>
-                <w:rFonts w:ascii="Courier New" w:eastAsia="Courier New" w:hAnsi="Courier New" w:cs="Courier New"/>
-                <w:color w:val="1E3A5F"/>
-                <w:sz w:val="18"/>
-                <w:szCs w:val="18"/>
-              </w:rPr>
-              <w:t>{ add</w:t>
-            </w:r>
-            <w:proofErr w:type="gramEnd"/>
-            <w:r>
-              <w:rPr>
-                <w:rFonts w:ascii="Courier New" w:eastAsia="Courier New" w:hAnsi="Courier New" w:cs="Courier New"/>
-                <w:color w:val="1E3A5F"/>
-                <w:sz w:val="18"/>
-                <w:szCs w:val="18"/>
-              </w:rPr>
-              <w:t xml:space="preserve">, </w:t>
-            </w:r>
-            <w:proofErr w:type="gramStart"/>
-            <w:r>
-              <w:rPr>
-                <w:rFonts w:ascii="Courier New" w:eastAsia="Courier New" w:hAnsi="Courier New" w:cs="Courier New"/>
-                <w:color w:val="1E3A5F"/>
-                <w:sz w:val="18"/>
-                <w:szCs w:val="18"/>
-              </w:rPr>
-              <w:t>subtract }</w:t>
-            </w:r>
-            <w:proofErr w:type="gramEnd"/>
-            <w:r>
-              <w:rPr>
-                <w:rFonts w:ascii="Courier New" w:eastAsia="Courier New" w:hAnsi="Courier New" w:cs="Courier New"/>
-                <w:color w:val="1E3A5F"/>
-                <w:sz w:val="18"/>
-                <w:szCs w:val="18"/>
-              </w:rPr>
-              <w:t xml:space="preserve"> from './utils/math.js';</w:t>
-            </w:r>
-          </w:p>
-          <w:p>
-            <w:pPr>
-              <w:spacing w:before="18" w:after="18"/>
-            </w:pPr>
-            <w:r>
-              <w:rPr>
-                <w:rFonts w:ascii="Courier New" w:eastAsia="Courier New" w:hAnsi="Courier New" w:cs="Courier New"/>
-                <w:color w:val="1E3A5F"/>
-                <w:sz w:val="18"/>
-                <w:szCs w:val="18"/>
-              </w:rPr>
-              <w:t xml:space="preserve">import </w:t>
-            </w:r>
-            <w:proofErr w:type="gramStart"/>
-            <w:r>
-              <w:rPr>
-                <w:rFonts w:ascii="Courier New" w:eastAsia="Courier New" w:hAnsi="Courier New" w:cs="Courier New"/>
-                <w:color w:val="1E3A5F"/>
-                <w:sz w:val="18"/>
-                <w:szCs w:val="18"/>
-              </w:rPr>
-              <w:t>{ capitalize</w:t>
-            </w:r>
-            <w:proofErr w:type="gramEnd"/>
-            <w:r>
-              <w:rPr>
-                <w:rFonts w:ascii="Courier New" w:eastAsia="Courier New" w:hAnsi="Courier New" w:cs="Courier New"/>
-                <w:color w:val="1E3A5F"/>
-                <w:sz w:val="18"/>
-                <w:szCs w:val="18"/>
-              </w:rPr>
-              <w:t xml:space="preserve"> } from './utils/strings.js';</w:t>
-            </w:r>
-          </w:p>
-          <w:p>
-            <w:pPr>
-              <w:spacing w:before="18" w:after="18"/>
-            </w:pPr>
-          </w:p>
-          <w:p>
-            <w:pPr>
-              <w:spacing w:before="18" w:after="18"/>
-            </w:pPr>
-            <w:r>
-              <w:rPr>
-                <w:rFonts w:ascii="Courier New" w:eastAsia="Courier New" w:hAnsi="Courier New" w:cs="Courier New"/>
-                <w:color w:val="1E3A5F"/>
-                <w:sz w:val="18"/>
-                <w:szCs w:val="18"/>
-              </w:rPr>
-              <w:t>// 4. Run it — same output, different syntax</w:t>
-            </w:r>
-          </w:p>
-          <w:p>
-            <w:pPr>
-              <w:spacing w:before="18" w:after="18"/>
-            </w:pPr>
-            <w:r>
-              <w:rPr>
-                <w:rFonts w:ascii="Courier New" w:eastAsia="Courier New" w:hAnsi="Courier New" w:cs="Courier New"/>
-                <w:color w:val="1E3A5F"/>
-                <w:sz w:val="18"/>
-                <w:szCs w:val="18"/>
-              </w:rPr>
-              <w:t>node app.js</w:t>
-            </w:r>
-          </w:p>
-        </w:tc>
-      </w:tr>
-    </w:tbl>
-    <w:p>
-      <w:pPr>
-        <w:spacing w:before="200"/>
-      </w:pPr>
-    </w:p>
-    <w:p>
-      <w:pPr>
-        <w:pBdr>
-          <w:bottom w:val="single" w:sz="4" w:space="6" w:color="7B3FA0"/>
-        </w:pBdr>
-        <w:spacing w:before="340" w:after="120"/>
-      </w:pPr>
-      <w:r>
-        <w:rPr>
-          <w:b/>
-          <w:bCs/>
-          <w:color w:val="7B3FA0"/>
-          <w:sz w:val="30"/>
-          <w:szCs w:val="30"/>
-        </w:rPr>
-        <w:t xml:space="preserve">14. </w:t>
+        <w:t xml:space="preserve">. </w:t>
       </w:r>
       <w:r>
         <w:rPr>
@@ -18654,12 +11833,6 @@
         <w:gridCol w:w="6960"/>
       </w:tblGrid>
       <w:tr>
-        <w:tblPrEx>
-          <w:tblCellMar>
-            <w:top w:w="0" w:type="dxa"/>
-            <w:bottom w:w="0" w:type="dxa"/>
-          </w:tblCellMar>
-        </w:tblPrEx>
         <w:trPr>
           <w:tblHeader/>
         </w:trPr>
@@ -18725,12 +11898,6 @@
         </w:tc>
       </w:tr>
       <w:tr>
-        <w:tblPrEx>
-          <w:tblCellMar>
-            <w:top w:w="0" w:type="dxa"/>
-            <w:bottom w:w="0" w:type="dxa"/>
-          </w:tblCellMar>
-        </w:tblPrEx>
         <w:tc>
           <w:tcPr>
             <w:tcW w:w="2400" w:type="dxa"/>
@@ -18805,12 +11972,6 @@
         </w:tc>
       </w:tr>
       <w:tr>
-        <w:tblPrEx>
-          <w:tblCellMar>
-            <w:top w:w="0" w:type="dxa"/>
-            <w:bottom w:w="0" w:type="dxa"/>
-          </w:tblCellMar>
-        </w:tblPrEx>
         <w:tc>
           <w:tcPr>
             <w:tcW w:w="2400" w:type="dxa"/>
@@ -18901,12 +12062,6 @@
         </w:tc>
       </w:tr>
       <w:tr>
-        <w:tblPrEx>
-          <w:tblCellMar>
-            <w:top w:w="0" w:type="dxa"/>
-            <w:bottom w:w="0" w:type="dxa"/>
-          </w:tblCellMar>
-        </w:tblPrEx>
         <w:tc>
           <w:tcPr>
             <w:tcW w:w="2400" w:type="dxa"/>
@@ -18963,12 +12118,6 @@
         </w:tc>
       </w:tr>
       <w:tr>
-        <w:tblPrEx>
-          <w:tblCellMar>
-            <w:top w:w="0" w:type="dxa"/>
-            <w:bottom w:w="0" w:type="dxa"/>
-          </w:tblCellMar>
-        </w:tblPrEx>
         <w:tc>
           <w:tcPr>
             <w:tcW w:w="2400" w:type="dxa"/>
@@ -19061,12 +12210,6 @@
         </w:tc>
       </w:tr>
       <w:tr>
-        <w:tblPrEx>
-          <w:tblCellMar>
-            <w:top w:w="0" w:type="dxa"/>
-            <w:bottom w:w="0" w:type="dxa"/>
-          </w:tblCellMar>
-        </w:tblPrEx>
         <w:tc>
           <w:tcPr>
             <w:tcW w:w="2400" w:type="dxa"/>
@@ -19146,12 +12289,6 @@
         </w:tc>
       </w:tr>
       <w:tr>
-        <w:tblPrEx>
-          <w:tblCellMar>
-            <w:top w:w="0" w:type="dxa"/>
-            <w:bottom w:w="0" w:type="dxa"/>
-          </w:tblCellMar>
-        </w:tblPrEx>
         <w:tc>
           <w:tcPr>
             <w:tcW w:w="2400" w:type="dxa"/>
@@ -19231,12 +12368,6 @@
         </w:tc>
       </w:tr>
       <w:tr>
-        <w:tblPrEx>
-          <w:tblCellMar>
-            <w:top w:w="0" w:type="dxa"/>
-            <w:bottom w:w="0" w:type="dxa"/>
-          </w:tblCellMar>
-        </w:tblPrEx>
         <w:tc>
           <w:tcPr>
             <w:tcW w:w="2400" w:type="dxa"/>
@@ -19294,12 +12425,6 @@
         </w:tc>
       </w:tr>
       <w:tr>
-        <w:tblPrEx>
-          <w:tblCellMar>
-            <w:top w:w="0" w:type="dxa"/>
-            <w:bottom w:w="0" w:type="dxa"/>
-          </w:tblCellMar>
-        </w:tblPrEx>
         <w:tc>
           <w:tcPr>
             <w:tcW w:w="2400" w:type="dxa"/>
@@ -19359,12 +12484,6 @@
         </w:tc>
       </w:tr>
       <w:tr>
-        <w:tblPrEx>
-          <w:tblCellMar>
-            <w:top w:w="0" w:type="dxa"/>
-            <w:bottom w:w="0" w:type="dxa"/>
-          </w:tblCellMar>
-        </w:tblPrEx>
         <w:tc>
           <w:tcPr>
             <w:tcW w:w="2400" w:type="dxa"/>
@@ -19449,12 +12568,6 @@
         </w:tc>
       </w:tr>
       <w:tr>
-        <w:tblPrEx>
-          <w:tblCellMar>
-            <w:top w:w="0" w:type="dxa"/>
-            <w:bottom w:w="0" w:type="dxa"/>
-          </w:tblCellMar>
-        </w:tblPrEx>
         <w:tc>
           <w:tcPr>
             <w:tcW w:w="2400" w:type="dxa"/>
@@ -19513,12 +12626,6 @@
         </w:tc>
       </w:tr>
       <w:tr>
-        <w:tblPrEx>
-          <w:tblCellMar>
-            <w:top w:w="0" w:type="dxa"/>
-            <w:bottom w:w="0" w:type="dxa"/>
-          </w:tblCellMar>
-        </w:tblPrEx>
         <w:tc>
           <w:tcPr>
             <w:tcW w:w="2400" w:type="dxa"/>
@@ -19593,12 +12700,6 @@
         </w:tc>
       </w:tr>
       <w:tr>
-        <w:tblPrEx>
-          <w:tblCellMar>
-            <w:top w:w="0" w:type="dxa"/>
-            <w:bottom w:w="0" w:type="dxa"/>
-          </w:tblCellMar>
-        </w:tblPrEx>
         <w:tc>
           <w:tcPr>
             <w:tcW w:w="2400" w:type="dxa"/>
@@ -19623,6 +12724,7 @@
                 <w:sz w:val="20"/>
                 <w:szCs w:val="20"/>
               </w:rPr>
+              <w:lastRenderedPageBreak/>
               <w:t>Singleton</w:t>
             </w:r>
           </w:p>
@@ -19657,12 +12759,6 @@
         </w:tc>
       </w:tr>
       <w:tr>
-        <w:tblPrEx>
-          <w:tblCellMar>
-            <w:top w:w="0" w:type="dxa"/>
-            <w:bottom w:w="0" w:type="dxa"/>
-          </w:tblCellMar>
-        </w:tblPrEx>
         <w:tc>
           <w:tcPr>
             <w:tcW w:w="2400" w:type="dxa"/>
@@ -19737,12 +12833,6 @@
         </w:tc>
       </w:tr>
       <w:tr>
-        <w:tblPrEx>
-          <w:tblCellMar>
-            <w:top w:w="0" w:type="dxa"/>
-            <w:bottom w:w="0" w:type="dxa"/>
-          </w:tblCellMar>
-        </w:tblPrEx>
         <w:tc>
           <w:tcPr>
             <w:tcW w:w="2400" w:type="dxa"/>
@@ -19821,7 +12911,27 @@
           <w:sz w:val="30"/>
           <w:szCs w:val="30"/>
         </w:rPr>
-        <w:t xml:space="preserve">15. </w:t>
+        <w:t>1</w:t>
+      </w:r>
+      <w:r>
+        <w:rPr>
+          <w:b/>
+          <w:bCs/>
+          <w:color w:val="7B3FA0"/>
+          <w:sz w:val="30"/>
+          <w:szCs w:val="30"/>
+        </w:rPr>
+        <w:t>1</w:t>
+      </w:r>
+      <w:r>
+        <w:rPr>
+          <w:b/>
+          <w:bCs/>
+          <w:color w:val="7B3FA0"/>
+          <w:sz w:val="30"/>
+          <w:szCs w:val="30"/>
+        </w:rPr>
+        <w:t xml:space="preserve">. </w:t>
       </w:r>
       <w:r>
         <w:rPr>
@@ -19861,12 +12971,6 @@
         <w:gridCol w:w="6360"/>
       </w:tblGrid>
       <w:tr>
-        <w:tblPrEx>
-          <w:tblCellMar>
-            <w:top w:w="0" w:type="dxa"/>
-            <w:bottom w:w="0" w:type="dxa"/>
-          </w:tblCellMar>
-        </w:tblPrEx>
         <w:trPr>
           <w:tblHeader/>
         </w:trPr>
@@ -19932,12 +13036,6 @@
         </w:tc>
       </w:tr>
       <w:tr>
-        <w:tblPrEx>
-          <w:tblCellMar>
-            <w:top w:w="0" w:type="dxa"/>
-            <w:bottom w:w="0" w:type="dxa"/>
-          </w:tblCellMar>
-        </w:tblPrEx>
         <w:tc>
           <w:tcPr>
             <w:tcW w:w="3000" w:type="dxa"/>
@@ -20012,12 +13110,6 @@
         </w:tc>
       </w:tr>
       <w:tr>
-        <w:tblPrEx>
-          <w:tblCellMar>
-            <w:top w:w="0" w:type="dxa"/>
-            <w:bottom w:w="0" w:type="dxa"/>
-          </w:tblCellMar>
-        </w:tblPrEx>
         <w:tc>
           <w:tcPr>
             <w:tcW w:w="3000" w:type="dxa"/>
@@ -20116,12 +13208,6 @@
         </w:tc>
       </w:tr>
       <w:tr>
-        <w:tblPrEx>
-          <w:tblCellMar>
-            <w:top w:w="0" w:type="dxa"/>
-            <w:bottom w:w="0" w:type="dxa"/>
-          </w:tblCellMar>
-        </w:tblPrEx>
         <w:tc>
           <w:tcPr>
             <w:tcW w:w="3000" w:type="dxa"/>
@@ -20216,12 +13302,6 @@
         </w:tc>
       </w:tr>
       <w:tr>
-        <w:tblPrEx>
-          <w:tblCellMar>
-            <w:top w:w="0" w:type="dxa"/>
-            <w:bottom w:w="0" w:type="dxa"/>
-          </w:tblCellMar>
-        </w:tblPrEx>
         <w:tc>
           <w:tcPr>
             <w:tcW w:w="3000" w:type="dxa"/>
@@ -20280,12 +13360,6 @@
         </w:tc>
       </w:tr>
       <w:tr>
-        <w:tblPrEx>
-          <w:tblCellMar>
-            <w:top w:w="0" w:type="dxa"/>
-            <w:bottom w:w="0" w:type="dxa"/>
-          </w:tblCellMar>
-        </w:tblPrEx>
         <w:tc>
           <w:tcPr>
             <w:tcW w:w="3000" w:type="dxa"/>
@@ -20360,12 +13434,6 @@
         </w:tc>
       </w:tr>
       <w:tr>
-        <w:tblPrEx>
-          <w:tblCellMar>
-            <w:top w:w="0" w:type="dxa"/>
-            <w:bottom w:w="0" w:type="dxa"/>
-          </w:tblCellMar>
-        </w:tblPrEx>
         <w:tc>
           <w:tcPr>
             <w:tcW w:w="3000" w:type="dxa"/>
@@ -20460,12 +13528,6 @@
         </w:tc>
       </w:tr>
       <w:tr>
-        <w:tblPrEx>
-          <w:tblCellMar>
-            <w:top w:w="0" w:type="dxa"/>
-            <w:bottom w:w="0" w:type="dxa"/>
-          </w:tblCellMar>
-        </w:tblPrEx>
         <w:tc>
           <w:tcPr>
             <w:tcW w:w="3000" w:type="dxa"/>
@@ -20522,12 +13584,6 @@
         </w:tc>
       </w:tr>
       <w:tr>
-        <w:tblPrEx>
-          <w:tblCellMar>
-            <w:top w:w="0" w:type="dxa"/>
-            <w:bottom w:w="0" w:type="dxa"/>
-          </w:tblCellMar>
-        </w:tblPrEx>
         <w:tc>
           <w:tcPr>
             <w:tcW w:w="3000" w:type="dxa"/>
@@ -20642,12 +13698,6 @@
         <w:gridCol w:w="9360"/>
       </w:tblGrid>
       <w:tr>
-        <w:tblPrEx>
-          <w:tblCellMar>
-            <w:top w:w="0" w:type="dxa"/>
-            <w:bottom w:w="0" w:type="dxa"/>
-          </w:tblCellMar>
-        </w:tblPrEx>
         <w:tc>
           <w:tcPr>
             <w:tcW w:w="9360" w:type="dxa"/>
@@ -22167,6 +15217,7 @@
   <w:style w:type="paragraph" w:default="1" w:styleId="Normal">
     <w:name w:val="Normal"/>
     <w:qFormat/>
+    <w:rsid w:val="00B071F8"/>
   </w:style>
   <w:style w:type="paragraph" w:styleId="Heading1">
     <w:name w:val="heading 1"/>
